--- a/_util/Instruções PRT Welfare.docx
+++ b/_util/Instruções PRT Welfare.docx
@@ -95,24 +95,2130 @@
           <w:lang w:val="pt-PT"/>
         </w:rPr>
       </w:pPr>
-    </w:p>
-    <w:p>
-      <w:pPr>
-        <w:pStyle w:val="Heading1"/>
+      <w:r>
+        <w:rPr>
+          <w:lang w:val="pt-PT"/>
+        </w:rPr>
+        <w:t xml:space="preserve">Gestão do </w:t>
+      </w:r>
+      <w:proofErr w:type="spellStart"/>
+      <w:r>
+        <w:rPr>
+          <w:lang w:val="pt-PT"/>
+        </w:rPr>
+        <w:t>Welfare</w:t>
+      </w:r>
+      <w:proofErr w:type="spellEnd"/>
+      <w:r>
+        <w:rPr>
+          <w:lang w:val="pt-PT"/>
+        </w:rPr>
+        <w:t xml:space="preserve"> do Contingente</w:t>
+      </w:r>
+    </w:p>
+    <w:p>
+      <w:pPr>
+        <w:rPr>
+          <w:lang w:val="pt-PT"/>
+        </w:rPr>
+      </w:pPr>
+    </w:p>
+    <w:sdt>
+      <w:sdtPr>
+        <w:rPr>
+          <w:rFonts w:asciiTheme="minorHAnsi" w:eastAsiaTheme="minorHAnsi" w:hAnsiTheme="minorHAnsi" w:cstheme="minorBidi"/>
+          <w:color w:val="auto"/>
+          <w:sz w:val="22"/>
+          <w:szCs w:val="22"/>
+          <w:lang w:val="en-US" w:eastAsia="en-US"/>
+        </w:rPr>
+        <w:id w:val="-1384705364"/>
+        <w:docPartObj>
+          <w:docPartGallery w:val="Table of Contents"/>
+          <w:docPartUnique/>
+        </w:docPartObj>
+      </w:sdtPr>
+      <w:sdtEndPr>
         <w:rPr>
           <w:b/>
           <w:bCs/>
-          <w:lang w:val="pt-PT"/>
-        </w:rPr>
-      </w:pPr>
-      <w:r>
-        <w:rPr>
+        </w:rPr>
+      </w:sdtEndPr>
+      <w:sdtContent>
+        <w:p>
+          <w:pPr>
+            <w:pStyle w:val="TOCHeading"/>
+          </w:pPr>
+          <w:r>
+            <w:t>Índice</w:t>
+          </w:r>
+        </w:p>
+        <w:p>
+          <w:pPr>
+            <w:pStyle w:val="TOC1"/>
+            <w:rPr>
+              <w:rFonts w:eastAsiaTheme="minorEastAsia"/>
+              <w:b w:val="0"/>
+              <w:bCs w:val="0"/>
+              <w:lang w:val="en-US"/>
+            </w:rPr>
+          </w:pPr>
+          <w:r>
+            <w:fldChar w:fldCharType="begin"/>
+          </w:r>
+          <w:r>
+            <w:instrText xml:space="preserve"> TOC \o "1-3" \h \z \u </w:instrText>
+          </w:r>
+          <w:r>
+            <w:fldChar w:fldCharType="separate"/>
+          </w:r>
+          <w:hyperlink w:anchor="_Toc231464936" w:history="1">
+            <w:r>
+              <w:rPr>
+                <w:rStyle w:val="Hyperlink"/>
+              </w:rPr>
+              <w:t>Instalação</w:t>
+            </w:r>
+            <w:r>
+              <w:rPr>
+                <w:webHidden/>
+              </w:rPr>
+              <w:tab/>
+            </w:r>
+            <w:r>
+              <w:rPr>
+                <w:webHidden/>
+              </w:rPr>
+              <w:fldChar w:fldCharType="begin"/>
+            </w:r>
+            <w:r>
+              <w:rPr>
+                <w:webHidden/>
+              </w:rPr>
+              <w:instrText xml:space="preserve"> PAGEREF _Toc231464936 \h </w:instrText>
+            </w:r>
+            <w:r>
+              <w:rPr>
+                <w:webHidden/>
+              </w:rPr>
+            </w:r>
+            <w:r>
+              <w:rPr>
+                <w:webHidden/>
+              </w:rPr>
+              <w:fldChar w:fldCharType="separate"/>
+            </w:r>
+            <w:r>
+              <w:rPr>
+                <w:webHidden/>
+              </w:rPr>
+              <w:t>2</w:t>
+            </w:r>
+            <w:r>
+              <w:rPr>
+                <w:webHidden/>
+              </w:rPr>
+              <w:fldChar w:fldCharType="end"/>
+            </w:r>
+          </w:hyperlink>
+        </w:p>
+        <w:p>
+          <w:pPr>
+            <w:pStyle w:val="TOC1"/>
+            <w:rPr>
+              <w:rFonts w:eastAsiaTheme="minorEastAsia"/>
+              <w:b w:val="0"/>
+              <w:bCs w:val="0"/>
+              <w:lang w:val="en-US"/>
+            </w:rPr>
+          </w:pPr>
+          <w:hyperlink w:anchor="_Toc231464937" w:history="1">
+            <w:r>
+              <w:rPr>
+                <w:rStyle w:val="Hyperlink"/>
+              </w:rPr>
+              <w:t>Primeira utilização</w:t>
+            </w:r>
+            <w:r>
+              <w:rPr>
+                <w:webHidden/>
+              </w:rPr>
+              <w:tab/>
+            </w:r>
+            <w:r>
+              <w:rPr>
+                <w:webHidden/>
+              </w:rPr>
+              <w:fldChar w:fldCharType="begin"/>
+            </w:r>
+            <w:r>
+              <w:rPr>
+                <w:webHidden/>
+              </w:rPr>
+              <w:instrText xml:space="preserve"> PAGEREF _Toc231464937 \h </w:instrText>
+            </w:r>
+            <w:r>
+              <w:rPr>
+                <w:webHidden/>
+              </w:rPr>
+            </w:r>
+            <w:r>
+              <w:rPr>
+                <w:webHidden/>
+              </w:rPr>
+              <w:fldChar w:fldCharType="separate"/>
+            </w:r>
+            <w:r>
+              <w:rPr>
+                <w:webHidden/>
+              </w:rPr>
+              <w:t>2</w:t>
+            </w:r>
+            <w:r>
+              <w:rPr>
+                <w:webHidden/>
+              </w:rPr>
+              <w:fldChar w:fldCharType="end"/>
+            </w:r>
+          </w:hyperlink>
+        </w:p>
+        <w:p>
+          <w:pPr>
+            <w:pStyle w:val="TOC1"/>
+            <w:rPr>
+              <w:rFonts w:eastAsiaTheme="minorEastAsia"/>
+              <w:b w:val="0"/>
+              <w:bCs w:val="0"/>
+              <w:lang w:val="en-US"/>
+            </w:rPr>
+          </w:pPr>
+          <w:hyperlink w:anchor="_Toc231464938" w:history="1">
+            <w:r>
+              <w:rPr>
+                <w:rStyle w:val="Hyperlink"/>
+              </w:rPr>
+              <w:t>Alterar Password</w:t>
+            </w:r>
+            <w:r>
+              <w:rPr>
+                <w:webHidden/>
+              </w:rPr>
+              <w:tab/>
+            </w:r>
+            <w:r>
+              <w:rPr>
+                <w:webHidden/>
+              </w:rPr>
+              <w:fldChar w:fldCharType="begin"/>
+            </w:r>
+            <w:r>
+              <w:rPr>
+                <w:webHidden/>
+              </w:rPr>
+              <w:instrText xml:space="preserve"> PAGEREF _Toc231464938 \h </w:instrText>
+            </w:r>
+            <w:r>
+              <w:rPr>
+                <w:webHidden/>
+              </w:rPr>
+            </w:r>
+            <w:r>
+              <w:rPr>
+                <w:webHidden/>
+              </w:rPr>
+              <w:fldChar w:fldCharType="separate"/>
+            </w:r>
+            <w:r>
+              <w:rPr>
+                <w:webHidden/>
+              </w:rPr>
+              <w:t>3</w:t>
+            </w:r>
+            <w:r>
+              <w:rPr>
+                <w:webHidden/>
+              </w:rPr>
+              <w:fldChar w:fldCharType="end"/>
+            </w:r>
+          </w:hyperlink>
+        </w:p>
+        <w:p>
+          <w:pPr>
+            <w:pStyle w:val="TOC1"/>
+            <w:rPr>
+              <w:rFonts w:eastAsiaTheme="minorEastAsia"/>
+              <w:b w:val="0"/>
+              <w:bCs w:val="0"/>
+              <w:lang w:val="en-US"/>
+            </w:rPr>
+          </w:pPr>
+          <w:hyperlink w:anchor="_Toc231464939" w:history="1">
+            <w:r>
+              <w:rPr>
+                <w:rStyle w:val="Hyperlink"/>
+              </w:rPr>
+              <w:t>Administração</w:t>
+            </w:r>
+            <w:r>
+              <w:rPr>
+                <w:webHidden/>
+              </w:rPr>
+              <w:tab/>
+            </w:r>
+            <w:r>
+              <w:rPr>
+                <w:webHidden/>
+              </w:rPr>
+              <w:fldChar w:fldCharType="begin"/>
+            </w:r>
+            <w:r>
+              <w:rPr>
+                <w:webHidden/>
+              </w:rPr>
+              <w:instrText xml:space="preserve"> PAGEREF _Toc231464939 \h </w:instrText>
+            </w:r>
+            <w:r>
+              <w:rPr>
+                <w:webHidden/>
+              </w:rPr>
+            </w:r>
+            <w:r>
+              <w:rPr>
+                <w:webHidden/>
+              </w:rPr>
+              <w:fldChar w:fldCharType="separate"/>
+            </w:r>
+            <w:r>
+              <w:rPr>
+                <w:webHidden/>
+              </w:rPr>
+              <w:t>4</w:t>
+            </w:r>
+            <w:r>
+              <w:rPr>
+                <w:webHidden/>
+              </w:rPr>
+              <w:fldChar w:fldCharType="end"/>
+            </w:r>
+          </w:hyperlink>
+        </w:p>
+        <w:p>
+          <w:pPr>
+            <w:pStyle w:val="TOC2"/>
+            <w:tabs>
+              <w:tab w:val="right" w:leader="dot" w:pos="11662"/>
+            </w:tabs>
+            <w:rPr>
+              <w:rFonts w:eastAsiaTheme="minorEastAsia"/>
+              <w:noProof/>
+            </w:rPr>
+          </w:pPr>
+          <w:hyperlink w:anchor="_Toc231464940" w:history="1">
+            <w:r>
+              <w:rPr>
+                <w:rStyle w:val="Hyperlink"/>
+                <w:noProof/>
+                <w:lang w:val="pt-PT"/>
+              </w:rPr>
+              <w:t>Utilizadores</w:t>
+            </w:r>
+            <w:r>
+              <w:rPr>
+                <w:noProof/>
+                <w:webHidden/>
+              </w:rPr>
+              <w:tab/>
+            </w:r>
+            <w:r>
+              <w:rPr>
+                <w:noProof/>
+                <w:webHidden/>
+              </w:rPr>
+              <w:fldChar w:fldCharType="begin"/>
+            </w:r>
+            <w:r>
+              <w:rPr>
+                <w:noProof/>
+                <w:webHidden/>
+              </w:rPr>
+              <w:instrText xml:space="preserve"> PAGEREF _Toc231464940 \h </w:instrText>
+            </w:r>
+            <w:r>
+              <w:rPr>
+                <w:noProof/>
+                <w:webHidden/>
+              </w:rPr>
+            </w:r>
+            <w:r>
+              <w:rPr>
+                <w:noProof/>
+                <w:webHidden/>
+              </w:rPr>
+              <w:fldChar w:fldCharType="separate"/>
+            </w:r>
+            <w:r>
+              <w:rPr>
+                <w:noProof/>
+                <w:webHidden/>
+              </w:rPr>
+              <w:t>4</w:t>
+            </w:r>
+            <w:r>
+              <w:rPr>
+                <w:noProof/>
+                <w:webHidden/>
+              </w:rPr>
+              <w:fldChar w:fldCharType="end"/>
+            </w:r>
+          </w:hyperlink>
+        </w:p>
+        <w:p>
+          <w:pPr>
+            <w:pStyle w:val="TOC2"/>
+            <w:tabs>
+              <w:tab w:val="right" w:leader="dot" w:pos="11662"/>
+            </w:tabs>
+            <w:rPr>
+              <w:rFonts w:eastAsiaTheme="minorEastAsia"/>
+              <w:noProof/>
+            </w:rPr>
+          </w:pPr>
+          <w:hyperlink w:anchor="_Toc231464941" w:history="1">
+            <w:r>
+              <w:rPr>
+                <w:rStyle w:val="Hyperlink"/>
+                <w:noProof/>
+                <w:lang w:val="pt-PT"/>
+              </w:rPr>
+              <w:t>Valor Welfare</w:t>
+            </w:r>
+            <w:r>
+              <w:rPr>
+                <w:noProof/>
+                <w:webHidden/>
+              </w:rPr>
+              <w:tab/>
+            </w:r>
+            <w:r>
+              <w:rPr>
+                <w:noProof/>
+                <w:webHidden/>
+              </w:rPr>
+              <w:fldChar w:fldCharType="begin"/>
+            </w:r>
+            <w:r>
+              <w:rPr>
+                <w:noProof/>
+                <w:webHidden/>
+              </w:rPr>
+              <w:instrText xml:space="preserve"> PAGEREF _Toc231464941 \h </w:instrText>
+            </w:r>
+            <w:r>
+              <w:rPr>
+                <w:noProof/>
+                <w:webHidden/>
+              </w:rPr>
+            </w:r>
+            <w:r>
+              <w:rPr>
+                <w:noProof/>
+                <w:webHidden/>
+              </w:rPr>
+              <w:fldChar w:fldCharType="separate"/>
+            </w:r>
+            <w:r>
+              <w:rPr>
+                <w:noProof/>
+                <w:webHidden/>
+              </w:rPr>
+              <w:t>4</w:t>
+            </w:r>
+            <w:r>
+              <w:rPr>
+                <w:noProof/>
+                <w:webHidden/>
+              </w:rPr>
+              <w:fldChar w:fldCharType="end"/>
+            </w:r>
+          </w:hyperlink>
+        </w:p>
+        <w:p>
+          <w:pPr>
+            <w:pStyle w:val="TOC2"/>
+            <w:tabs>
+              <w:tab w:val="right" w:leader="dot" w:pos="11662"/>
+            </w:tabs>
+            <w:rPr>
+              <w:rFonts w:eastAsiaTheme="minorEastAsia"/>
+              <w:noProof/>
+            </w:rPr>
+          </w:pPr>
+          <w:hyperlink w:anchor="_Toc231464942" w:history="1">
+            <w:r>
+              <w:rPr>
+                <w:rStyle w:val="Hyperlink"/>
+                <w:noProof/>
+                <w:lang w:val="pt-PT"/>
+              </w:rPr>
+              <w:t>Chief of Staff (COS)</w:t>
+            </w:r>
+            <w:r>
+              <w:rPr>
+                <w:noProof/>
+                <w:webHidden/>
+              </w:rPr>
+              <w:tab/>
+            </w:r>
+            <w:r>
+              <w:rPr>
+                <w:noProof/>
+                <w:webHidden/>
+              </w:rPr>
+              <w:fldChar w:fldCharType="begin"/>
+            </w:r>
+            <w:r>
+              <w:rPr>
+                <w:noProof/>
+                <w:webHidden/>
+              </w:rPr>
+              <w:instrText xml:space="preserve"> PAGEREF _Toc231464942 \h </w:instrText>
+            </w:r>
+            <w:r>
+              <w:rPr>
+                <w:noProof/>
+                <w:webHidden/>
+              </w:rPr>
+            </w:r>
+            <w:r>
+              <w:rPr>
+                <w:noProof/>
+                <w:webHidden/>
+              </w:rPr>
+              <w:fldChar w:fldCharType="separate"/>
+            </w:r>
+            <w:r>
+              <w:rPr>
+                <w:noProof/>
+                <w:webHidden/>
+              </w:rPr>
+              <w:t>5</w:t>
+            </w:r>
+            <w:r>
+              <w:rPr>
+                <w:noProof/>
+                <w:webHidden/>
+              </w:rPr>
+              <w:fldChar w:fldCharType="end"/>
+            </w:r>
+          </w:hyperlink>
+        </w:p>
+        <w:p>
+          <w:pPr>
+            <w:pStyle w:val="TOC2"/>
+            <w:tabs>
+              <w:tab w:val="right" w:leader="dot" w:pos="11662"/>
+            </w:tabs>
+            <w:rPr>
+              <w:rFonts w:eastAsiaTheme="minorEastAsia"/>
+              <w:noProof/>
+            </w:rPr>
+          </w:pPr>
+          <w:hyperlink w:anchor="_Toc231464943" w:history="1">
+            <w:r>
+              <w:rPr>
+                <w:rStyle w:val="Hyperlink"/>
+                <w:noProof/>
+                <w:lang w:val="pt-PT"/>
+              </w:rPr>
+              <w:t>Days Off</w:t>
+            </w:r>
+            <w:r>
+              <w:rPr>
+                <w:noProof/>
+                <w:webHidden/>
+              </w:rPr>
+              <w:tab/>
+            </w:r>
+            <w:r>
+              <w:rPr>
+                <w:noProof/>
+                <w:webHidden/>
+              </w:rPr>
+              <w:fldChar w:fldCharType="begin"/>
+            </w:r>
+            <w:r>
+              <w:rPr>
+                <w:noProof/>
+                <w:webHidden/>
+              </w:rPr>
+              <w:instrText xml:space="preserve"> PAGEREF _Toc231464943 \h </w:instrText>
+            </w:r>
+            <w:r>
+              <w:rPr>
+                <w:noProof/>
+                <w:webHidden/>
+              </w:rPr>
+            </w:r>
+            <w:r>
+              <w:rPr>
+                <w:noProof/>
+                <w:webHidden/>
+              </w:rPr>
+              <w:fldChar w:fldCharType="separate"/>
+            </w:r>
+            <w:r>
+              <w:rPr>
+                <w:noProof/>
+                <w:webHidden/>
+              </w:rPr>
+              <w:t>5</w:t>
+            </w:r>
+            <w:r>
+              <w:rPr>
+                <w:noProof/>
+                <w:webHidden/>
+              </w:rPr>
+              <w:fldChar w:fldCharType="end"/>
+            </w:r>
+          </w:hyperlink>
+        </w:p>
+        <w:p>
+          <w:pPr>
+            <w:pStyle w:val="TOC2"/>
+            <w:tabs>
+              <w:tab w:val="right" w:leader="dot" w:pos="11662"/>
+            </w:tabs>
+            <w:rPr>
+              <w:rFonts w:eastAsiaTheme="minorEastAsia"/>
+              <w:noProof/>
+            </w:rPr>
+          </w:pPr>
+          <w:hyperlink w:anchor="_Toc231464944" w:history="1">
+            <w:r>
+              <w:rPr>
+                <w:rStyle w:val="Hyperlink"/>
+                <w:noProof/>
+                <w:lang w:val="pt-PT"/>
+              </w:rPr>
+              <w:t>Início da Semana</w:t>
+            </w:r>
+            <w:r>
+              <w:rPr>
+                <w:noProof/>
+                <w:webHidden/>
+              </w:rPr>
+              <w:tab/>
+            </w:r>
+            <w:r>
+              <w:rPr>
+                <w:noProof/>
+                <w:webHidden/>
+              </w:rPr>
+              <w:fldChar w:fldCharType="begin"/>
+            </w:r>
+            <w:r>
+              <w:rPr>
+                <w:noProof/>
+                <w:webHidden/>
+              </w:rPr>
+              <w:instrText xml:space="preserve"> PAGEREF _Toc231464944 \h </w:instrText>
+            </w:r>
+            <w:r>
+              <w:rPr>
+                <w:noProof/>
+                <w:webHidden/>
+              </w:rPr>
+            </w:r>
+            <w:r>
+              <w:rPr>
+                <w:noProof/>
+                <w:webHidden/>
+              </w:rPr>
+              <w:fldChar w:fldCharType="separate"/>
+            </w:r>
+            <w:r>
+              <w:rPr>
+                <w:noProof/>
+                <w:webHidden/>
+              </w:rPr>
+              <w:t>5</w:t>
+            </w:r>
+            <w:r>
+              <w:rPr>
+                <w:noProof/>
+                <w:webHidden/>
+              </w:rPr>
+              <w:fldChar w:fldCharType="end"/>
+            </w:r>
+          </w:hyperlink>
+        </w:p>
+        <w:p>
+          <w:pPr>
+            <w:pStyle w:val="TOC2"/>
+            <w:tabs>
+              <w:tab w:val="right" w:leader="dot" w:pos="11662"/>
+            </w:tabs>
+            <w:rPr>
+              <w:rFonts w:eastAsiaTheme="minorEastAsia"/>
+              <w:noProof/>
+            </w:rPr>
+          </w:pPr>
+          <w:hyperlink w:anchor="_Toc231464945" w:history="1">
+            <w:r>
+              <w:rPr>
+                <w:rStyle w:val="Hyperlink"/>
+                <w:noProof/>
+                <w:lang w:val="pt-PT"/>
+              </w:rPr>
+              <w:t>Linguagem</w:t>
+            </w:r>
+            <w:r>
+              <w:rPr>
+                <w:noProof/>
+                <w:webHidden/>
+              </w:rPr>
+              <w:tab/>
+            </w:r>
+            <w:r>
+              <w:rPr>
+                <w:noProof/>
+                <w:webHidden/>
+              </w:rPr>
+              <w:fldChar w:fldCharType="begin"/>
+            </w:r>
+            <w:r>
+              <w:rPr>
+                <w:noProof/>
+                <w:webHidden/>
+              </w:rPr>
+              <w:instrText xml:space="preserve"> PAGEREF _Toc231464945 \h </w:instrText>
+            </w:r>
+            <w:r>
+              <w:rPr>
+                <w:noProof/>
+                <w:webHidden/>
+              </w:rPr>
+            </w:r>
+            <w:r>
+              <w:rPr>
+                <w:noProof/>
+                <w:webHidden/>
+              </w:rPr>
+              <w:fldChar w:fldCharType="separate"/>
+            </w:r>
+            <w:r>
+              <w:rPr>
+                <w:noProof/>
+                <w:webHidden/>
+              </w:rPr>
+              <w:t>6</w:t>
+            </w:r>
+            <w:r>
+              <w:rPr>
+                <w:noProof/>
+                <w:webHidden/>
+              </w:rPr>
+              <w:fldChar w:fldCharType="end"/>
+            </w:r>
+          </w:hyperlink>
+        </w:p>
+        <w:p>
+          <w:pPr>
+            <w:pStyle w:val="TOC2"/>
+            <w:tabs>
+              <w:tab w:val="right" w:leader="dot" w:pos="11662"/>
+            </w:tabs>
+            <w:rPr>
+              <w:rFonts w:eastAsiaTheme="minorEastAsia"/>
+              <w:noProof/>
+            </w:rPr>
+          </w:pPr>
+          <w:hyperlink w:anchor="_Toc231464946" w:history="1">
+            <w:r>
+              <w:rPr>
+                <w:rStyle w:val="Hyperlink"/>
+                <w:noProof/>
+              </w:rPr>
+              <w:t>Tipos de Acesso à aplicação</w:t>
+            </w:r>
+            <w:r>
+              <w:rPr>
+                <w:noProof/>
+                <w:webHidden/>
+              </w:rPr>
+              <w:tab/>
+            </w:r>
+            <w:r>
+              <w:rPr>
+                <w:noProof/>
+                <w:webHidden/>
+              </w:rPr>
+              <w:fldChar w:fldCharType="begin"/>
+            </w:r>
+            <w:r>
+              <w:rPr>
+                <w:noProof/>
+                <w:webHidden/>
+              </w:rPr>
+              <w:instrText xml:space="preserve"> PAGEREF _Toc231464946 \h </w:instrText>
+            </w:r>
+            <w:r>
+              <w:rPr>
+                <w:noProof/>
+                <w:webHidden/>
+              </w:rPr>
+            </w:r>
+            <w:r>
+              <w:rPr>
+                <w:noProof/>
+                <w:webHidden/>
+              </w:rPr>
+              <w:fldChar w:fldCharType="separate"/>
+            </w:r>
+            <w:r>
+              <w:rPr>
+                <w:noProof/>
+                <w:webHidden/>
+              </w:rPr>
+              <w:t>6</w:t>
+            </w:r>
+            <w:r>
+              <w:rPr>
+                <w:noProof/>
+                <w:webHidden/>
+              </w:rPr>
+              <w:fldChar w:fldCharType="end"/>
+            </w:r>
+          </w:hyperlink>
+        </w:p>
+        <w:p>
+          <w:pPr>
+            <w:pStyle w:val="TOC1"/>
+            <w:rPr>
+              <w:rFonts w:eastAsiaTheme="minorEastAsia"/>
+              <w:b w:val="0"/>
+              <w:bCs w:val="0"/>
+              <w:lang w:val="en-US"/>
+            </w:rPr>
+          </w:pPr>
+          <w:hyperlink w:anchor="_Toc231464947" w:history="1">
+            <w:r>
+              <w:rPr>
+                <w:rStyle w:val="Hyperlink"/>
+              </w:rPr>
+              <w:t>Pessoal</w:t>
+            </w:r>
+            <w:r>
+              <w:rPr>
+                <w:webHidden/>
+              </w:rPr>
+              <w:tab/>
+            </w:r>
+            <w:r>
+              <w:rPr>
+                <w:webHidden/>
+              </w:rPr>
+              <w:fldChar w:fldCharType="begin"/>
+            </w:r>
+            <w:r>
+              <w:rPr>
+                <w:webHidden/>
+              </w:rPr>
+              <w:instrText xml:space="preserve"> PAGEREF _Toc231464947 \h </w:instrText>
+            </w:r>
+            <w:r>
+              <w:rPr>
+                <w:webHidden/>
+              </w:rPr>
+            </w:r>
+            <w:r>
+              <w:rPr>
+                <w:webHidden/>
+              </w:rPr>
+              <w:fldChar w:fldCharType="separate"/>
+            </w:r>
+            <w:r>
+              <w:rPr>
+                <w:webHidden/>
+              </w:rPr>
+              <w:t>6</w:t>
+            </w:r>
+            <w:r>
+              <w:rPr>
+                <w:webHidden/>
+              </w:rPr>
+              <w:fldChar w:fldCharType="end"/>
+            </w:r>
+          </w:hyperlink>
+        </w:p>
+        <w:p>
+          <w:pPr>
+            <w:pStyle w:val="TOC1"/>
+            <w:rPr>
+              <w:rFonts w:eastAsiaTheme="minorEastAsia"/>
+              <w:b w:val="0"/>
+              <w:bCs w:val="0"/>
+              <w:lang w:val="en-US"/>
+            </w:rPr>
+          </w:pPr>
+          <w:hyperlink w:anchor="_Toc231464948" w:history="1">
+            <w:r>
+              <w:rPr>
+                <w:rStyle w:val="Hyperlink"/>
+              </w:rPr>
+              <w:t>Gestão de Férias</w:t>
+            </w:r>
+            <w:r>
+              <w:rPr>
+                <w:webHidden/>
+              </w:rPr>
+              <w:tab/>
+            </w:r>
+            <w:r>
+              <w:rPr>
+                <w:webHidden/>
+              </w:rPr>
+              <w:fldChar w:fldCharType="begin"/>
+            </w:r>
+            <w:r>
+              <w:rPr>
+                <w:webHidden/>
+              </w:rPr>
+              <w:instrText xml:space="preserve"> PAGEREF _Toc231464948 \h </w:instrText>
+            </w:r>
+            <w:r>
+              <w:rPr>
+                <w:webHidden/>
+              </w:rPr>
+            </w:r>
+            <w:r>
+              <w:rPr>
+                <w:webHidden/>
+              </w:rPr>
+              <w:fldChar w:fldCharType="separate"/>
+            </w:r>
+            <w:r>
+              <w:rPr>
+                <w:webHidden/>
+              </w:rPr>
+              <w:t>7</w:t>
+            </w:r>
+            <w:r>
+              <w:rPr>
+                <w:webHidden/>
+              </w:rPr>
+              <w:fldChar w:fldCharType="end"/>
+            </w:r>
+          </w:hyperlink>
+        </w:p>
+        <w:p>
+          <w:pPr>
+            <w:pStyle w:val="TOC1"/>
+            <w:rPr>
+              <w:rFonts w:eastAsiaTheme="minorEastAsia"/>
+              <w:b w:val="0"/>
+              <w:bCs w:val="0"/>
+              <w:lang w:val="en-US"/>
+            </w:rPr>
+          </w:pPr>
+          <w:hyperlink w:anchor="_Toc231464949" w:history="1">
+            <w:r>
+              <w:rPr>
+                <w:rStyle w:val="Hyperlink"/>
+              </w:rPr>
+              <w:t>Welfare Mensal</w:t>
+            </w:r>
+            <w:r>
+              <w:rPr>
+                <w:webHidden/>
+              </w:rPr>
+              <w:tab/>
+            </w:r>
+            <w:r>
+              <w:rPr>
+                <w:webHidden/>
+              </w:rPr>
+              <w:fldChar w:fldCharType="begin"/>
+            </w:r>
+            <w:r>
+              <w:rPr>
+                <w:webHidden/>
+              </w:rPr>
+              <w:instrText xml:space="preserve"> PAGEREF _Toc231464949 \h </w:instrText>
+            </w:r>
+            <w:r>
+              <w:rPr>
+                <w:webHidden/>
+              </w:rPr>
+            </w:r>
+            <w:r>
+              <w:rPr>
+                <w:webHidden/>
+              </w:rPr>
+              <w:fldChar w:fldCharType="separate"/>
+            </w:r>
+            <w:r>
+              <w:rPr>
+                <w:webHidden/>
+              </w:rPr>
+              <w:t>7</w:t>
+            </w:r>
+            <w:r>
+              <w:rPr>
+                <w:webHidden/>
+              </w:rPr>
+              <w:fldChar w:fldCharType="end"/>
+            </w:r>
+          </w:hyperlink>
+        </w:p>
+        <w:p>
+          <w:pPr>
+            <w:pStyle w:val="TOC2"/>
+            <w:tabs>
+              <w:tab w:val="right" w:leader="dot" w:pos="11662"/>
+            </w:tabs>
+            <w:rPr>
+              <w:rFonts w:eastAsiaTheme="minorEastAsia"/>
+              <w:noProof/>
+            </w:rPr>
+          </w:pPr>
+          <w:hyperlink w:anchor="_Toc231464950" w:history="1">
+            <w:r>
+              <w:rPr>
+                <w:rStyle w:val="Hyperlink"/>
+                <w:noProof/>
+                <w:lang w:val="pt-PT"/>
+              </w:rPr>
+              <w:t>Adicionar/Editar/Apagar Welfare</w:t>
+            </w:r>
+            <w:r>
+              <w:rPr>
+                <w:noProof/>
+                <w:webHidden/>
+              </w:rPr>
+              <w:tab/>
+            </w:r>
+            <w:r>
+              <w:rPr>
+                <w:noProof/>
+                <w:webHidden/>
+              </w:rPr>
+              <w:fldChar w:fldCharType="begin"/>
+            </w:r>
+            <w:r>
+              <w:rPr>
+                <w:noProof/>
+                <w:webHidden/>
+              </w:rPr>
+              <w:instrText xml:space="preserve"> PAGEREF _Toc231464950 \h </w:instrText>
+            </w:r>
+            <w:r>
+              <w:rPr>
+                <w:noProof/>
+                <w:webHidden/>
+              </w:rPr>
+            </w:r>
+            <w:r>
+              <w:rPr>
+                <w:noProof/>
+                <w:webHidden/>
+              </w:rPr>
+              <w:fldChar w:fldCharType="separate"/>
+            </w:r>
+            <w:r>
+              <w:rPr>
+                <w:noProof/>
+                <w:webHidden/>
+              </w:rPr>
+              <w:t>8</w:t>
+            </w:r>
+            <w:r>
+              <w:rPr>
+                <w:noProof/>
+                <w:webHidden/>
+              </w:rPr>
+              <w:fldChar w:fldCharType="end"/>
+            </w:r>
+          </w:hyperlink>
+        </w:p>
+        <w:p>
+          <w:pPr>
+            <w:pStyle w:val="TOC2"/>
+            <w:tabs>
+              <w:tab w:val="right" w:leader="dot" w:pos="11662"/>
+            </w:tabs>
+            <w:rPr>
+              <w:rFonts w:eastAsiaTheme="minorEastAsia"/>
+              <w:noProof/>
+            </w:rPr>
+          </w:pPr>
+          <w:hyperlink w:anchor="_Toc231464951" w:history="1">
+            <w:r>
+              <w:rPr>
+                <w:rStyle w:val="Hyperlink"/>
+                <w:noProof/>
+                <w:lang w:val="pt-PT"/>
+              </w:rPr>
+              <w:t>Imprimir Welfare Mensal</w:t>
+            </w:r>
+            <w:r>
+              <w:rPr>
+                <w:noProof/>
+                <w:webHidden/>
+              </w:rPr>
+              <w:tab/>
+            </w:r>
+            <w:r>
+              <w:rPr>
+                <w:noProof/>
+                <w:webHidden/>
+              </w:rPr>
+              <w:fldChar w:fldCharType="begin"/>
+            </w:r>
+            <w:r>
+              <w:rPr>
+                <w:noProof/>
+                <w:webHidden/>
+              </w:rPr>
+              <w:instrText xml:space="preserve"> PAGEREF _Toc231464951 \h </w:instrText>
+            </w:r>
+            <w:r>
+              <w:rPr>
+                <w:noProof/>
+                <w:webHidden/>
+              </w:rPr>
+            </w:r>
+            <w:r>
+              <w:rPr>
+                <w:noProof/>
+                <w:webHidden/>
+              </w:rPr>
+              <w:fldChar w:fldCharType="separate"/>
+            </w:r>
+            <w:r>
+              <w:rPr>
+                <w:noProof/>
+                <w:webHidden/>
+              </w:rPr>
+              <w:t>8</w:t>
+            </w:r>
+            <w:r>
+              <w:rPr>
+                <w:noProof/>
+                <w:webHidden/>
+              </w:rPr>
+              <w:fldChar w:fldCharType="end"/>
+            </w:r>
+          </w:hyperlink>
+        </w:p>
+        <w:p>
+          <w:pPr>
+            <w:pStyle w:val="TOC1"/>
+            <w:rPr>
+              <w:rFonts w:eastAsiaTheme="minorEastAsia"/>
+              <w:b w:val="0"/>
+              <w:bCs w:val="0"/>
+              <w:lang w:val="en-US"/>
+            </w:rPr>
+          </w:pPr>
+          <w:hyperlink w:anchor="_Toc231464952" w:history="1">
+            <w:r>
+              <w:rPr>
+                <w:rStyle w:val="Hyperlink"/>
+              </w:rPr>
+              <w:t>Welfare Individual</w:t>
+            </w:r>
+            <w:r>
+              <w:rPr>
+                <w:webHidden/>
+              </w:rPr>
+              <w:tab/>
+            </w:r>
+            <w:r>
+              <w:rPr>
+                <w:webHidden/>
+              </w:rPr>
+              <w:fldChar w:fldCharType="begin"/>
+            </w:r>
+            <w:r>
+              <w:rPr>
+                <w:webHidden/>
+              </w:rPr>
+              <w:instrText xml:space="preserve"> PAGEREF _Toc231464952 \h </w:instrText>
+            </w:r>
+            <w:r>
+              <w:rPr>
+                <w:webHidden/>
+              </w:rPr>
+            </w:r>
+            <w:r>
+              <w:rPr>
+                <w:webHidden/>
+              </w:rPr>
+              <w:fldChar w:fldCharType="separate"/>
+            </w:r>
+            <w:r>
+              <w:rPr>
+                <w:webHidden/>
+              </w:rPr>
+              <w:t>9</w:t>
+            </w:r>
+            <w:r>
+              <w:rPr>
+                <w:webHidden/>
+              </w:rPr>
+              <w:fldChar w:fldCharType="end"/>
+            </w:r>
+          </w:hyperlink>
+        </w:p>
+        <w:p>
+          <w:pPr>
+            <w:pStyle w:val="TOC2"/>
+            <w:tabs>
+              <w:tab w:val="right" w:leader="dot" w:pos="11662"/>
+            </w:tabs>
+            <w:rPr>
+              <w:rFonts w:eastAsiaTheme="minorEastAsia"/>
+              <w:noProof/>
+            </w:rPr>
+          </w:pPr>
+          <w:hyperlink w:anchor="_Toc231464953" w:history="1">
+            <w:r>
+              <w:rPr>
+                <w:rStyle w:val="Hyperlink"/>
+                <w:noProof/>
+                <w:lang w:val="pt-PT"/>
+              </w:rPr>
+              <w:t>Marcar/Desmarcar Welfare Individual</w:t>
+            </w:r>
+            <w:r>
+              <w:rPr>
+                <w:noProof/>
+                <w:webHidden/>
+              </w:rPr>
+              <w:tab/>
+            </w:r>
+            <w:r>
+              <w:rPr>
+                <w:noProof/>
+                <w:webHidden/>
+              </w:rPr>
+              <w:fldChar w:fldCharType="begin"/>
+            </w:r>
+            <w:r>
+              <w:rPr>
+                <w:noProof/>
+                <w:webHidden/>
+              </w:rPr>
+              <w:instrText xml:space="preserve"> PAGEREF _Toc231464953 \h </w:instrText>
+            </w:r>
+            <w:r>
+              <w:rPr>
+                <w:noProof/>
+                <w:webHidden/>
+              </w:rPr>
+            </w:r>
+            <w:r>
+              <w:rPr>
+                <w:noProof/>
+                <w:webHidden/>
+              </w:rPr>
+              <w:fldChar w:fldCharType="separate"/>
+            </w:r>
+            <w:r>
+              <w:rPr>
+                <w:noProof/>
+                <w:webHidden/>
+              </w:rPr>
+              <w:t>9</w:t>
+            </w:r>
+            <w:r>
+              <w:rPr>
+                <w:noProof/>
+                <w:webHidden/>
+              </w:rPr>
+              <w:fldChar w:fldCharType="end"/>
+            </w:r>
+          </w:hyperlink>
+        </w:p>
+        <w:p>
+          <w:pPr>
+            <w:pStyle w:val="TOC2"/>
+            <w:tabs>
+              <w:tab w:val="right" w:leader="dot" w:pos="11662"/>
+            </w:tabs>
+            <w:rPr>
+              <w:rFonts w:eastAsiaTheme="minorEastAsia"/>
+              <w:noProof/>
+            </w:rPr>
+          </w:pPr>
+          <w:hyperlink w:anchor="_Toc231464954" w:history="1">
+            <w:r>
+              <w:rPr>
+                <w:rStyle w:val="Hyperlink"/>
+                <w:noProof/>
+                <w:lang w:val="pt-PT"/>
+              </w:rPr>
+              <w:t>Pequeno Almoço</w:t>
+            </w:r>
+            <w:r>
+              <w:rPr>
+                <w:noProof/>
+                <w:webHidden/>
+              </w:rPr>
+              <w:tab/>
+            </w:r>
+            <w:r>
+              <w:rPr>
+                <w:noProof/>
+                <w:webHidden/>
+              </w:rPr>
+              <w:fldChar w:fldCharType="begin"/>
+            </w:r>
+            <w:r>
+              <w:rPr>
+                <w:noProof/>
+                <w:webHidden/>
+              </w:rPr>
+              <w:instrText xml:space="preserve"> PAGEREF _Toc231464954 \h </w:instrText>
+            </w:r>
+            <w:r>
+              <w:rPr>
+                <w:noProof/>
+                <w:webHidden/>
+              </w:rPr>
+            </w:r>
+            <w:r>
+              <w:rPr>
+                <w:noProof/>
+                <w:webHidden/>
+              </w:rPr>
+              <w:fldChar w:fldCharType="separate"/>
+            </w:r>
+            <w:r>
+              <w:rPr>
+                <w:noProof/>
+                <w:webHidden/>
+              </w:rPr>
+              <w:t>10</w:t>
+            </w:r>
+            <w:r>
+              <w:rPr>
+                <w:noProof/>
+                <w:webHidden/>
+              </w:rPr>
+              <w:fldChar w:fldCharType="end"/>
+            </w:r>
+          </w:hyperlink>
+        </w:p>
+        <w:p>
+          <w:pPr>
+            <w:pStyle w:val="TOC2"/>
+            <w:tabs>
+              <w:tab w:val="right" w:leader="dot" w:pos="11662"/>
+            </w:tabs>
+            <w:rPr>
+              <w:rFonts w:eastAsiaTheme="minorEastAsia"/>
+              <w:noProof/>
+            </w:rPr>
+          </w:pPr>
+          <w:hyperlink w:anchor="_Toc231464955" w:history="1">
+            <w:r>
+              <w:rPr>
+                <w:rStyle w:val="Hyperlink"/>
+                <w:noProof/>
+                <w:lang w:val="pt-PT"/>
+              </w:rPr>
+              <w:t>Marcar/Desmarcar Pequeno-Almoço</w:t>
+            </w:r>
+            <w:r>
+              <w:rPr>
+                <w:noProof/>
+                <w:webHidden/>
+              </w:rPr>
+              <w:tab/>
+            </w:r>
+            <w:r>
+              <w:rPr>
+                <w:noProof/>
+                <w:webHidden/>
+              </w:rPr>
+              <w:fldChar w:fldCharType="begin"/>
+            </w:r>
+            <w:r>
+              <w:rPr>
+                <w:noProof/>
+                <w:webHidden/>
+              </w:rPr>
+              <w:instrText xml:space="preserve"> PAGEREF _Toc231464955 \h </w:instrText>
+            </w:r>
+            <w:r>
+              <w:rPr>
+                <w:noProof/>
+                <w:webHidden/>
+              </w:rPr>
+            </w:r>
+            <w:r>
+              <w:rPr>
+                <w:noProof/>
+                <w:webHidden/>
+              </w:rPr>
+              <w:fldChar w:fldCharType="separate"/>
+            </w:r>
+            <w:r>
+              <w:rPr>
+                <w:noProof/>
+                <w:webHidden/>
+              </w:rPr>
+              <w:t>10</w:t>
+            </w:r>
+            <w:r>
+              <w:rPr>
+                <w:noProof/>
+                <w:webHidden/>
+              </w:rPr>
+              <w:fldChar w:fldCharType="end"/>
+            </w:r>
+          </w:hyperlink>
+        </w:p>
+        <w:p>
+          <w:pPr>
+            <w:pStyle w:val="TOC2"/>
+            <w:tabs>
+              <w:tab w:val="right" w:leader="dot" w:pos="11662"/>
+            </w:tabs>
+            <w:rPr>
+              <w:rFonts w:eastAsiaTheme="minorEastAsia"/>
+              <w:noProof/>
+            </w:rPr>
+          </w:pPr>
+          <w:hyperlink w:anchor="_Toc231464956" w:history="1">
+            <w:r>
+              <w:rPr>
+                <w:rStyle w:val="Hyperlink"/>
+                <w:noProof/>
+                <w:lang w:val="pt-PT"/>
+              </w:rPr>
+              <w:t>Exportação de Documentos</w:t>
+            </w:r>
+            <w:r>
+              <w:rPr>
+                <w:noProof/>
+                <w:webHidden/>
+              </w:rPr>
+              <w:tab/>
+            </w:r>
+            <w:r>
+              <w:rPr>
+                <w:noProof/>
+                <w:webHidden/>
+              </w:rPr>
+              <w:fldChar w:fldCharType="begin"/>
+            </w:r>
+            <w:r>
+              <w:rPr>
+                <w:noProof/>
+                <w:webHidden/>
+              </w:rPr>
+              <w:instrText xml:space="preserve"> PAGEREF _Toc231464956 \h </w:instrText>
+            </w:r>
+            <w:r>
+              <w:rPr>
+                <w:noProof/>
+                <w:webHidden/>
+              </w:rPr>
+            </w:r>
+            <w:r>
+              <w:rPr>
+                <w:noProof/>
+                <w:webHidden/>
+              </w:rPr>
+              <w:fldChar w:fldCharType="separate"/>
+            </w:r>
+            <w:r>
+              <w:rPr>
+                <w:noProof/>
+                <w:webHidden/>
+              </w:rPr>
+              <w:t>12</w:t>
+            </w:r>
+            <w:r>
+              <w:rPr>
+                <w:noProof/>
+                <w:webHidden/>
+              </w:rPr>
+              <w:fldChar w:fldCharType="end"/>
+            </w:r>
+          </w:hyperlink>
+        </w:p>
+        <w:p>
+          <w:pPr>
+            <w:pStyle w:val="TOC2"/>
+            <w:tabs>
+              <w:tab w:val="right" w:leader="dot" w:pos="11662"/>
+            </w:tabs>
+            <w:rPr>
+              <w:rFonts w:eastAsiaTheme="minorEastAsia"/>
+              <w:noProof/>
+            </w:rPr>
+          </w:pPr>
+          <w:hyperlink w:anchor="_Toc231464957" w:history="1">
+            <w:r>
+              <w:rPr>
+                <w:rStyle w:val="Hyperlink"/>
+                <w:noProof/>
+                <w:lang w:val="pt-PT"/>
+              </w:rPr>
+              <w:t>Welfares Individuais - HOTO</w:t>
+            </w:r>
+            <w:r>
+              <w:rPr>
+                <w:noProof/>
+                <w:webHidden/>
+              </w:rPr>
+              <w:tab/>
+            </w:r>
+            <w:r>
+              <w:rPr>
+                <w:noProof/>
+                <w:webHidden/>
+              </w:rPr>
+              <w:fldChar w:fldCharType="begin"/>
+            </w:r>
+            <w:r>
+              <w:rPr>
+                <w:noProof/>
+                <w:webHidden/>
+              </w:rPr>
+              <w:instrText xml:space="preserve"> PAGEREF _Toc231464957 \h </w:instrText>
+            </w:r>
+            <w:r>
+              <w:rPr>
+                <w:noProof/>
+                <w:webHidden/>
+              </w:rPr>
+            </w:r>
+            <w:r>
+              <w:rPr>
+                <w:noProof/>
+                <w:webHidden/>
+              </w:rPr>
+              <w:fldChar w:fldCharType="separate"/>
+            </w:r>
+            <w:r>
+              <w:rPr>
+                <w:noProof/>
+                <w:webHidden/>
+              </w:rPr>
+              <w:t>13</w:t>
+            </w:r>
+            <w:r>
+              <w:rPr>
+                <w:noProof/>
+                <w:webHidden/>
+              </w:rPr>
+              <w:fldChar w:fldCharType="end"/>
+            </w:r>
+          </w:hyperlink>
+        </w:p>
+        <w:p>
+          <w:pPr>
+            <w:pStyle w:val="TOC2"/>
+            <w:tabs>
+              <w:tab w:val="right" w:leader="dot" w:pos="11662"/>
+            </w:tabs>
+            <w:rPr>
+              <w:rFonts w:eastAsiaTheme="minorEastAsia"/>
+              <w:noProof/>
+            </w:rPr>
+          </w:pPr>
+          <w:hyperlink w:anchor="_Toc231464958" w:history="1">
+            <w:r>
+              <w:rPr>
+                <w:rStyle w:val="Hyperlink"/>
+                <w:noProof/>
+                <w:lang w:val="pt-PT"/>
+              </w:rPr>
+              <w:t>Relação semanal de refeições - ESG</w:t>
+            </w:r>
+            <w:r>
+              <w:rPr>
+                <w:noProof/>
+                <w:webHidden/>
+              </w:rPr>
+              <w:tab/>
+            </w:r>
+            <w:r>
+              <w:rPr>
+                <w:noProof/>
+                <w:webHidden/>
+              </w:rPr>
+              <w:fldChar w:fldCharType="begin"/>
+            </w:r>
+            <w:r>
+              <w:rPr>
+                <w:noProof/>
+                <w:webHidden/>
+              </w:rPr>
+              <w:instrText xml:space="preserve"> PAGEREF _Toc231464958 \h </w:instrText>
+            </w:r>
+            <w:r>
+              <w:rPr>
+                <w:noProof/>
+                <w:webHidden/>
+              </w:rPr>
+            </w:r>
+            <w:r>
+              <w:rPr>
+                <w:noProof/>
+                <w:webHidden/>
+              </w:rPr>
+              <w:fldChar w:fldCharType="separate"/>
+            </w:r>
+            <w:r>
+              <w:rPr>
+                <w:noProof/>
+                <w:webHidden/>
+              </w:rPr>
+              <w:t>13</w:t>
+            </w:r>
+            <w:r>
+              <w:rPr>
+                <w:noProof/>
+                <w:webHidden/>
+              </w:rPr>
+              <w:fldChar w:fldCharType="end"/>
+            </w:r>
+          </w:hyperlink>
+        </w:p>
+        <w:p>
+          <w:pPr>
+            <w:pStyle w:val="TOC1"/>
+            <w:rPr>
+              <w:rFonts w:eastAsiaTheme="minorEastAsia"/>
+              <w:b w:val="0"/>
+              <w:bCs w:val="0"/>
+              <w:lang w:val="en-US"/>
+            </w:rPr>
+          </w:pPr>
+          <w:hyperlink w:anchor="_Toc231464959" w:history="1">
+            <w:r>
+              <w:rPr>
+                <w:rStyle w:val="Hyperlink"/>
+              </w:rPr>
+              <w:t>Distribuição do Reembolso XFA</w:t>
+            </w:r>
+            <w:r>
+              <w:rPr>
+                <w:webHidden/>
+              </w:rPr>
+              <w:tab/>
+            </w:r>
+            <w:r>
+              <w:rPr>
+                <w:webHidden/>
+              </w:rPr>
+              <w:fldChar w:fldCharType="begin"/>
+            </w:r>
+            <w:r>
+              <w:rPr>
+                <w:webHidden/>
+              </w:rPr>
+              <w:instrText xml:space="preserve"> PAGEREF _Toc231464959 \h </w:instrText>
+            </w:r>
+            <w:r>
+              <w:rPr>
+                <w:webHidden/>
+              </w:rPr>
+            </w:r>
+            <w:r>
+              <w:rPr>
+                <w:webHidden/>
+              </w:rPr>
+              <w:fldChar w:fldCharType="separate"/>
+            </w:r>
+            <w:r>
+              <w:rPr>
+                <w:webHidden/>
+              </w:rPr>
+              <w:t>14</w:t>
+            </w:r>
+            <w:r>
+              <w:rPr>
+                <w:webHidden/>
+              </w:rPr>
+              <w:fldChar w:fldCharType="end"/>
+            </w:r>
+          </w:hyperlink>
+        </w:p>
+        <w:p>
+          <w:pPr>
+            <w:pStyle w:val="TOC1"/>
+            <w:rPr>
+              <w:rFonts w:eastAsiaTheme="minorEastAsia"/>
+              <w:b w:val="0"/>
+              <w:bCs w:val="0"/>
+              <w:lang w:val="en-US"/>
+            </w:rPr>
+          </w:pPr>
+          <w:hyperlink w:anchor="_Toc231464960" w:history="1">
+            <w:r>
+              <w:rPr>
+                <w:rStyle w:val="Hyperlink"/>
+              </w:rPr>
+              <w:t>Backup e Reposição da Base de dados</w:t>
+            </w:r>
+            <w:r>
+              <w:rPr>
+                <w:webHidden/>
+              </w:rPr>
+              <w:tab/>
+            </w:r>
+            <w:r>
+              <w:rPr>
+                <w:webHidden/>
+              </w:rPr>
+              <w:fldChar w:fldCharType="begin"/>
+            </w:r>
+            <w:r>
+              <w:rPr>
+                <w:webHidden/>
+              </w:rPr>
+              <w:instrText xml:space="preserve"> PAGEREF _Toc231464960 \h </w:instrText>
+            </w:r>
+            <w:r>
+              <w:rPr>
+                <w:webHidden/>
+              </w:rPr>
+            </w:r>
+            <w:r>
+              <w:rPr>
+                <w:webHidden/>
+              </w:rPr>
+              <w:fldChar w:fldCharType="separate"/>
+            </w:r>
+            <w:r>
+              <w:rPr>
+                <w:webHidden/>
+              </w:rPr>
+              <w:t>14</w:t>
+            </w:r>
+            <w:r>
+              <w:rPr>
+                <w:webHidden/>
+              </w:rPr>
+              <w:fldChar w:fldCharType="end"/>
+            </w:r>
+          </w:hyperlink>
+        </w:p>
+        <w:p>
+          <w:pPr>
+            <w:pStyle w:val="TOC2"/>
+            <w:tabs>
+              <w:tab w:val="right" w:leader="dot" w:pos="11662"/>
+            </w:tabs>
+            <w:rPr>
+              <w:rFonts w:eastAsiaTheme="minorEastAsia"/>
+              <w:noProof/>
+            </w:rPr>
+          </w:pPr>
+          <w:hyperlink w:anchor="_Toc231464961" w:history="1">
+            <w:r>
+              <w:rPr>
+                <w:rStyle w:val="Hyperlink"/>
+                <w:noProof/>
+                <w:lang w:val="pt-PT"/>
+              </w:rPr>
+              <w:t>Backup</w:t>
+            </w:r>
+            <w:r>
+              <w:rPr>
+                <w:noProof/>
+                <w:webHidden/>
+              </w:rPr>
+              <w:tab/>
+            </w:r>
+            <w:r>
+              <w:rPr>
+                <w:noProof/>
+                <w:webHidden/>
+              </w:rPr>
+              <w:fldChar w:fldCharType="begin"/>
+            </w:r>
+            <w:r>
+              <w:rPr>
+                <w:noProof/>
+                <w:webHidden/>
+              </w:rPr>
+              <w:instrText xml:space="preserve"> PAGEREF _Toc231464961 \h </w:instrText>
+            </w:r>
+            <w:r>
+              <w:rPr>
+                <w:noProof/>
+                <w:webHidden/>
+              </w:rPr>
+            </w:r>
+            <w:r>
+              <w:rPr>
+                <w:noProof/>
+                <w:webHidden/>
+              </w:rPr>
+              <w:fldChar w:fldCharType="separate"/>
+            </w:r>
+            <w:r>
+              <w:rPr>
+                <w:noProof/>
+                <w:webHidden/>
+              </w:rPr>
+              <w:t>14</w:t>
+            </w:r>
+            <w:r>
+              <w:rPr>
+                <w:noProof/>
+                <w:webHidden/>
+              </w:rPr>
+              <w:fldChar w:fldCharType="end"/>
+            </w:r>
+          </w:hyperlink>
+        </w:p>
+        <w:p>
+          <w:pPr>
+            <w:pStyle w:val="TOC2"/>
+            <w:tabs>
+              <w:tab w:val="right" w:leader="dot" w:pos="11662"/>
+            </w:tabs>
+            <w:rPr>
+              <w:rFonts w:eastAsiaTheme="minorEastAsia"/>
+              <w:noProof/>
+            </w:rPr>
+          </w:pPr>
+          <w:hyperlink w:anchor="_Toc231464962" w:history="1">
+            <w:r>
+              <w:rPr>
+                <w:rStyle w:val="Hyperlink"/>
+                <w:noProof/>
+                <w:lang w:val="pt-PT"/>
+              </w:rPr>
+              <w:t>Base de dados em uso</w:t>
+            </w:r>
+            <w:r>
+              <w:rPr>
+                <w:noProof/>
+                <w:webHidden/>
+              </w:rPr>
+              <w:tab/>
+            </w:r>
+            <w:r>
+              <w:rPr>
+                <w:noProof/>
+                <w:webHidden/>
+              </w:rPr>
+              <w:fldChar w:fldCharType="begin"/>
+            </w:r>
+            <w:r>
+              <w:rPr>
+                <w:noProof/>
+                <w:webHidden/>
+              </w:rPr>
+              <w:instrText xml:space="preserve"> PAGEREF _Toc231464962 \h </w:instrText>
+            </w:r>
+            <w:r>
+              <w:rPr>
+                <w:noProof/>
+                <w:webHidden/>
+              </w:rPr>
+            </w:r>
+            <w:r>
+              <w:rPr>
+                <w:noProof/>
+                <w:webHidden/>
+              </w:rPr>
+              <w:fldChar w:fldCharType="separate"/>
+            </w:r>
+            <w:r>
+              <w:rPr>
+                <w:noProof/>
+                <w:webHidden/>
+              </w:rPr>
+              <w:t>15</w:t>
+            </w:r>
+            <w:r>
+              <w:rPr>
+                <w:noProof/>
+                <w:webHidden/>
+              </w:rPr>
+              <w:fldChar w:fldCharType="end"/>
+            </w:r>
+          </w:hyperlink>
+        </w:p>
+        <w:p>
+          <w:pPr>
+            <w:pStyle w:val="TOC2"/>
+            <w:tabs>
+              <w:tab w:val="right" w:leader="dot" w:pos="11662"/>
+            </w:tabs>
+            <w:rPr>
+              <w:rFonts w:eastAsiaTheme="minorEastAsia"/>
+              <w:noProof/>
+            </w:rPr>
+          </w:pPr>
+          <w:hyperlink w:anchor="_Toc231464963" w:history="1">
+            <w:r>
+              <w:rPr>
+                <w:rStyle w:val="Hyperlink"/>
+                <w:noProof/>
+                <w:lang w:val="pt-PT"/>
+              </w:rPr>
+              <w:t>Pasta de backup</w:t>
+            </w:r>
+            <w:r>
+              <w:rPr>
+                <w:noProof/>
+                <w:webHidden/>
+              </w:rPr>
+              <w:tab/>
+            </w:r>
+            <w:r>
+              <w:rPr>
+                <w:noProof/>
+                <w:webHidden/>
+              </w:rPr>
+              <w:fldChar w:fldCharType="begin"/>
+            </w:r>
+            <w:r>
+              <w:rPr>
+                <w:noProof/>
+                <w:webHidden/>
+              </w:rPr>
+              <w:instrText xml:space="preserve"> PAGEREF _Toc231464963 \h </w:instrText>
+            </w:r>
+            <w:r>
+              <w:rPr>
+                <w:noProof/>
+                <w:webHidden/>
+              </w:rPr>
+            </w:r>
+            <w:r>
+              <w:rPr>
+                <w:noProof/>
+                <w:webHidden/>
+              </w:rPr>
+              <w:fldChar w:fldCharType="separate"/>
+            </w:r>
+            <w:r>
+              <w:rPr>
+                <w:noProof/>
+                <w:webHidden/>
+              </w:rPr>
+              <w:t>15</w:t>
+            </w:r>
+            <w:r>
+              <w:rPr>
+                <w:noProof/>
+                <w:webHidden/>
+              </w:rPr>
+              <w:fldChar w:fldCharType="end"/>
+            </w:r>
+          </w:hyperlink>
+        </w:p>
+        <w:p>
+          <w:pPr>
+            <w:pStyle w:val="TOC2"/>
+            <w:tabs>
+              <w:tab w:val="right" w:leader="dot" w:pos="11662"/>
+            </w:tabs>
+            <w:rPr>
+              <w:rFonts w:eastAsiaTheme="minorEastAsia"/>
+              <w:noProof/>
+            </w:rPr>
+          </w:pPr>
+          <w:hyperlink w:anchor="_Toc231464964" w:history="1">
+            <w:r>
+              <w:rPr>
+                <w:rStyle w:val="Hyperlink"/>
+                <w:noProof/>
+                <w:lang w:val="pt-PT"/>
+              </w:rPr>
+              <w:t>Pastas individuais de backup</w:t>
+            </w:r>
+            <w:r>
+              <w:rPr>
+                <w:noProof/>
+                <w:webHidden/>
+              </w:rPr>
+              <w:tab/>
+            </w:r>
+            <w:r>
+              <w:rPr>
+                <w:noProof/>
+                <w:webHidden/>
+              </w:rPr>
+              <w:fldChar w:fldCharType="begin"/>
+            </w:r>
+            <w:r>
+              <w:rPr>
+                <w:noProof/>
+                <w:webHidden/>
+              </w:rPr>
+              <w:instrText xml:space="preserve"> PAGEREF _Toc231464964 \h </w:instrText>
+            </w:r>
+            <w:r>
+              <w:rPr>
+                <w:noProof/>
+                <w:webHidden/>
+              </w:rPr>
+            </w:r>
+            <w:r>
+              <w:rPr>
+                <w:noProof/>
+                <w:webHidden/>
+              </w:rPr>
+              <w:fldChar w:fldCharType="separate"/>
+            </w:r>
+            <w:r>
+              <w:rPr>
+                <w:noProof/>
+                <w:webHidden/>
+              </w:rPr>
+              <w:t>15</w:t>
+            </w:r>
+            <w:r>
+              <w:rPr>
+                <w:noProof/>
+                <w:webHidden/>
+              </w:rPr>
+              <w:fldChar w:fldCharType="end"/>
+            </w:r>
+          </w:hyperlink>
+        </w:p>
+        <w:p>
+          <w:pPr>
+            <w:pStyle w:val="TOC2"/>
+            <w:tabs>
+              <w:tab w:val="right" w:leader="dot" w:pos="11662"/>
+            </w:tabs>
+            <w:rPr>
+              <w:rFonts w:eastAsiaTheme="minorEastAsia"/>
+              <w:noProof/>
+            </w:rPr>
+          </w:pPr>
+          <w:hyperlink w:anchor="_Toc231464965" w:history="1">
+            <w:r>
+              <w:rPr>
+                <w:rStyle w:val="Hyperlink"/>
+                <w:noProof/>
+                <w:lang w:val="pt-PT"/>
+              </w:rPr>
+              <w:t>Reposição do Backup</w:t>
+            </w:r>
+            <w:r>
+              <w:rPr>
+                <w:noProof/>
+                <w:webHidden/>
+              </w:rPr>
+              <w:tab/>
+            </w:r>
+            <w:r>
+              <w:rPr>
+                <w:noProof/>
+                <w:webHidden/>
+              </w:rPr>
+              <w:fldChar w:fldCharType="begin"/>
+            </w:r>
+            <w:r>
+              <w:rPr>
+                <w:noProof/>
+                <w:webHidden/>
+              </w:rPr>
+              <w:instrText xml:space="preserve"> PAGEREF _Toc231464965 \h </w:instrText>
+            </w:r>
+            <w:r>
+              <w:rPr>
+                <w:noProof/>
+                <w:webHidden/>
+              </w:rPr>
+            </w:r>
+            <w:r>
+              <w:rPr>
+                <w:noProof/>
+                <w:webHidden/>
+              </w:rPr>
+              <w:fldChar w:fldCharType="separate"/>
+            </w:r>
+            <w:r>
+              <w:rPr>
+                <w:noProof/>
+                <w:webHidden/>
+              </w:rPr>
+              <w:t>15</w:t>
+            </w:r>
+            <w:r>
+              <w:rPr>
+                <w:noProof/>
+                <w:webHidden/>
+              </w:rPr>
+              <w:fldChar w:fldCharType="end"/>
+            </w:r>
+          </w:hyperlink>
+        </w:p>
+        <w:p>
+          <w:r>
+            <w:rPr>
+              <w:b/>
+              <w:bCs/>
+            </w:rPr>
+            <w:fldChar w:fldCharType="end"/>
+          </w:r>
+        </w:p>
+      </w:sdtContent>
+    </w:sdt>
+    <w:p>
+      <w:pPr>
+        <w:rPr>
+          <w:lang w:val="pt-PT"/>
+        </w:rPr>
+      </w:pPr>
+    </w:p>
+    <w:p>
+      <w:pPr>
+        <w:rPr>
+          <w:rFonts w:asciiTheme="majorHAnsi" w:eastAsiaTheme="majorEastAsia" w:hAnsiTheme="majorHAnsi" w:cstheme="majorBidi"/>
           <w:b/>
           <w:bCs/>
-          <w:lang w:val="pt-PT"/>
-        </w:rPr>
+          <w:color w:val="2F5496" w:themeColor="accent1" w:themeShade="BF"/>
+          <w:sz w:val="32"/>
+          <w:szCs w:val="32"/>
+          <w:lang w:val="pt-PT"/>
+        </w:rPr>
+      </w:pPr>
+      <w:r>
+        <w:rPr>
+          <w:b/>
+          <w:bCs/>
+          <w:lang w:val="pt-PT"/>
+        </w:rPr>
+        <w:br w:type="page"/>
+      </w:r>
+    </w:p>
+    <w:p>
+      <w:pPr>
+        <w:pStyle w:val="Heading1"/>
+        <w:pBdr>
+          <w:bottom w:val="single" w:sz="4" w:space="1" w:color="4472C4" w:themeColor="accent1"/>
+        </w:pBdr>
+        <w:rPr>
+          <w:lang w:val="pt-PT"/>
+        </w:rPr>
+      </w:pPr>
+      <w:bookmarkStart w:id="0" w:name="_Toc231464936"/>
+      <w:r>
+        <w:rPr>
+          <w:lang w:val="pt-PT"/>
+        </w:rPr>
+        <w:lastRenderedPageBreak/>
         <w:t>Instalação</w:t>
       </w:r>
+      <w:bookmarkEnd w:id="0"/>
     </w:p>
     <w:p>
       <w:pPr>
@@ -288,10 +2394,10 @@
           <w:lang w:val="pt-PT"/>
         </w:rPr>
         <w:drawing>
-          <wp:inline distT="0" distB="0" distL="0" distR="0" wp14:anchorId="234DF695" wp14:editId="7AB6C52D">
-            <wp:extent cx="5381625" cy="1267173"/>
-            <wp:effectExtent l="19050" t="19050" r="9525" b="28575"/>
-            <wp:docPr id="35" name="Picture 35"/>
+          <wp:inline distT="0" distB="0" distL="0" distR="0" wp14:anchorId="2DCB6590" wp14:editId="6F041F13">
+            <wp:extent cx="2676899" cy="1581371"/>
+            <wp:effectExtent l="0" t="0" r="9525" b="0"/>
+            <wp:docPr id="3" name="Picture 3"/>
             <wp:cNvGraphicFramePr>
               <a:graphicFrameLocks xmlns:a="http://schemas.openxmlformats.org/drawingml/2006/main" noChangeAspect="1"/>
             </wp:cNvGraphicFramePr>
@@ -311,16 +2417,11 @@
                   <pic:spPr>
                     <a:xfrm>
                       <a:off x="0" y="0"/>
-                      <a:ext cx="5393154" cy="1269888"/>
+                      <a:ext cx="2676899" cy="1581371"/>
                     </a:xfrm>
                     <a:prstGeom prst="rect">
                       <a:avLst/>
                     </a:prstGeom>
-                    <a:ln>
-                      <a:solidFill>
-                        <a:schemeClr val="accent1"/>
-                      </a:solidFill>
-                    </a:ln>
                   </pic:spPr>
                 </pic:pic>
               </a:graphicData>
@@ -339,20 +2440,27 @@
     <w:p>
       <w:pPr>
         <w:pStyle w:val="Heading1"/>
-        <w:rPr>
-          <w:b/>
-          <w:bCs/>
-          <w:lang w:val="pt-PT"/>
-        </w:rPr>
-      </w:pPr>
-      <w:r>
-        <w:rPr>
-          <w:b/>
-          <w:bCs/>
-          <w:lang w:val="pt-PT"/>
-        </w:rPr>
-        <w:t>Utilização</w:t>
-      </w:r>
+        <w:pBdr>
+          <w:bottom w:val="single" w:sz="4" w:space="1" w:color="4472C4" w:themeColor="accent1"/>
+        </w:pBdr>
+        <w:rPr>
+          <w:lang w:val="pt-PT"/>
+        </w:rPr>
+      </w:pPr>
+      <w:bookmarkStart w:id="1" w:name="_Toc231464937"/>
+      <w:r>
+        <w:rPr>
+          <w:lang w:val="pt-PT"/>
+        </w:rPr>
+        <w:t>Primeira u</w:t>
+      </w:r>
+      <w:r>
+        <w:rPr>
+          <w:lang w:val="pt-PT"/>
+        </w:rPr>
+        <w:t>tilização</w:t>
+      </w:r>
+      <w:bookmarkEnd w:id="1"/>
     </w:p>
     <w:p>
       <w:pPr>
@@ -456,9 +2564,9 @@
           <w:lang w:val="pt-PT"/>
         </w:rPr>
         <w:drawing>
-          <wp:inline distT="0" distB="0" distL="0" distR="0" wp14:anchorId="0EA66A86" wp14:editId="21515399">
-            <wp:extent cx="3915783" cy="1219200"/>
-            <wp:effectExtent l="0" t="0" r="8890" b="0"/>
+          <wp:inline distT="0" distB="0" distL="0" distR="0" wp14:anchorId="0EA66A86" wp14:editId="13E1786B">
+            <wp:extent cx="3059205" cy="952500"/>
+            <wp:effectExtent l="0" t="0" r="8255" b="0"/>
             <wp:docPr id="48" name="Picture 48"/>
             <wp:cNvGraphicFramePr>
               <a:graphicFrameLocks xmlns:a="http://schemas.openxmlformats.org/drawingml/2006/main" noChangeAspect="1"/>
@@ -479,7 +2587,7 @@
                   <pic:spPr>
                     <a:xfrm>
                       <a:off x="0" y="0"/>
-                      <a:ext cx="3925222" cy="1222139"/>
+                      <a:ext cx="3073773" cy="957036"/>
                     </a:xfrm>
                     <a:prstGeom prst="rect">
                       <a:avLst/>
@@ -510,9 +2618,9 @@
           <w:lang w:val="pt-PT"/>
         </w:rPr>
         <w:drawing>
-          <wp:inline distT="0" distB="0" distL="0" distR="0" wp14:anchorId="32BF7130" wp14:editId="5A1B6E22">
-            <wp:extent cx="1143000" cy="430696"/>
-            <wp:effectExtent l="0" t="0" r="0" b="7620"/>
+          <wp:inline distT="0" distB="0" distL="0" distR="0" wp14:anchorId="32BF7130" wp14:editId="49CD3466">
+            <wp:extent cx="985836" cy="371475"/>
+            <wp:effectExtent l="0" t="0" r="5080" b="0"/>
             <wp:docPr id="53" name="Picture 53"/>
             <wp:cNvGraphicFramePr>
               <a:graphicFrameLocks xmlns:a="http://schemas.openxmlformats.org/drawingml/2006/main" noChangeAspect="1"/>
@@ -533,7 +2641,7 @@
                   <pic:spPr>
                     <a:xfrm>
                       <a:off x="0" y="0"/>
-                      <a:ext cx="1147702" cy="432468"/>
+                      <a:ext cx="992572" cy="374013"/>
                     </a:xfrm>
                     <a:prstGeom prst="rect">
                       <a:avLst/>
@@ -563,7 +2671,6 @@
         <w:rPr>
           <w:lang w:val="pt-PT"/>
         </w:rPr>
-        <w:lastRenderedPageBreak/>
         <w:t xml:space="preserve"> </w:t>
       </w:r>
       <w:r>
@@ -585,8 +2692,8 @@
           <w:lang w:val="pt-PT"/>
         </w:rPr>
         <w:drawing>
-          <wp:inline distT="0" distB="0" distL="0" distR="0" wp14:anchorId="077ACDD7" wp14:editId="051980B3">
-            <wp:extent cx="2762250" cy="1130627"/>
+          <wp:inline distT="0" distB="0" distL="0" distR="0" wp14:anchorId="077ACDD7" wp14:editId="120908C7">
+            <wp:extent cx="2885562" cy="1181100"/>
             <wp:effectExtent l="0" t="0" r="0" b="0"/>
             <wp:docPr id="4" name="Picture 4"/>
             <wp:cNvGraphicFramePr>
@@ -608,7 +2715,7 @@
                   <pic:spPr>
                     <a:xfrm>
                       <a:off x="0" y="0"/>
-                      <a:ext cx="2772947" cy="1135005"/>
+                      <a:ext cx="2906496" cy="1189669"/>
                     </a:xfrm>
                     <a:prstGeom prst="rect">
                       <a:avLst/>
@@ -627,6 +2734,13 @@
           <w:lang w:val="pt-PT"/>
         </w:rPr>
       </w:pPr>
+    </w:p>
+    <w:p>
+      <w:pPr>
+        <w:rPr>
+          <w:lang w:val="pt-PT"/>
+        </w:rPr>
+      </w:pPr>
       <w:r>
         <w:rPr>
           <w:lang w:val="pt-PT"/>
@@ -670,6 +2784,15 @@
     <w:p>
       <w:pPr>
         <w:rPr>
+          <w:lang w:val="pt-PT"/>
+        </w:rPr>
+      </w:pPr>
+    </w:p>
+    <w:p>
+      <w:pPr>
+        <w:rPr>
+          <w:b/>
+          <w:bCs/>
           <w:lang w:val="pt-PT"/>
         </w:rPr>
       </w:pPr>
@@ -688,6 +2811,13 @@
         </w:rPr>
         <w:t>database.sqlite3</w:t>
       </w:r>
+    </w:p>
+    <w:p>
+      <w:pPr>
+        <w:rPr>
+          <w:lang w:val="pt-PT"/>
+        </w:rPr>
+      </w:pPr>
     </w:p>
     <w:p>
       <w:pPr>
@@ -801,9 +2931,9 @@
           <w:lang w:val="pt-PT"/>
         </w:rPr>
         <w:drawing>
-          <wp:inline distT="0" distB="0" distL="0" distR="0" wp14:anchorId="51020BBB" wp14:editId="0DDE0DEE">
-            <wp:extent cx="3324225" cy="2486827"/>
-            <wp:effectExtent l="0" t="0" r="0" b="8890"/>
+          <wp:inline distT="0" distB="0" distL="0" distR="0" wp14:anchorId="51020BBB" wp14:editId="69905E55">
+            <wp:extent cx="2222500" cy="1662635"/>
+            <wp:effectExtent l="0" t="0" r="6350" b="0"/>
             <wp:docPr id="6" name="Picture 6"/>
             <wp:cNvGraphicFramePr>
               <a:graphicFrameLocks xmlns:a="http://schemas.openxmlformats.org/drawingml/2006/main" noChangeAspect="1"/>
@@ -824,7 +2954,7 @@
                   <pic:spPr>
                     <a:xfrm>
                       <a:off x="0" y="0"/>
-                      <a:ext cx="3337711" cy="2496916"/>
+                      <a:ext cx="2239421" cy="1675294"/>
                     </a:xfrm>
                     <a:prstGeom prst="rect">
                       <a:avLst/>
@@ -852,36 +2982,29 @@
     </w:p>
     <w:p>
       <w:pPr>
-        <w:rPr>
-          <w:lang w:val="pt-PT"/>
-        </w:rPr>
-      </w:pPr>
-    </w:p>
-    <w:p>
-      <w:pPr>
-        <w:rPr>
-          <w:lang w:val="pt-PT"/>
-        </w:rPr>
-      </w:pPr>
-    </w:p>
-    <w:p>
-      <w:pPr>
         <w:pStyle w:val="Heading1"/>
-        <w:rPr>
-          <w:b/>
-          <w:bCs/>
-          <w:lang w:val="pt-PT"/>
-        </w:rPr>
-      </w:pPr>
-      <w:r>
-        <w:rPr>
-          <w:b/>
-          <w:bCs/>
-          <w:lang w:val="pt-PT"/>
-        </w:rPr>
-        <w:lastRenderedPageBreak/>
-        <w:t>Alterar Password:</w:t>
-      </w:r>
+        <w:pBdr>
+          <w:bottom w:val="single" w:sz="4" w:space="1" w:color="4472C4" w:themeColor="accent1"/>
+        </w:pBdr>
+        <w:rPr>
+          <w:lang w:val="pt-PT"/>
+        </w:rPr>
+      </w:pPr>
+      <w:bookmarkStart w:id="2" w:name="_Toc231464938"/>
+      <w:r>
+        <w:rPr>
+          <w:lang w:val="pt-PT"/>
+        </w:rPr>
+        <w:t>Alterar Password</w:t>
+      </w:r>
+      <w:bookmarkEnd w:id="2"/>
+    </w:p>
+    <w:p>
+      <w:pPr>
+        <w:rPr>
+          <w:lang w:val="pt-PT"/>
+        </w:rPr>
+      </w:pPr>
     </w:p>
     <w:p>
       <w:pPr>
@@ -908,8 +3031,8 @@
           <w:lang w:val="pt-PT"/>
         </w:rPr>
         <w:drawing>
-          <wp:inline distT="0" distB="0" distL="0" distR="0" wp14:anchorId="117C43F4" wp14:editId="6747A30F">
-            <wp:extent cx="1676634" cy="533474"/>
+          <wp:inline distT="0" distB="0" distL="0" distR="0" wp14:anchorId="117C43F4" wp14:editId="36B1D296">
+            <wp:extent cx="1317171" cy="419100"/>
             <wp:effectExtent l="0" t="0" r="0" b="0"/>
             <wp:docPr id="62" name="Picture 62"/>
             <wp:cNvGraphicFramePr>
@@ -931,7 +3054,7 @@
                   <pic:spPr>
                     <a:xfrm>
                       <a:off x="0" y="0"/>
-                      <a:ext cx="1676634" cy="533474"/>
+                      <a:ext cx="1324635" cy="421475"/>
                     </a:xfrm>
                     <a:prstGeom prst="rect">
                       <a:avLst/>
@@ -1002,27 +3125,43 @@
     <w:p>
       <w:pPr>
         <w:pStyle w:val="Heading1"/>
+        <w:pBdr>
+          <w:bottom w:val="single" w:sz="4" w:space="1" w:color="4472C4" w:themeColor="accent1"/>
+        </w:pBdr>
+        <w:rPr>
+          <w:lang w:val="pt-PT"/>
+        </w:rPr>
+      </w:pPr>
+      <w:bookmarkStart w:id="3" w:name="_Toc231464939"/>
+      <w:r>
+        <w:rPr>
+          <w:lang w:val="pt-PT"/>
+        </w:rPr>
+        <w:t>Administração</w:t>
+      </w:r>
+      <w:bookmarkEnd w:id="3"/>
+    </w:p>
+    <w:p>
+      <w:pPr>
+        <w:rPr>
+          <w:lang w:val="pt-PT"/>
+        </w:rPr>
+      </w:pPr>
+      <w:r>
+        <w:rPr>
+          <w:lang w:val="pt-PT"/>
+        </w:rPr>
+        <w:t xml:space="preserve">Tipo de acesso: </w:t>
+      </w:r>
+      <w:r>
         <w:rPr>
           <w:b/>
           <w:bCs/>
-          <w:lang w:val="pt-PT"/>
-        </w:rPr>
-      </w:pPr>
-      <w:r>
-        <w:rPr>
-          <w:b/>
-          <w:bCs/>
-          <w:lang w:val="pt-PT"/>
-        </w:rPr>
-        <w:t>Administração</w:t>
-      </w:r>
-    </w:p>
-    <w:p>
-      <w:pPr>
-        <w:rPr>
-          <w:lang w:val="pt-PT"/>
-        </w:rPr>
-      </w:pPr>
+          <w:highlight w:val="green"/>
+          <w:lang w:val="pt-PT"/>
+        </w:rPr>
+        <w:t>Administrador</w:t>
+      </w:r>
     </w:p>
     <w:p>
       <w:pPr>
@@ -1087,15 +3226,43 @@
     </w:p>
     <w:p>
       <w:pPr>
-        <w:rPr>
-          <w:lang w:val="pt-PT"/>
-        </w:rPr>
-      </w:pPr>
-      <w:r>
-        <w:rPr>
-          <w:lang w:val="pt-PT"/>
-        </w:rPr>
-        <w:t xml:space="preserve">- Podem ser adicionados </w:t>
+        <w:pStyle w:val="Heading2"/>
+        <w:rPr>
+          <w:lang w:val="pt-PT"/>
+        </w:rPr>
+      </w:pPr>
+      <w:bookmarkStart w:id="4" w:name="_Toc231464940"/>
+      <w:r>
+        <w:rPr>
+          <w:lang w:val="pt-PT"/>
+        </w:rPr>
+        <w:t>Utilizadores</w:t>
+      </w:r>
+      <w:bookmarkEnd w:id="4"/>
+    </w:p>
+    <w:p>
+      <w:pPr>
+        <w:rPr>
+          <w:lang w:val="pt-PT"/>
+        </w:rPr>
+      </w:pPr>
+      <w:r>
+        <w:rPr>
+          <w:lang w:val="pt-PT"/>
+        </w:rPr>
+        <w:t>- Podem ser adicionados</w:t>
+      </w:r>
+      <w:r>
+        <w:rPr>
+          <w:lang w:val="pt-PT"/>
+        </w:rPr>
+        <w:t>/editados/eliminados</w:t>
+      </w:r>
+      <w:r>
+        <w:rPr>
+          <w:lang w:val="pt-PT"/>
+        </w:rPr>
+        <w:t xml:space="preserve"> </w:t>
       </w:r>
       <w:r>
         <w:rPr>
@@ -1171,9 +3338,9 @@
           <w:lang w:val="pt-PT"/>
         </w:rPr>
         <w:drawing>
-          <wp:inline distT="0" distB="0" distL="0" distR="0" wp14:anchorId="17967CF5" wp14:editId="784A01E8">
-            <wp:extent cx="3705225" cy="3400415"/>
-            <wp:effectExtent l="0" t="0" r="0" b="0"/>
+          <wp:inline distT="0" distB="0" distL="0" distR="0" wp14:anchorId="17967CF5" wp14:editId="4F00895C">
+            <wp:extent cx="3591066" cy="3295650"/>
+            <wp:effectExtent l="0" t="0" r="9525" b="0"/>
             <wp:docPr id="9" name="Picture 9"/>
             <wp:cNvGraphicFramePr>
               <a:graphicFrameLocks xmlns:a="http://schemas.openxmlformats.org/drawingml/2006/main" noChangeAspect="1"/>
@@ -1194,7 +3361,7 @@
                   <pic:spPr>
                     <a:xfrm>
                       <a:off x="0" y="0"/>
-                      <a:ext cx="3712466" cy="3407060"/>
+                      <a:ext cx="3611949" cy="3314815"/>
                     </a:xfrm>
                     <a:prstGeom prst="rect">
                       <a:avLst/>
@@ -1213,76 +3380,73 @@
           <w:lang w:val="pt-PT"/>
         </w:rPr>
       </w:pPr>
-      <w:r>
-        <w:rPr>
-          <w:lang w:val="pt-PT"/>
-        </w:rPr>
-        <w:lastRenderedPageBreak/>
-        <w:t xml:space="preserve">- Pode ser adicionado o nome do atual </w:t>
+    </w:p>
+    <w:p>
+      <w:pPr>
+        <w:pStyle w:val="Heading2"/>
+        <w:rPr>
+          <w:lang w:val="pt-PT"/>
+        </w:rPr>
+      </w:pPr>
+      <w:bookmarkStart w:id="5" w:name="_Toc231464941"/>
+      <w:r>
+        <w:rPr>
+          <w:lang w:val="pt-PT"/>
+        </w:rPr>
+        <w:t xml:space="preserve">Valor </w:t>
       </w:r>
       <w:proofErr w:type="spellStart"/>
       <w:r>
         <w:rPr>
-          <w:b/>
-          <w:bCs/>
-          <w:highlight w:val="yellow"/>
-          <w:lang w:val="pt-PT"/>
-        </w:rPr>
-        <w:t>Chief</w:t>
-      </w:r>
+          <w:lang w:val="pt-PT"/>
+        </w:rPr>
+        <w:t>Welfare</w:t>
+      </w:r>
+      <w:bookmarkEnd w:id="5"/>
       <w:proofErr w:type="spellEnd"/>
-      <w:r>
-        <w:rPr>
-          <w:b/>
-          <w:bCs/>
-          <w:highlight w:val="yellow"/>
-          <w:lang w:val="pt-PT"/>
-        </w:rPr>
-        <w:t xml:space="preserve"> </w:t>
+    </w:p>
+    <w:p>
+      <w:pPr>
+        <w:rPr>
+          <w:lang w:val="pt-PT"/>
+        </w:rPr>
+      </w:pPr>
+      <w:r>
+        <w:rPr>
+          <w:lang w:val="pt-PT"/>
+        </w:rPr>
+        <w:t xml:space="preserve">Aqui alteramos o valor do </w:t>
       </w:r>
       <w:proofErr w:type="spellStart"/>
       <w:r>
         <w:rPr>
-          <w:b/>
-          <w:bCs/>
-          <w:highlight w:val="yellow"/>
-          <w:lang w:val="pt-PT"/>
-        </w:rPr>
-        <w:t>of</w:t>
+          <w:lang w:val="pt-PT"/>
+        </w:rPr>
+        <w:t>Welfare</w:t>
       </w:r>
       <w:proofErr w:type="spellEnd"/>
       <w:r>
         <w:rPr>
-          <w:b/>
-          <w:bCs/>
-          <w:highlight w:val="yellow"/>
-          <w:lang w:val="pt-PT"/>
-        </w:rPr>
-        <w:t xml:space="preserve"> Staff</w:t>
-      </w:r>
-      <w:r>
-        <w:rPr>
-          <w:lang w:val="pt-PT"/>
-        </w:rPr>
-        <w:t xml:space="preserve"> (COS)</w:t>
-      </w:r>
-    </w:p>
-    <w:p>
-      <w:pPr>
-        <w:rPr>
-          <w:lang w:val="pt-PT"/>
-        </w:rPr>
-      </w:pPr>
-      <w:r>
-        <w:rPr>
-          <w:noProof/>
+          <w:lang w:val="pt-PT"/>
+        </w:rPr>
+        <w:t xml:space="preserve"> se necessário</w:t>
+      </w:r>
+    </w:p>
+    <w:p>
+      <w:pPr>
+        <w:rPr>
+          <w:lang w:val="pt-PT"/>
+        </w:rPr>
+      </w:pPr>
+      <w:r>
+        <w:rPr>
           <w:lang w:val="pt-PT"/>
         </w:rPr>
         <w:drawing>
-          <wp:inline distT="0" distB="0" distL="0" distR="0" wp14:anchorId="0C16C1DA" wp14:editId="60179119">
-            <wp:extent cx="1047896" cy="381053"/>
-            <wp:effectExtent l="0" t="0" r="0" b="0"/>
-            <wp:docPr id="10" name="Picture 10"/>
+          <wp:inline distT="0" distB="0" distL="0" distR="0" wp14:anchorId="31D4BD2B" wp14:editId="4969EFBD">
+            <wp:extent cx="1286054" cy="390580"/>
+            <wp:effectExtent l="0" t="0" r="0" b="9525"/>
+            <wp:docPr id="41" name="Picture 41"/>
             <wp:cNvGraphicFramePr>
               <a:graphicFrameLocks xmlns:a="http://schemas.openxmlformats.org/drawingml/2006/main" noChangeAspect="1"/>
             </wp:cNvGraphicFramePr>
@@ -1302,7 +3466,7 @@
                   <pic:spPr>
                     <a:xfrm>
                       <a:off x="0" y="0"/>
-                      <a:ext cx="1047896" cy="381053"/>
+                      <a:ext cx="1286054" cy="390580"/>
                     </a:xfrm>
                     <a:prstGeom prst="rect">
                       <a:avLst/>
@@ -1323,14 +3487,13 @@
       </w:pPr>
       <w:r>
         <w:rPr>
-          <w:noProof/>
           <w:lang w:val="pt-PT"/>
         </w:rPr>
         <w:drawing>
-          <wp:inline distT="0" distB="0" distL="0" distR="0" wp14:anchorId="4B4F94FB" wp14:editId="2B94E8BE">
-            <wp:extent cx="3564298" cy="1762125"/>
+          <wp:inline distT="0" distB="0" distL="0" distR="0" wp14:anchorId="013E3321" wp14:editId="091FC388">
+            <wp:extent cx="2714625" cy="1585285"/>
             <wp:effectExtent l="0" t="0" r="0" b="0"/>
-            <wp:docPr id="11" name="Picture 11"/>
+            <wp:docPr id="57" name="Picture 57"/>
             <wp:cNvGraphicFramePr>
               <a:graphicFrameLocks xmlns:a="http://schemas.openxmlformats.org/drawingml/2006/main" noChangeAspect="1"/>
             </wp:cNvGraphicFramePr>
@@ -1350,7 +3513,7 @@
                   <pic:spPr>
                     <a:xfrm>
                       <a:off x="0" y="0"/>
-                      <a:ext cx="3567295" cy="1763607"/>
+                      <a:ext cx="2729021" cy="1593692"/>
                     </a:xfrm>
                     <a:prstGeom prst="rect">
                       <a:avLst/>
@@ -1376,23 +3539,72 @@
           <w:lang w:val="pt-PT"/>
         </w:rPr>
       </w:pPr>
-      <w:r>
-        <w:rPr>
-          <w:lang w:val="pt-PT"/>
-        </w:rPr>
-        <w:t xml:space="preserve">- Podem ser adicionados os </w:t>
-      </w:r>
+    </w:p>
+    <w:p>
+      <w:pPr>
+        <w:pStyle w:val="Heading2"/>
+        <w:rPr>
+          <w:lang w:val="pt-PT"/>
+        </w:rPr>
+      </w:pPr>
+      <w:bookmarkStart w:id="6" w:name="_Toc231464942"/>
       <w:proofErr w:type="spellStart"/>
       <w:r>
         <w:rPr>
+          <w:lang w:val="pt-PT"/>
+        </w:rPr>
+        <w:t>Chief</w:t>
+      </w:r>
+      <w:proofErr w:type="spellEnd"/>
+      <w:r>
+        <w:rPr>
+          <w:lang w:val="pt-PT"/>
+        </w:rPr>
+        <w:t xml:space="preserve"> </w:t>
+      </w:r>
+      <w:proofErr w:type="spellStart"/>
+      <w:r>
+        <w:rPr>
+          <w:lang w:val="pt-PT"/>
+        </w:rPr>
+        <w:t>of</w:t>
+      </w:r>
+      <w:proofErr w:type="spellEnd"/>
+      <w:r>
+        <w:rPr>
+          <w:lang w:val="pt-PT"/>
+        </w:rPr>
+        <w:t xml:space="preserve"> Staff (COS)</w:t>
+      </w:r>
+      <w:bookmarkEnd w:id="6"/>
+    </w:p>
+    <w:p>
+      <w:pPr>
+        <w:rPr>
+          <w:lang w:val="pt-PT"/>
+        </w:rPr>
+      </w:pPr>
+      <w:r>
+        <w:rPr>
+          <w:lang w:val="pt-PT"/>
+        </w:rPr>
+        <w:t xml:space="preserve">- Pode ser adicionado o nome do atual </w:t>
+      </w:r>
+      <w:proofErr w:type="spellStart"/>
+      <w:r>
+        <w:rPr>
+          <w:b/>
+          <w:bCs/>
           <w:highlight w:val="yellow"/>
           <w:lang w:val="pt-PT"/>
         </w:rPr>
-        <w:t>Days</w:t>
+        <w:t>Chief</w:t>
       </w:r>
       <w:proofErr w:type="spellEnd"/>
       <w:r>
         <w:rPr>
+          <w:b/>
+          <w:bCs/>
           <w:highlight w:val="yellow"/>
           <w:lang w:val="pt-PT"/>
         </w:rPr>
@@ -1401,12 +3613,29 @@
       <w:proofErr w:type="spellStart"/>
       <w:r>
         <w:rPr>
+          <w:b/>
+          <w:bCs/>
           <w:highlight w:val="yellow"/>
           <w:lang w:val="pt-PT"/>
         </w:rPr>
-        <w:t>Off</w:t>
+        <w:t>of</w:t>
       </w:r>
       <w:proofErr w:type="spellEnd"/>
+      <w:r>
+        <w:rPr>
+          <w:b/>
+          <w:bCs/>
+          <w:highlight w:val="yellow"/>
+          <w:lang w:val="pt-PT"/>
+        </w:rPr>
+        <w:t xml:space="preserve"> Staff</w:t>
+      </w:r>
+      <w:r>
+        <w:rPr>
+          <w:lang w:val="pt-PT"/>
+        </w:rPr>
+        <w:t xml:space="preserve"> (COS)</w:t>
+      </w:r>
     </w:p>
     <w:p>
       <w:pPr>
@@ -1420,10 +3649,10 @@
           <w:lang w:val="pt-PT"/>
         </w:rPr>
         <w:drawing>
-          <wp:inline distT="0" distB="0" distL="0" distR="0" wp14:anchorId="4039FAF9" wp14:editId="0B5DEA64">
-            <wp:extent cx="914528" cy="400106"/>
+          <wp:inline distT="0" distB="0" distL="0" distR="0" wp14:anchorId="0C16C1DA" wp14:editId="60179119">
+            <wp:extent cx="1047896" cy="381053"/>
             <wp:effectExtent l="0" t="0" r="0" b="0"/>
-            <wp:docPr id="12" name="Picture 12"/>
+            <wp:docPr id="10" name="Picture 10"/>
             <wp:cNvGraphicFramePr>
               <a:graphicFrameLocks xmlns:a="http://schemas.openxmlformats.org/drawingml/2006/main" noChangeAspect="1"/>
             </wp:cNvGraphicFramePr>
@@ -1443,7 +3672,7 @@
                   <pic:spPr>
                     <a:xfrm>
                       <a:off x="0" y="0"/>
-                      <a:ext cx="914528" cy="400106"/>
+                      <a:ext cx="1047896" cy="381053"/>
                     </a:xfrm>
                     <a:prstGeom prst="rect">
                       <a:avLst/>
@@ -1468,10 +3697,10 @@
           <w:lang w:val="pt-PT"/>
         </w:rPr>
         <w:drawing>
-          <wp:inline distT="0" distB="0" distL="0" distR="0" wp14:anchorId="2555A845" wp14:editId="3244AD12">
-            <wp:extent cx="5047953" cy="3629025"/>
-            <wp:effectExtent l="0" t="0" r="635" b="0"/>
-            <wp:docPr id="13" name="Picture 13"/>
+          <wp:inline distT="0" distB="0" distL="0" distR="0" wp14:anchorId="4B4F94FB" wp14:editId="079C6E60">
+            <wp:extent cx="2909237" cy="1438275"/>
+            <wp:effectExtent l="0" t="0" r="5715" b="0"/>
+            <wp:docPr id="11" name="Picture 11"/>
             <wp:cNvGraphicFramePr>
               <a:graphicFrameLocks xmlns:a="http://schemas.openxmlformats.org/drawingml/2006/main" noChangeAspect="1"/>
             </wp:cNvGraphicFramePr>
@@ -1491,7 +3720,7 @@
                   <pic:spPr>
                     <a:xfrm>
                       <a:off x="0" y="0"/>
-                      <a:ext cx="5050217" cy="3630653"/>
+                      <a:ext cx="2912755" cy="1440014"/>
                     </a:xfrm>
                     <a:prstGeom prst="rect">
                       <a:avLst/>
@@ -1513,52 +3742,73 @@
     </w:p>
     <w:p>
       <w:pPr>
-        <w:rPr>
-          <w:lang w:val="pt-PT"/>
-        </w:rPr>
-      </w:pPr>
-    </w:p>
-    <w:p>
-      <w:pPr>
-        <w:rPr>
-          <w:lang w:val="pt-PT"/>
-        </w:rPr>
-      </w:pPr>
-    </w:p>
-    <w:p>
-      <w:pPr>
-        <w:rPr>
-          <w:lang w:val="pt-PT"/>
-        </w:rPr>
-      </w:pPr>
-    </w:p>
-    <w:p>
-      <w:pPr>
-        <w:rPr>
-          <w:lang w:val="pt-PT"/>
-        </w:rPr>
-      </w:pPr>
-    </w:p>
-    <w:p>
-      <w:pPr>
-        <w:rPr>
-          <w:lang w:val="pt-PT"/>
-        </w:rPr>
-      </w:pPr>
-    </w:p>
-    <w:p>
-      <w:pPr>
-        <w:rPr>
-          <w:lang w:val="pt-PT"/>
-        </w:rPr>
-      </w:pPr>
-      <w:r>
-        <w:rPr>
-          <w:lang w:val="pt-PT"/>
-        </w:rPr>
-        <w:lastRenderedPageBreak/>
-        <w:t>- Para a contagem das semanas, temos de inserir manualmente o primeiro dia que esta contagem tem.</w:t>
-      </w:r>
+        <w:pStyle w:val="Heading2"/>
+        <w:rPr>
+          <w:lang w:val="pt-PT"/>
+        </w:rPr>
+      </w:pPr>
+      <w:bookmarkStart w:id="7" w:name="_Toc231464943"/>
+      <w:proofErr w:type="spellStart"/>
+      <w:r>
+        <w:rPr>
+          <w:lang w:val="pt-PT"/>
+        </w:rPr>
+        <w:t>Days</w:t>
+      </w:r>
+      <w:proofErr w:type="spellEnd"/>
+      <w:r>
+        <w:rPr>
+          <w:lang w:val="pt-PT"/>
+        </w:rPr>
+        <w:t xml:space="preserve"> </w:t>
+      </w:r>
+      <w:proofErr w:type="spellStart"/>
+      <w:r>
+        <w:rPr>
+          <w:lang w:val="pt-PT"/>
+        </w:rPr>
+        <w:t>Off</w:t>
+      </w:r>
+      <w:bookmarkEnd w:id="7"/>
+      <w:proofErr w:type="spellEnd"/>
+    </w:p>
+    <w:p>
+      <w:pPr>
+        <w:rPr>
+          <w:lang w:val="pt-PT"/>
+        </w:rPr>
+      </w:pPr>
+      <w:r>
+        <w:rPr>
+          <w:lang w:val="pt-PT"/>
+        </w:rPr>
+        <w:t xml:space="preserve">- Podem ser adicionados os </w:t>
+      </w:r>
+      <w:proofErr w:type="spellStart"/>
+      <w:r>
+        <w:rPr>
+          <w:highlight w:val="yellow"/>
+          <w:lang w:val="pt-PT"/>
+        </w:rPr>
+        <w:t>Days</w:t>
+      </w:r>
+      <w:proofErr w:type="spellEnd"/>
+      <w:r>
+        <w:rPr>
+          <w:highlight w:val="yellow"/>
+          <w:lang w:val="pt-PT"/>
+        </w:rPr>
+        <w:t xml:space="preserve"> </w:t>
+      </w:r>
+      <w:proofErr w:type="spellStart"/>
+      <w:r>
+        <w:rPr>
+          <w:highlight w:val="yellow"/>
+          <w:lang w:val="pt-PT"/>
+        </w:rPr>
+        <w:t>Off</w:t>
+      </w:r>
+      <w:proofErr w:type="spellEnd"/>
     </w:p>
     <w:p>
       <w:pPr>
@@ -1572,10 +3822,10 @@
           <w:lang w:val="pt-PT"/>
         </w:rPr>
         <w:drawing>
-          <wp:inline distT="0" distB="0" distL="0" distR="0" wp14:anchorId="537ECD7B" wp14:editId="429DD4DB">
-            <wp:extent cx="1276528" cy="390580"/>
-            <wp:effectExtent l="0" t="0" r="0" b="9525"/>
-            <wp:docPr id="14" name="Picture 14"/>
+          <wp:inline distT="0" distB="0" distL="0" distR="0" wp14:anchorId="4039FAF9" wp14:editId="0B5DEA64">
+            <wp:extent cx="914528" cy="400106"/>
+            <wp:effectExtent l="0" t="0" r="0" b="0"/>
+            <wp:docPr id="12" name="Picture 12"/>
             <wp:cNvGraphicFramePr>
               <a:graphicFrameLocks xmlns:a="http://schemas.openxmlformats.org/drawingml/2006/main" noChangeAspect="1"/>
             </wp:cNvGraphicFramePr>
@@ -1595,7 +3845,7 @@
                   <pic:spPr>
                     <a:xfrm>
                       <a:off x="0" y="0"/>
-                      <a:ext cx="1276528" cy="390580"/>
+                      <a:ext cx="914528" cy="400106"/>
                     </a:xfrm>
                     <a:prstGeom prst="rect">
                       <a:avLst/>
@@ -1620,10 +3870,10 @@
           <w:lang w:val="pt-PT"/>
         </w:rPr>
         <w:drawing>
-          <wp:inline distT="0" distB="0" distL="0" distR="0" wp14:anchorId="480B7439" wp14:editId="3F0DD9D7">
-            <wp:extent cx="3630288" cy="2352675"/>
-            <wp:effectExtent l="0" t="0" r="8890" b="0"/>
-            <wp:docPr id="15" name="Picture 15"/>
+          <wp:inline distT="0" distB="0" distL="0" distR="0" wp14:anchorId="2555A845" wp14:editId="4221E388">
+            <wp:extent cx="3431550" cy="2466975"/>
+            <wp:effectExtent l="0" t="0" r="0" b="0"/>
+            <wp:docPr id="13" name="Picture 13"/>
             <wp:cNvGraphicFramePr>
               <a:graphicFrameLocks xmlns:a="http://schemas.openxmlformats.org/drawingml/2006/main" noChangeAspect="1"/>
             </wp:cNvGraphicFramePr>
@@ -1643,7 +3893,7 @@
                   <pic:spPr>
                     <a:xfrm>
                       <a:off x="0" y="0"/>
-                      <a:ext cx="3633161" cy="2354537"/>
+                      <a:ext cx="3443041" cy="2475236"/>
                     </a:xfrm>
                     <a:prstGeom prst="rect">
                       <a:avLst/>
@@ -1665,15 +3915,31 @@
     </w:p>
     <w:p>
       <w:pPr>
-        <w:rPr>
-          <w:lang w:val="pt-PT"/>
-        </w:rPr>
-      </w:pPr>
-      <w:r>
-        <w:rPr>
-          <w:lang w:val="pt-PT"/>
-        </w:rPr>
-        <w:t>- Pode ser alterada a Linguagem da aplicação (Está a 90%)</w:t>
+        <w:pStyle w:val="Heading2"/>
+        <w:rPr>
+          <w:lang w:val="pt-PT"/>
+        </w:rPr>
+      </w:pPr>
+      <w:bookmarkStart w:id="8" w:name="_Toc231464944"/>
+      <w:r>
+        <w:rPr>
+          <w:lang w:val="pt-PT"/>
+        </w:rPr>
+        <w:t>Início da Semana</w:t>
+      </w:r>
+      <w:bookmarkEnd w:id="8"/>
+    </w:p>
+    <w:p>
+      <w:pPr>
+        <w:rPr>
+          <w:lang w:val="pt-PT"/>
+        </w:rPr>
+      </w:pPr>
+      <w:r>
+        <w:rPr>
+          <w:lang w:val="pt-PT"/>
+        </w:rPr>
+        <w:t>- Para a contagem das semanas, temos de inserir manualmente o primeiro dia que esta contagem tem.</w:t>
       </w:r>
     </w:p>
     <w:p>
@@ -1688,10 +3954,10 @@
           <w:lang w:val="pt-PT"/>
         </w:rPr>
         <w:drawing>
-          <wp:inline distT="0" distB="0" distL="0" distR="0" wp14:anchorId="47F1FE60" wp14:editId="29B88DF4">
-            <wp:extent cx="809738" cy="352474"/>
-            <wp:effectExtent l="0" t="0" r="9525" b="9525"/>
-            <wp:docPr id="17" name="Picture 17"/>
+          <wp:inline distT="0" distB="0" distL="0" distR="0" wp14:anchorId="537ECD7B" wp14:editId="429DD4DB">
+            <wp:extent cx="1276528" cy="390580"/>
+            <wp:effectExtent l="0" t="0" r="0" b="9525"/>
+            <wp:docPr id="14" name="Picture 14"/>
             <wp:cNvGraphicFramePr>
               <a:graphicFrameLocks xmlns:a="http://schemas.openxmlformats.org/drawingml/2006/main" noChangeAspect="1"/>
             </wp:cNvGraphicFramePr>
@@ -1711,7 +3977,7 @@
                   <pic:spPr>
                     <a:xfrm>
                       <a:off x="0" y="0"/>
-                      <a:ext cx="809738" cy="352474"/>
+                      <a:ext cx="1276528" cy="390580"/>
                     </a:xfrm>
                     <a:prstGeom prst="rect">
                       <a:avLst/>
@@ -1727,23 +3993,19 @@
     <w:p>
       <w:pPr>
         <w:rPr>
-          <w:b/>
-          <w:bCs/>
-          <w:lang w:val="pt-PT"/>
-        </w:rPr>
-      </w:pPr>
-      <w:r>
-        <w:rPr>
-          <w:b/>
-          <w:bCs/>
+          <w:lang w:val="pt-PT"/>
+        </w:rPr>
+      </w:pPr>
+      <w:r>
+        <w:rPr>
           <w:noProof/>
           <w:lang w:val="pt-PT"/>
         </w:rPr>
         <w:drawing>
-          <wp:inline distT="0" distB="0" distL="0" distR="0" wp14:anchorId="7E3936CD" wp14:editId="1162F3B8">
-            <wp:extent cx="2152650" cy="1333544"/>
+          <wp:inline distT="0" distB="0" distL="0" distR="0" wp14:anchorId="480B7439" wp14:editId="645C723C">
+            <wp:extent cx="2209800" cy="1432101"/>
             <wp:effectExtent l="0" t="0" r="0" b="0"/>
-            <wp:docPr id="16" name="Picture 16"/>
+            <wp:docPr id="15" name="Picture 15"/>
             <wp:cNvGraphicFramePr>
               <a:graphicFrameLocks xmlns:a="http://schemas.openxmlformats.org/drawingml/2006/main" noChangeAspect="1"/>
             </wp:cNvGraphicFramePr>
@@ -1763,6 +4025,154 @@
                   <pic:spPr>
                     <a:xfrm>
                       <a:off x="0" y="0"/>
+                      <a:ext cx="2217083" cy="1436821"/>
+                    </a:xfrm>
+                    <a:prstGeom prst="rect">
+                      <a:avLst/>
+                    </a:prstGeom>
+                  </pic:spPr>
+                </pic:pic>
+              </a:graphicData>
+            </a:graphic>
+          </wp:inline>
+        </w:drawing>
+      </w:r>
+    </w:p>
+    <w:p>
+      <w:pPr>
+        <w:rPr>
+          <w:lang w:val="pt-PT"/>
+        </w:rPr>
+      </w:pPr>
+    </w:p>
+    <w:p>
+      <w:pPr>
+        <w:pStyle w:val="Heading2"/>
+        <w:rPr>
+          <w:lang w:val="pt-PT"/>
+        </w:rPr>
+      </w:pPr>
+      <w:bookmarkStart w:id="9" w:name="_Toc231464945"/>
+      <w:r>
+        <w:rPr>
+          <w:lang w:val="pt-PT"/>
+        </w:rPr>
+        <w:t>Linguagem</w:t>
+      </w:r>
+      <w:bookmarkEnd w:id="9"/>
+      <w:r>
+        <w:rPr>
+          <w:lang w:val="pt-PT"/>
+        </w:rPr>
+        <w:t xml:space="preserve"> </w:t>
+      </w:r>
+    </w:p>
+    <w:p>
+      <w:pPr>
+        <w:rPr>
+          <w:lang w:val="pt-PT"/>
+        </w:rPr>
+      </w:pPr>
+      <w:r>
+        <w:rPr>
+          <w:lang w:val="pt-PT"/>
+        </w:rPr>
+        <w:t>- Pode ser alterada a Linguagem da aplicação</w:t>
+      </w:r>
+      <w:r>
+        <w:rPr>
+          <w:lang w:val="pt-PT"/>
+        </w:rPr>
+        <w:t>.</w:t>
+      </w:r>
+    </w:p>
+    <w:p>
+      <w:pPr>
+        <w:rPr>
+          <w:lang w:val="pt-PT"/>
+        </w:rPr>
+      </w:pPr>
+      <w:r>
+        <w:rPr>
+          <w:noProof/>
+          <w:lang w:val="pt-PT"/>
+        </w:rPr>
+        <w:drawing>
+          <wp:inline distT="0" distB="0" distL="0" distR="0" wp14:anchorId="47F1FE60" wp14:editId="29B88DF4">
+            <wp:extent cx="809738" cy="352474"/>
+            <wp:effectExtent l="0" t="0" r="9525" b="9525"/>
+            <wp:docPr id="17" name="Picture 17"/>
+            <wp:cNvGraphicFramePr>
+              <a:graphicFrameLocks xmlns:a="http://schemas.openxmlformats.org/drawingml/2006/main" noChangeAspect="1"/>
+            </wp:cNvGraphicFramePr>
+            <a:graphic xmlns:a="http://schemas.openxmlformats.org/drawingml/2006/main">
+              <a:graphicData uri="http://schemas.openxmlformats.org/drawingml/2006/picture">
+                <pic:pic xmlns:pic="http://schemas.openxmlformats.org/drawingml/2006/picture">
+                  <pic:nvPicPr>
+                    <pic:cNvPr id="1" name=""/>
+                    <pic:cNvPicPr/>
+                  </pic:nvPicPr>
+                  <pic:blipFill>
+                    <a:blip r:embed="rId27"/>
+                    <a:stretch>
+                      <a:fillRect/>
+                    </a:stretch>
+                  </pic:blipFill>
+                  <pic:spPr>
+                    <a:xfrm>
+                      <a:off x="0" y="0"/>
+                      <a:ext cx="809738" cy="352474"/>
+                    </a:xfrm>
+                    <a:prstGeom prst="rect">
+                      <a:avLst/>
+                    </a:prstGeom>
+                  </pic:spPr>
+                </pic:pic>
+              </a:graphicData>
+            </a:graphic>
+          </wp:inline>
+        </w:drawing>
+      </w:r>
+    </w:p>
+    <w:p>
+      <w:pPr>
+        <w:rPr>
+          <w:b/>
+          <w:bCs/>
+          <w:lang w:val="pt-PT"/>
+        </w:rPr>
+      </w:pPr>
+      <w:r>
+        <w:rPr>
+          <w:b/>
+          <w:bCs/>
+          <w:noProof/>
+          <w:lang w:val="pt-PT"/>
+        </w:rPr>
+        <w:drawing>
+          <wp:inline distT="0" distB="0" distL="0" distR="0" wp14:anchorId="7E3936CD" wp14:editId="1162F3B8">
+            <wp:extent cx="2152650" cy="1333544"/>
+            <wp:effectExtent l="0" t="0" r="0" b="0"/>
+            <wp:docPr id="16" name="Picture 16"/>
+            <wp:cNvGraphicFramePr>
+              <a:graphicFrameLocks xmlns:a="http://schemas.openxmlformats.org/drawingml/2006/main" noChangeAspect="1"/>
+            </wp:cNvGraphicFramePr>
+            <a:graphic xmlns:a="http://schemas.openxmlformats.org/drawingml/2006/main">
+              <a:graphicData uri="http://schemas.openxmlformats.org/drawingml/2006/picture">
+                <pic:pic xmlns:pic="http://schemas.openxmlformats.org/drawingml/2006/picture">
+                  <pic:nvPicPr>
+                    <pic:cNvPr id="1" name=""/>
+                    <pic:cNvPicPr/>
+                  </pic:nvPicPr>
+                  <pic:blipFill>
+                    <a:blip r:embed="rId28"/>
+                    <a:stretch>
+                      <a:fillRect/>
+                    </a:stretch>
+                  </pic:blipFill>
+                  <pic:spPr>
+                    <a:xfrm>
+                      <a:off x="0" y="0"/>
                       <a:ext cx="2158912" cy="1337423"/>
                     </a:xfrm>
                     <a:prstGeom prst="rect">
@@ -1787,30 +4197,31 @@
     </w:p>
     <w:p>
       <w:pPr>
-        <w:pStyle w:val="Heading1"/>
-        <w:rPr>
-          <w:b/>
-          <w:bCs/>
-          <w:lang w:val="pt-PT"/>
-        </w:rPr>
-      </w:pPr>
-      <w:r>
-        <w:rPr>
-          <w:b/>
-          <w:bCs/>
-          <w:lang w:val="pt-PT"/>
-        </w:rPr>
-        <w:t>Tipos de Acesso à aplicação</w:t>
-      </w:r>
-    </w:p>
-    <w:p>
-      <w:pPr>
-        <w:rPr>
-          <w:b/>
-          <w:bCs/>
-          <w:lang w:val="pt-PT"/>
-        </w:rPr>
-      </w:pPr>
+        <w:pStyle w:val="Heading2"/>
+      </w:pPr>
+      <w:bookmarkStart w:id="10" w:name="_Toc231464946"/>
+      <w:proofErr w:type="spellStart"/>
+      <w:r>
+        <w:t>Tipos</w:t>
+      </w:r>
+      <w:proofErr w:type="spellEnd"/>
+      <w:r>
+        <w:t xml:space="preserve"> de </w:t>
+      </w:r>
+      <w:proofErr w:type="spellStart"/>
+      <w:r>
+        <w:t>Acesso</w:t>
+      </w:r>
+      <w:proofErr w:type="spellEnd"/>
+      <w:r>
+        <w:t xml:space="preserve"> à </w:t>
+      </w:r>
+      <w:proofErr w:type="spellStart"/>
+      <w:r>
+        <w:t>aplicação</w:t>
+      </w:r>
+      <w:bookmarkEnd w:id="10"/>
+      <w:proofErr w:type="spellEnd"/>
     </w:p>
     <w:tbl>
       <w:tblPr>
@@ -1851,10 +4262,10 @@
                 <w:lang w:val="pt-PT"/>
               </w:rPr>
               <w:drawing>
-                <wp:inline distT="0" distB="0" distL="0" distR="0" wp14:anchorId="345AEAB2" wp14:editId="5682A0FB">
-                  <wp:extent cx="2600325" cy="922439"/>
-                  <wp:effectExtent l="0" t="0" r="0" b="0"/>
-                  <wp:docPr id="60" name="Picture 60"/>
+                <wp:inline distT="0" distB="0" distL="0" distR="0" wp14:anchorId="0023B60F" wp14:editId="55FA2F61">
+                  <wp:extent cx="2186176" cy="793750"/>
+                  <wp:effectExtent l="0" t="0" r="5080" b="6350"/>
+                  <wp:docPr id="1026902814" name="Imagem 1"/>
                   <wp:cNvGraphicFramePr>
                     <a:graphicFrameLocks xmlns:a="http://schemas.openxmlformats.org/drawingml/2006/main" noChangeAspect="1"/>
                   </wp:cNvGraphicFramePr>
@@ -1862,11 +4273,11 @@
                     <a:graphicData uri="http://schemas.openxmlformats.org/drawingml/2006/picture">
                       <pic:pic xmlns:pic="http://schemas.openxmlformats.org/drawingml/2006/picture">
                         <pic:nvPicPr>
-                          <pic:cNvPr id="1" name=""/>
+                          <pic:cNvPr id="1026902814" name=""/>
                           <pic:cNvPicPr/>
                         </pic:nvPicPr>
                         <pic:blipFill>
-                          <a:blip r:embed="rId27"/>
+                          <a:blip r:embed="rId29"/>
                           <a:stretch>
                             <a:fillRect/>
                           </a:stretch>
@@ -1874,7 +4285,7 @@
                         <pic:spPr>
                           <a:xfrm>
                             <a:off x="0" y="0"/>
-                            <a:ext cx="2607429" cy="924959"/>
+                            <a:ext cx="2190438" cy="795297"/>
                           </a:xfrm>
                           <a:prstGeom prst="rect">
                             <a:avLst/>
@@ -1908,10 +4319,10 @@
                 <w:lang w:val="pt-PT"/>
               </w:rPr>
               <w:drawing>
-                <wp:inline distT="0" distB="0" distL="0" distR="0" wp14:anchorId="534BDEE3" wp14:editId="364375B5">
-                  <wp:extent cx="1628775" cy="1954530"/>
-                  <wp:effectExtent l="0" t="0" r="9525" b="7620"/>
-                  <wp:docPr id="61" name="Picture 61"/>
+                <wp:inline distT="0" distB="0" distL="0" distR="0" wp14:anchorId="3FAFBDEF" wp14:editId="5A4462F5">
+                  <wp:extent cx="1638300" cy="1713682"/>
+                  <wp:effectExtent l="0" t="0" r="0" b="1270"/>
+                  <wp:docPr id="1883379113" name="Imagem 1"/>
                   <wp:cNvGraphicFramePr>
                     <a:graphicFrameLocks xmlns:a="http://schemas.openxmlformats.org/drawingml/2006/main" noChangeAspect="1"/>
                   </wp:cNvGraphicFramePr>
@@ -1919,11 +4330,11 @@
                     <a:graphicData uri="http://schemas.openxmlformats.org/drawingml/2006/picture">
                       <pic:pic xmlns:pic="http://schemas.openxmlformats.org/drawingml/2006/picture">
                         <pic:nvPicPr>
-                          <pic:cNvPr id="1" name=""/>
+                          <pic:cNvPr id="1883379113" name=""/>
                           <pic:cNvPicPr/>
                         </pic:nvPicPr>
                         <pic:blipFill>
-                          <a:blip r:embed="rId28"/>
+                          <a:blip r:embed="rId30"/>
                           <a:stretch>
                             <a:fillRect/>
                           </a:stretch>
@@ -1931,7 +4342,7 @@
                         <pic:spPr>
                           <a:xfrm>
                             <a:off x="0" y="0"/>
-                            <a:ext cx="1630025" cy="1956030"/>
+                            <a:ext cx="1648647" cy="1724505"/>
                           </a:xfrm>
                           <a:prstGeom prst="rect">
                             <a:avLst/>
@@ -1944,48 +4355,114 @@
               </w:drawing>
             </w:r>
           </w:p>
+          <w:p>
+            <w:pPr>
+              <w:rPr>
+                <w:b/>
+                <w:bCs/>
+                <w:lang w:val="pt-PT"/>
+              </w:rPr>
+            </w:pPr>
+          </w:p>
+          <w:p>
+            <w:pPr>
+              <w:rPr>
+                <w:b/>
+                <w:bCs/>
+                <w:lang w:val="pt-PT"/>
+              </w:rPr>
+            </w:pPr>
+          </w:p>
+          <w:p>
+            <w:pPr>
+              <w:rPr>
+                <w:b/>
+                <w:bCs/>
+                <w:lang w:val="pt-PT"/>
+              </w:rPr>
+            </w:pPr>
+          </w:p>
+          <w:p>
+            <w:pPr>
+              <w:rPr>
+                <w:b/>
+                <w:bCs/>
+                <w:lang w:val="pt-PT"/>
+              </w:rPr>
+            </w:pPr>
+          </w:p>
         </w:tc>
       </w:tr>
     </w:tbl>
     <w:p>
       <w:pPr>
         <w:pStyle w:val="Heading1"/>
+        <w:pBdr>
+          <w:bottom w:val="single" w:sz="4" w:space="1" w:color="4472C4" w:themeColor="accent1"/>
+        </w:pBdr>
         <w:rPr>
           <w:b/>
           <w:bCs/>
           <w:lang w:val="pt-PT"/>
         </w:rPr>
       </w:pPr>
+      <w:bookmarkStart w:id="11" w:name="_Toc231464947"/>
       <w:r>
         <w:rPr>
           <w:b/>
           <w:bCs/>
           <w:lang w:val="pt-PT"/>
         </w:rPr>
-        <w:lastRenderedPageBreak/>
-        <w:t>Gestão de Férias</w:t>
-      </w:r>
-    </w:p>
-    <w:p>
-      <w:pPr>
+        <w:t>Pessoal</w:t>
+      </w:r>
+      <w:bookmarkEnd w:id="11"/>
+      <w:r>
         <w:rPr>
           <w:b/>
           <w:bCs/>
           <w:lang w:val="pt-PT"/>
         </w:rPr>
-      </w:pPr>
+        <w:t xml:space="preserve"> </w:t>
+      </w:r>
+    </w:p>
+    <w:p>
+      <w:pPr>
+        <w:rPr>
+          <w:lang w:val="pt-PT"/>
+        </w:rPr>
+      </w:pPr>
+      <w:r>
+        <w:rPr>
+          <w:lang w:val="pt-PT"/>
+        </w:rPr>
+        <w:t xml:space="preserve">Tipo de acesso: </w:t>
+      </w:r>
       <w:r>
         <w:rPr>
           <w:b/>
           <w:bCs/>
+          <w:highlight w:val="green"/>
+          <w:lang w:val="pt-PT"/>
+        </w:rPr>
+        <w:t>Pessoal/Gestão Férias</w:t>
+      </w:r>
+    </w:p>
+    <w:p>
+      <w:pPr>
+        <w:rPr>
+          <w:lang w:val="pt-PT"/>
+        </w:rPr>
+      </w:pPr>
+      <w:r>
+        <w:rPr>
           <w:noProof/>
           <w:lang w:val="pt-PT"/>
         </w:rPr>
         <w:drawing>
-          <wp:inline distT="0" distB="0" distL="0" distR="0" wp14:anchorId="4BF293AB" wp14:editId="3417F56B">
-            <wp:extent cx="1467055" cy="438211"/>
-            <wp:effectExtent l="0" t="0" r="0" b="0"/>
-            <wp:docPr id="57" name="Picture 57"/>
+          <wp:inline distT="0" distB="0" distL="0" distR="0" wp14:anchorId="0B2B5953" wp14:editId="190E7230">
+            <wp:extent cx="1019317" cy="438211"/>
+            <wp:effectExtent l="0" t="0" r="9525" b="0"/>
+            <wp:docPr id="2124138119" name="Imagem 1"/>
             <wp:cNvGraphicFramePr>
               <a:graphicFrameLocks xmlns:a="http://schemas.openxmlformats.org/drawingml/2006/main" noChangeAspect="1"/>
             </wp:cNvGraphicFramePr>
@@ -1993,255 +4470,7 @@
               <a:graphicData uri="http://schemas.openxmlformats.org/drawingml/2006/picture">
                 <pic:pic xmlns:pic="http://schemas.openxmlformats.org/drawingml/2006/picture">
                   <pic:nvPicPr>
-                    <pic:cNvPr id="1" name=""/>
-                    <pic:cNvPicPr/>
-                  </pic:nvPicPr>
-                  <pic:blipFill>
-                    <a:blip r:embed="rId29"/>
-                    <a:stretch>
-                      <a:fillRect/>
-                    </a:stretch>
-                  </pic:blipFill>
-                  <pic:spPr>
-                    <a:xfrm>
-                      <a:off x="0" y="0"/>
-                      <a:ext cx="1467055" cy="438211"/>
-                    </a:xfrm>
-                    <a:prstGeom prst="rect">
-                      <a:avLst/>
-                    </a:prstGeom>
-                  </pic:spPr>
-                </pic:pic>
-              </a:graphicData>
-            </a:graphic>
-          </wp:inline>
-        </w:drawing>
-      </w:r>
-    </w:p>
-    <w:p>
-      <w:pPr>
-        <w:rPr>
-          <w:lang w:val="pt-PT"/>
-        </w:rPr>
-      </w:pPr>
-      <w:r>
-        <w:rPr>
-          <w:lang w:val="pt-PT"/>
-        </w:rPr>
-        <w:t xml:space="preserve">Aqui podemos adicionar os períodos de férias que os militares têm aprovados. </w:t>
-      </w:r>
-    </w:p>
-    <w:p>
-      <w:pPr>
-        <w:rPr>
-          <w:b/>
-          <w:bCs/>
-          <w:lang w:val="pt-PT"/>
-        </w:rPr>
-      </w:pPr>
-      <w:r>
-        <w:rPr>
-          <w:b/>
-          <w:bCs/>
-          <w:highlight w:val="yellow"/>
-          <w:lang w:val="pt-PT"/>
-        </w:rPr>
-        <w:t xml:space="preserve">A hora de </w:t>
-      </w:r>
-      <w:r>
-        <w:rPr>
-          <w:b/>
-          <w:bCs/>
-          <w:highlight w:val="yellow"/>
-          <w:lang w:val="pt-PT"/>
-        </w:rPr>
-        <w:t>início</w:t>
-      </w:r>
-      <w:r>
-        <w:rPr>
-          <w:b/>
-          <w:bCs/>
-          <w:highlight w:val="yellow"/>
-          <w:lang w:val="pt-PT"/>
-        </w:rPr>
-        <w:t xml:space="preserve"> e chegada é importante para o </w:t>
-      </w:r>
-      <w:r>
-        <w:rPr>
-          <w:b/>
-          <w:bCs/>
-          <w:highlight w:val="yellow"/>
-          <w:lang w:val="pt-PT"/>
-        </w:rPr>
-        <w:t>cálculo</w:t>
-      </w:r>
-      <w:r>
-        <w:rPr>
-          <w:b/>
-          <w:bCs/>
-          <w:highlight w:val="yellow"/>
-          <w:lang w:val="pt-PT"/>
-        </w:rPr>
-        <w:t xml:space="preserve"> das refeições.</w:t>
-      </w:r>
-    </w:p>
-    <w:p>
-      <w:pPr>
-        <w:rPr>
-          <w:b/>
-          <w:bCs/>
-          <w:lang w:val="pt-PT"/>
-        </w:rPr>
-      </w:pPr>
-      <w:r>
-        <w:rPr>
-          <w:b/>
-          <w:bCs/>
-          <w:noProof/>
-          <w:lang w:val="pt-PT"/>
-        </w:rPr>
-        <w:drawing>
-          <wp:inline distT="0" distB="0" distL="0" distR="0" wp14:anchorId="6A4ACF65" wp14:editId="55662663">
-            <wp:extent cx="5523746" cy="3362325"/>
-            <wp:effectExtent l="0" t="0" r="1270" b="0"/>
-            <wp:docPr id="58" name="Picture 58"/>
-            <wp:cNvGraphicFramePr>
-              <a:graphicFrameLocks xmlns:a="http://schemas.openxmlformats.org/drawingml/2006/main" noChangeAspect="1"/>
-            </wp:cNvGraphicFramePr>
-            <a:graphic xmlns:a="http://schemas.openxmlformats.org/drawingml/2006/main">
-              <a:graphicData uri="http://schemas.openxmlformats.org/drawingml/2006/picture">
-                <pic:pic xmlns:pic="http://schemas.openxmlformats.org/drawingml/2006/picture">
-                  <pic:nvPicPr>
-                    <pic:cNvPr id="1" name=""/>
-                    <pic:cNvPicPr/>
-                  </pic:nvPicPr>
-                  <pic:blipFill>
-                    <a:blip r:embed="rId30"/>
-                    <a:stretch>
-                      <a:fillRect/>
-                    </a:stretch>
-                  </pic:blipFill>
-                  <pic:spPr>
-                    <a:xfrm>
-                      <a:off x="0" y="0"/>
-                      <a:ext cx="5552644" cy="3379915"/>
-                    </a:xfrm>
-                    <a:prstGeom prst="rect">
-                      <a:avLst/>
-                    </a:prstGeom>
-                  </pic:spPr>
-                </pic:pic>
-              </a:graphicData>
-            </a:graphic>
-          </wp:inline>
-        </w:drawing>
-      </w:r>
-    </w:p>
-    <w:p>
-      <w:pPr>
-        <w:rPr>
-          <w:b/>
-          <w:bCs/>
-          <w:lang w:val="pt-PT"/>
-        </w:rPr>
-      </w:pPr>
-    </w:p>
-    <w:p>
-      <w:pPr>
-        <w:pStyle w:val="Heading1"/>
-        <w:rPr>
-          <w:b/>
-          <w:bCs/>
-          <w:lang w:val="pt-PT"/>
-        </w:rPr>
-      </w:pPr>
-      <w:proofErr w:type="spellStart"/>
-      <w:r>
-        <w:rPr>
-          <w:b/>
-          <w:bCs/>
-          <w:lang w:val="pt-PT"/>
-        </w:rPr>
-        <w:t>Welfare</w:t>
-      </w:r>
-      <w:proofErr w:type="spellEnd"/>
-      <w:r>
-        <w:rPr>
-          <w:b/>
-          <w:bCs/>
-          <w:lang w:val="pt-PT"/>
-        </w:rPr>
-        <w:t xml:space="preserve"> Mensal</w:t>
-      </w:r>
-    </w:p>
-    <w:p>
-      <w:pPr>
-        <w:rPr>
-          <w:lang w:val="pt-PT"/>
-        </w:rPr>
-      </w:pPr>
-    </w:p>
-    <w:p>
-      <w:pPr>
-        <w:rPr>
-          <w:lang w:val="pt-PT"/>
-        </w:rPr>
-      </w:pPr>
-      <w:r>
-        <w:rPr>
-          <w:lang w:val="pt-PT"/>
-        </w:rPr>
-        <w:t xml:space="preserve">Aqui é feita a </w:t>
-      </w:r>
-      <w:r>
-        <w:rPr>
-          <w:lang w:val="pt-PT"/>
-        </w:rPr>
-        <w:t xml:space="preserve">programação dos </w:t>
-      </w:r>
-      <w:proofErr w:type="spellStart"/>
-      <w:r>
-        <w:rPr>
-          <w:lang w:val="pt-PT"/>
-        </w:rPr>
-        <w:t>Welfares</w:t>
-      </w:r>
-      <w:proofErr w:type="spellEnd"/>
-      <w:r>
-        <w:rPr>
-          <w:lang w:val="pt-PT"/>
-        </w:rPr>
-        <w:t xml:space="preserve"> do contingente para o respetivo mês.</w:t>
-      </w:r>
-    </w:p>
-    <w:p>
-      <w:pPr>
-        <w:rPr>
-          <w:b/>
-          <w:bCs/>
-          <w:lang w:val="pt-PT"/>
-        </w:rPr>
-      </w:pPr>
-      <w:r>
-        <w:rPr>
-          <w:b/>
-          <w:bCs/>
-          <w:noProof/>
-          <w:lang w:val="pt-PT"/>
-        </w:rPr>
-        <w:drawing>
-          <wp:inline distT="0" distB="0" distL="0" distR="0" wp14:anchorId="428A0DAE" wp14:editId="29D1C44E">
-            <wp:extent cx="5019675" cy="2716309"/>
-            <wp:effectExtent l="0" t="0" r="0" b="8255"/>
-            <wp:docPr id="19" name="Picture 19"/>
-            <wp:cNvGraphicFramePr>
-              <a:graphicFrameLocks xmlns:a="http://schemas.openxmlformats.org/drawingml/2006/main" noChangeAspect="1"/>
-            </wp:cNvGraphicFramePr>
-            <a:graphic xmlns:a="http://schemas.openxmlformats.org/drawingml/2006/main">
-              <a:graphicData uri="http://schemas.openxmlformats.org/drawingml/2006/picture">
-                <pic:pic xmlns:pic="http://schemas.openxmlformats.org/drawingml/2006/picture">
-                  <pic:nvPicPr>
-                    <pic:cNvPr id="1" name=""/>
+                    <pic:cNvPr id="2124138119" name=""/>
                     <pic:cNvPicPr/>
                   </pic:nvPicPr>
                   <pic:blipFill>
@@ -2253,7 +4482,7 @@
                   <pic:spPr>
                     <a:xfrm>
                       <a:off x="0" y="0"/>
-                      <a:ext cx="5027778" cy="2720694"/>
+                      <a:ext cx="1019317" cy="438211"/>
                     </a:xfrm>
                     <a:prstGeom prst="rect">
                       <a:avLst/>
@@ -2272,94 +4501,24 @@
           <w:lang w:val="pt-PT"/>
         </w:rPr>
       </w:pPr>
-    </w:p>
-    <w:p>
-      <w:pPr>
-        <w:rPr>
-          <w:b/>
-          <w:bCs/>
-          <w:lang w:val="pt-PT"/>
-        </w:rPr>
-      </w:pPr>
-      <w:r>
-        <w:rPr>
-          <w:b/>
-          <w:bCs/>
-          <w:lang w:val="pt-PT"/>
-        </w:rPr>
-        <w:lastRenderedPageBreak/>
-        <w:t xml:space="preserve">- Adicionar/Editar/apagar </w:t>
-      </w:r>
-      <w:proofErr w:type="spellStart"/>
-      <w:r>
-        <w:rPr>
-          <w:b/>
-          <w:bCs/>
-          <w:lang w:val="pt-PT"/>
-        </w:rPr>
-        <w:t>Welfare</w:t>
-      </w:r>
-      <w:proofErr w:type="spellEnd"/>
-      <w:r>
-        <w:rPr>
-          <w:b/>
-          <w:bCs/>
-          <w:lang w:val="pt-PT"/>
-        </w:rPr>
-        <w:t>.</w:t>
-      </w:r>
-    </w:p>
-    <w:p>
-      <w:pPr>
-        <w:rPr>
-          <w:lang w:val="pt-PT"/>
-        </w:rPr>
-      </w:pPr>
-      <w:r>
-        <w:rPr>
-          <w:lang w:val="pt-PT"/>
-        </w:rPr>
-        <w:t xml:space="preserve">Deve clicar no dia pretendido e escolher o tipo de </w:t>
-      </w:r>
-      <w:proofErr w:type="spellStart"/>
-      <w:r>
-        <w:rPr>
-          <w:lang w:val="pt-PT"/>
-        </w:rPr>
-        <w:t>Welfare</w:t>
-      </w:r>
-      <w:proofErr w:type="spellEnd"/>
-      <w:r>
-        <w:rPr>
-          <w:lang w:val="pt-PT"/>
-        </w:rPr>
-        <w:t>.</w:t>
-      </w:r>
-    </w:p>
-    <w:p>
-      <w:pPr>
-        <w:rPr>
-          <w:lang w:val="pt-PT"/>
-        </w:rPr>
-      </w:pPr>
-      <w:r>
-        <w:rPr>
-          <w:lang w:val="pt-PT"/>
-        </w:rPr>
-        <w:t>Pode Adicionar a Ementa e Sobremesa.</w:t>
-      </w:r>
-    </w:p>
-    <w:p>
-      <w:pPr>
-        <w:rPr>
-          <w:lang w:val="pt-PT"/>
-        </w:rPr>
-      </w:pPr>
-      <w:r>
-        <w:rPr>
-          <w:lang w:val="pt-PT"/>
-        </w:rPr>
-        <w:t>Pode adicionar Observações.</w:t>
+      <w:r>
+        <w:rPr>
+          <w:lang w:val="pt-PT"/>
+        </w:rPr>
+        <w:t>Permite adicionar/editar/remover utilizadores.</w:t>
+      </w:r>
+    </w:p>
+    <w:p>
+      <w:pPr>
+        <w:rPr>
+          <w:lang w:val="pt-PT"/>
+        </w:rPr>
+      </w:pPr>
+      <w:r>
+        <w:rPr>
+          <w:lang w:val="pt-PT"/>
+        </w:rPr>
+        <w:t>Quando é criado um utilizador, ele fica no Tipo de Acesso só de leitura. Caso seja necessário, o administrador pode colocar noutro tipo de acesso.</w:t>
       </w:r>
     </w:p>
     <w:p>
@@ -2374,10 +4533,10 @@
           <w:lang w:val="pt-PT"/>
         </w:rPr>
         <w:drawing>
-          <wp:inline distT="0" distB="0" distL="0" distR="0" wp14:anchorId="5E1BAE6D" wp14:editId="46486535">
-            <wp:extent cx="2771023" cy="1571625"/>
+          <wp:inline distT="0" distB="0" distL="0" distR="0" wp14:anchorId="295631D0" wp14:editId="127A8C3A">
+            <wp:extent cx="3657600" cy="1966994"/>
             <wp:effectExtent l="0" t="0" r="0" b="0"/>
-            <wp:docPr id="20" name="Picture 20"/>
+            <wp:docPr id="1067521523" name="Imagem 1"/>
             <wp:cNvGraphicFramePr>
               <a:graphicFrameLocks xmlns:a="http://schemas.openxmlformats.org/drawingml/2006/main" noChangeAspect="1"/>
             </wp:cNvGraphicFramePr>
@@ -2385,7 +4544,7 @@
               <a:graphicData uri="http://schemas.openxmlformats.org/drawingml/2006/picture">
                 <pic:pic xmlns:pic="http://schemas.openxmlformats.org/drawingml/2006/picture">
                   <pic:nvPicPr>
-                    <pic:cNvPr id="1" name=""/>
+                    <pic:cNvPr id="1067521523" name=""/>
                     <pic:cNvPicPr/>
                   </pic:nvPicPr>
                   <pic:blipFill>
@@ -2397,7 +4556,7 @@
                   <pic:spPr>
                     <a:xfrm>
                       <a:off x="0" y="0"/>
-                      <a:ext cx="2776892" cy="1574954"/>
+                      <a:ext cx="3664435" cy="1970670"/>
                     </a:xfrm>
                     <a:prstGeom prst="rect">
                       <a:avLst/>
@@ -2416,16 +4575,74 @@
           <w:lang w:val="pt-PT"/>
         </w:rPr>
       </w:pPr>
-      <w:r>
-        <w:rPr>
+    </w:p>
+    <w:p>
+      <w:pPr>
+        <w:pStyle w:val="Heading1"/>
+        <w:pBdr>
+          <w:bottom w:val="single" w:sz="4" w:space="1" w:color="4472C4" w:themeColor="accent1"/>
+        </w:pBdr>
+        <w:rPr>
+          <w:b/>
+          <w:bCs/>
+          <w:lang w:val="pt-PT"/>
+        </w:rPr>
+      </w:pPr>
+      <w:bookmarkStart w:id="12" w:name="_Toc231464948"/>
+      <w:r>
+        <w:rPr>
+          <w:b/>
+          <w:bCs/>
+          <w:lang w:val="pt-PT"/>
+        </w:rPr>
+        <w:t>Gestão de Férias</w:t>
+      </w:r>
+      <w:bookmarkEnd w:id="12"/>
+    </w:p>
+    <w:p>
+      <w:pPr>
+        <w:rPr>
+          <w:b/>
+          <w:bCs/>
+          <w:lang w:val="pt-PT"/>
+        </w:rPr>
+      </w:pPr>
+      <w:r>
+        <w:rPr>
+          <w:lang w:val="pt-PT"/>
+        </w:rPr>
+        <w:t xml:space="preserve">Tipo de acesso: </w:t>
+      </w:r>
+      <w:r>
+        <w:rPr>
+          <w:b/>
+          <w:bCs/>
+          <w:highlight w:val="green"/>
+          <w:lang w:val="pt-PT"/>
+        </w:rPr>
+        <w:t>Pessoal/Gestão Férias</w:t>
+      </w:r>
+    </w:p>
+    <w:p>
+      <w:pPr>
+        <w:rPr>
+          <w:b/>
+          <w:bCs/>
+          <w:lang w:val="pt-PT"/>
+        </w:rPr>
+      </w:pPr>
+      <w:r>
+        <w:rPr>
+          <w:b/>
+          <w:bCs/>
           <w:noProof/>
           <w:lang w:val="pt-PT"/>
         </w:rPr>
         <w:drawing>
-          <wp:inline distT="0" distB="0" distL="0" distR="0" wp14:anchorId="324EA327" wp14:editId="0E179C54">
-            <wp:extent cx="3476842" cy="2676525"/>
-            <wp:effectExtent l="0" t="0" r="9525" b="0"/>
-            <wp:docPr id="21" name="Picture 21"/>
+          <wp:inline distT="0" distB="0" distL="0" distR="0" wp14:anchorId="22185E25" wp14:editId="1BE064C5">
+            <wp:extent cx="1971950" cy="428685"/>
+            <wp:effectExtent l="0" t="0" r="0" b="9525"/>
+            <wp:docPr id="1704568446" name="Imagem 1"/>
             <wp:cNvGraphicFramePr>
               <a:graphicFrameLocks xmlns:a="http://schemas.openxmlformats.org/drawingml/2006/main" noChangeAspect="1"/>
             </wp:cNvGraphicFramePr>
@@ -2433,7 +4650,7 @@
               <a:graphicData uri="http://schemas.openxmlformats.org/drawingml/2006/picture">
                 <pic:pic xmlns:pic="http://schemas.openxmlformats.org/drawingml/2006/picture">
                   <pic:nvPicPr>
-                    <pic:cNvPr id="1" name=""/>
+                    <pic:cNvPr id="1704568446" name=""/>
                     <pic:cNvPicPr/>
                   </pic:nvPicPr>
                   <pic:blipFill>
@@ -2445,7 +4662,7 @@
                   <pic:spPr>
                     <a:xfrm>
                       <a:off x="0" y="0"/>
-                      <a:ext cx="3483981" cy="2682021"/>
+                      <a:ext cx="1971950" cy="428685"/>
                     </a:xfrm>
                     <a:prstGeom prst="rect">
                       <a:avLst/>
@@ -2461,39 +4678,99 @@
     <w:p>
       <w:pPr>
         <w:rPr>
-          <w:lang w:val="pt-PT"/>
-        </w:rPr>
-      </w:pPr>
-    </w:p>
-    <w:p>
-      <w:pPr>
-        <w:rPr>
-          <w:lang w:val="pt-PT"/>
-        </w:rPr>
-      </w:pPr>
-      <w:r>
-        <w:rPr>
-          <w:lang w:val="pt-PT"/>
-        </w:rPr>
-        <w:t>- Para Imprimir, tem o botão:</w:t>
-      </w:r>
-    </w:p>
-    <w:p>
-      <w:pPr>
-        <w:rPr>
-          <w:lang w:val="pt-PT"/>
-        </w:rPr>
-      </w:pPr>
-      <w:r>
-        <w:rPr>
+          <w:b/>
+          <w:bCs/>
+          <w:lang w:val="pt-PT"/>
+        </w:rPr>
+      </w:pPr>
+    </w:p>
+    <w:p>
+      <w:pPr>
+        <w:rPr>
+          <w:lang w:val="pt-PT"/>
+        </w:rPr>
+      </w:pPr>
+      <w:r>
+        <w:rPr>
+          <w:lang w:val="pt-PT"/>
+        </w:rPr>
+        <w:t xml:space="preserve">Aqui podemos adicionar os períodos de férias que os militares têm aprovados. </w:t>
+      </w:r>
+    </w:p>
+    <w:p>
+      <w:pPr>
+        <w:rPr>
+          <w:b/>
+          <w:bCs/>
+          <w:lang w:val="pt-PT"/>
+        </w:rPr>
+      </w:pPr>
+      <w:r>
+        <w:rPr>
+          <w:b/>
+          <w:bCs/>
+          <w:highlight w:val="yellow"/>
+          <w:lang w:val="pt-PT"/>
+        </w:rPr>
+        <w:t xml:space="preserve">A hora de </w:t>
+      </w:r>
+      <w:r>
+        <w:rPr>
+          <w:b/>
+          <w:bCs/>
+          <w:highlight w:val="yellow"/>
+          <w:lang w:val="pt-PT"/>
+        </w:rPr>
+        <w:t>início</w:t>
+      </w:r>
+      <w:r>
+        <w:rPr>
+          <w:b/>
+          <w:bCs/>
+          <w:highlight w:val="yellow"/>
+          <w:lang w:val="pt-PT"/>
+        </w:rPr>
+        <w:t xml:space="preserve"> e chegada é importante para o </w:t>
+      </w:r>
+      <w:r>
+        <w:rPr>
+          <w:b/>
+          <w:bCs/>
+          <w:highlight w:val="yellow"/>
+          <w:lang w:val="pt-PT"/>
+        </w:rPr>
+        <w:t>cálculo</w:t>
+      </w:r>
+      <w:r>
+        <w:rPr>
+          <w:b/>
+          <w:bCs/>
+          <w:highlight w:val="yellow"/>
+          <w:lang w:val="pt-PT"/>
+        </w:rPr>
+        <w:t xml:space="preserve"> das refeições.</w:t>
+      </w:r>
+    </w:p>
+    <w:p>
+      <w:pPr>
+        <w:rPr>
+          <w:b/>
+          <w:bCs/>
+          <w:lang w:val="pt-PT"/>
+        </w:rPr>
+      </w:pPr>
+      <w:r>
+        <w:rPr>
+          <w:b/>
+          <w:bCs/>
           <w:noProof/>
           <w:lang w:val="pt-PT"/>
         </w:rPr>
         <w:drawing>
-          <wp:inline distT="0" distB="0" distL="0" distR="0" wp14:anchorId="69DC4B58" wp14:editId="43435180">
-            <wp:extent cx="1476581" cy="409632"/>
-            <wp:effectExtent l="0" t="0" r="9525" b="9525"/>
-            <wp:docPr id="22" name="Picture 22"/>
+          <wp:inline distT="0" distB="0" distL="0" distR="0" wp14:anchorId="6A4ACF65" wp14:editId="2C2C4594">
+            <wp:extent cx="3841750" cy="2338488"/>
+            <wp:effectExtent l="0" t="0" r="6350" b="5080"/>
+            <wp:docPr id="58" name="Picture 58"/>
             <wp:cNvGraphicFramePr>
               <a:graphicFrameLocks xmlns:a="http://schemas.openxmlformats.org/drawingml/2006/main" noChangeAspect="1"/>
             </wp:cNvGraphicFramePr>
@@ -2513,7 +4790,7 @@
                   <pic:spPr>
                     <a:xfrm>
                       <a:off x="0" y="0"/>
-                      <a:ext cx="1476581" cy="409632"/>
+                      <a:ext cx="3866348" cy="2353461"/>
                     </a:xfrm>
                     <a:prstGeom prst="rect">
                       <a:avLst/>
@@ -2529,19 +4806,149 @@
     <w:p>
       <w:pPr>
         <w:rPr>
-          <w:lang w:val="pt-PT"/>
-        </w:rPr>
-      </w:pPr>
-      <w:r>
-        <w:rPr>
+          <w:b/>
+          <w:bCs/>
+          <w:lang w:val="pt-PT"/>
+        </w:rPr>
+      </w:pPr>
+    </w:p>
+    <w:p>
+      <w:pPr>
+        <w:pStyle w:val="Heading1"/>
+        <w:pBdr>
+          <w:bottom w:val="single" w:sz="4" w:space="1" w:color="4472C4" w:themeColor="accent1"/>
+        </w:pBdr>
+        <w:rPr>
+          <w:b/>
+          <w:bCs/>
+          <w:lang w:val="pt-PT"/>
+        </w:rPr>
+      </w:pPr>
+      <w:bookmarkStart w:id="13" w:name="_Toc231464949"/>
+      <w:proofErr w:type="spellStart"/>
+      <w:r>
+        <w:rPr>
+          <w:b/>
+          <w:bCs/>
+          <w:lang w:val="pt-PT"/>
+        </w:rPr>
+        <w:t>Welfare</w:t>
+      </w:r>
+      <w:proofErr w:type="spellEnd"/>
+      <w:r>
+        <w:rPr>
+          <w:b/>
+          <w:bCs/>
+          <w:lang w:val="pt-PT"/>
+        </w:rPr>
+        <w:t xml:space="preserve"> Mensal</w:t>
+      </w:r>
+      <w:bookmarkEnd w:id="13"/>
+    </w:p>
+    <w:p>
+      <w:pPr>
+        <w:rPr>
+          <w:b/>
+          <w:bCs/>
+          <w:lang w:val="pt-PT"/>
+        </w:rPr>
+      </w:pPr>
+      <w:r>
+        <w:rPr>
+          <w:lang w:val="pt-PT"/>
+        </w:rPr>
+        <w:t xml:space="preserve">Tipo de acesso: </w:t>
+      </w:r>
+      <w:r>
+        <w:rPr>
+          <w:b/>
+          <w:bCs/>
+          <w:highlight w:val="green"/>
+          <w:lang w:val="pt-PT"/>
+        </w:rPr>
+        <w:t xml:space="preserve">Gestão </w:t>
+      </w:r>
+      <w:proofErr w:type="spellStart"/>
+      <w:r>
+        <w:rPr>
+          <w:b/>
+          <w:bCs/>
+          <w:highlight w:val="green"/>
+          <w:lang w:val="pt-PT"/>
+        </w:rPr>
+        <w:t>Welfare</w:t>
+      </w:r>
+      <w:proofErr w:type="spellEnd"/>
+      <w:r>
+        <w:rPr>
+          <w:b/>
+          <w:bCs/>
+          <w:highlight w:val="green"/>
+          <w:lang w:val="pt-PT"/>
+        </w:rPr>
+        <w:t xml:space="preserve"> Mensal</w:t>
+      </w:r>
+    </w:p>
+    <w:p>
+      <w:pPr>
+        <w:rPr>
+          <w:lang w:val="pt-PT"/>
+        </w:rPr>
+      </w:pPr>
+    </w:p>
+    <w:p>
+      <w:pPr>
+        <w:rPr>
+          <w:lang w:val="pt-PT"/>
+        </w:rPr>
+      </w:pPr>
+      <w:r>
+        <w:rPr>
+          <w:lang w:val="pt-PT"/>
+        </w:rPr>
+        <w:t xml:space="preserve">Aqui é feita a </w:t>
+      </w:r>
+      <w:r>
+        <w:rPr>
+          <w:lang w:val="pt-PT"/>
+        </w:rPr>
+        <w:t xml:space="preserve">programação dos </w:t>
+      </w:r>
+      <w:proofErr w:type="spellStart"/>
+      <w:r>
+        <w:rPr>
+          <w:lang w:val="pt-PT"/>
+        </w:rPr>
+        <w:t>Welfares</w:t>
+      </w:r>
+      <w:proofErr w:type="spellEnd"/>
+      <w:r>
+        <w:rPr>
+          <w:lang w:val="pt-PT"/>
+        </w:rPr>
+        <w:t xml:space="preserve"> do contingente para o respetivo mês.</w:t>
+      </w:r>
+    </w:p>
+    <w:p>
+      <w:pPr>
+        <w:rPr>
+          <w:b/>
+          <w:bCs/>
+          <w:lang w:val="pt-PT"/>
+        </w:rPr>
+      </w:pPr>
+      <w:r>
+        <w:rPr>
+          <w:b/>
+          <w:bCs/>
           <w:noProof/>
           <w:lang w:val="pt-PT"/>
         </w:rPr>
         <w:drawing>
-          <wp:inline distT="0" distB="0" distL="0" distR="0" wp14:anchorId="0F4BDD87" wp14:editId="5B4EDB05">
-            <wp:extent cx="3571875" cy="2104276"/>
-            <wp:effectExtent l="0" t="0" r="0" b="0"/>
-            <wp:docPr id="23" name="Picture 23"/>
+          <wp:inline distT="0" distB="0" distL="0" distR="0" wp14:anchorId="428A0DAE" wp14:editId="29D1C44E">
+            <wp:extent cx="5019675" cy="2716309"/>
+            <wp:effectExtent l="0" t="0" r="0" b="8255"/>
+            <wp:docPr id="19" name="Picture 19"/>
             <wp:cNvGraphicFramePr>
               <a:graphicFrameLocks xmlns:a="http://schemas.openxmlformats.org/drawingml/2006/main" noChangeAspect="1"/>
             </wp:cNvGraphicFramePr>
@@ -2561,7 +4968,7 @@
                   <pic:spPr>
                     <a:xfrm>
                       <a:off x="0" y="0"/>
-                      <a:ext cx="3577183" cy="2107403"/>
+                      <a:ext cx="5027778" cy="2720694"/>
                     </a:xfrm>
                     <a:prstGeom prst="rect">
                       <a:avLst/>
@@ -2583,17 +4990,31 @@
     </w:p>
     <w:p>
       <w:pPr>
-        <w:rPr>
-          <w:lang w:val="pt-PT"/>
-        </w:rPr>
-      </w:pPr>
-    </w:p>
-    <w:p>
-      <w:pPr>
-        <w:rPr>
-          <w:lang w:val="pt-PT"/>
-        </w:rPr>
-      </w:pPr>
+        <w:pStyle w:val="Heading2"/>
+        <w:rPr>
+          <w:lang w:val="pt-PT"/>
+        </w:rPr>
+      </w:pPr>
+      <w:bookmarkStart w:id="14" w:name="_Toc231464950"/>
+      <w:r>
+        <w:rPr>
+          <w:lang w:val="pt-PT"/>
+        </w:rPr>
+        <w:lastRenderedPageBreak/>
+        <w:t>Adicionar/Editar/</w:t>
+      </w:r>
+      <w:r>
+        <w:rPr>
+          <w:lang w:val="pt-PT"/>
+        </w:rPr>
+        <w:t>A</w:t>
+      </w:r>
+      <w:r>
+        <w:rPr>
+          <w:lang w:val="pt-PT"/>
+        </w:rPr>
+        <w:t xml:space="preserve">pagar </w:t>
+      </w:r>
       <w:proofErr w:type="spellStart"/>
       <w:r>
         <w:rPr>
@@ -2601,12 +5022,60 @@
         </w:rPr>
         <w:t>Welfare</w:t>
       </w:r>
+      <w:bookmarkEnd w:id="14"/>
       <w:proofErr w:type="spellEnd"/>
-      <w:r>
-        <w:rPr>
-          <w:lang w:val="pt-PT"/>
-        </w:rPr>
-        <w:t xml:space="preserve"> Individual</w:t>
+    </w:p>
+    <w:p>
+      <w:pPr>
+        <w:rPr>
+          <w:lang w:val="pt-PT"/>
+        </w:rPr>
+      </w:pPr>
+      <w:r>
+        <w:rPr>
+          <w:lang w:val="pt-PT"/>
+        </w:rPr>
+        <w:t xml:space="preserve">Deve clicar no dia pretendido e escolher o tipo de </w:t>
+      </w:r>
+      <w:proofErr w:type="spellStart"/>
+      <w:r>
+        <w:rPr>
+          <w:lang w:val="pt-PT"/>
+        </w:rPr>
+        <w:t>Welfare</w:t>
+      </w:r>
+      <w:proofErr w:type="spellEnd"/>
+      <w:r>
+        <w:rPr>
+          <w:lang w:val="pt-PT"/>
+        </w:rPr>
+        <w:t>.</w:t>
+      </w:r>
+    </w:p>
+    <w:p>
+      <w:pPr>
+        <w:rPr>
+          <w:lang w:val="pt-PT"/>
+        </w:rPr>
+      </w:pPr>
+      <w:r>
+        <w:rPr>
+          <w:lang w:val="pt-PT"/>
+        </w:rPr>
+        <w:t>Pode Adicionar a Ementa e Sobremesa.</w:t>
+      </w:r>
+    </w:p>
+    <w:p>
+      <w:pPr>
+        <w:rPr>
+          <w:lang w:val="pt-PT"/>
+        </w:rPr>
+      </w:pPr>
+      <w:r>
+        <w:rPr>
+          <w:lang w:val="pt-PT"/>
+        </w:rPr>
+        <w:t>Pode adicionar Observações.</w:t>
       </w:r>
     </w:p>
     <w:p>
@@ -2621,10 +5090,10 @@
           <w:lang w:val="pt-PT"/>
         </w:rPr>
         <w:drawing>
-          <wp:inline distT="0" distB="0" distL="0" distR="0" wp14:anchorId="7B57CEBB" wp14:editId="72A2E5B9">
-            <wp:extent cx="1648055" cy="428685"/>
-            <wp:effectExtent l="0" t="0" r="0" b="9525"/>
-            <wp:docPr id="24" name="Picture 24"/>
+          <wp:inline distT="0" distB="0" distL="0" distR="0" wp14:anchorId="5E1BAE6D" wp14:editId="3D187164">
+            <wp:extent cx="2057400" cy="1166884"/>
+            <wp:effectExtent l="0" t="0" r="0" b="0"/>
+            <wp:docPr id="20" name="Picture 20"/>
             <wp:cNvGraphicFramePr>
               <a:graphicFrameLocks xmlns:a="http://schemas.openxmlformats.org/drawingml/2006/main" noChangeAspect="1"/>
             </wp:cNvGraphicFramePr>
@@ -2644,7 +5113,7 @@
                   <pic:spPr>
                     <a:xfrm>
                       <a:off x="0" y="0"/>
-                      <a:ext cx="1648055" cy="428685"/>
+                      <a:ext cx="2067566" cy="1172650"/>
                     </a:xfrm>
                     <a:prstGeom prst="rect">
                       <a:avLst/>
@@ -2669,10 +5138,10 @@
           <w:lang w:val="pt-PT"/>
         </w:rPr>
         <w:drawing>
-          <wp:inline distT="0" distB="0" distL="0" distR="0" wp14:anchorId="54413557" wp14:editId="52933E90">
-            <wp:extent cx="6858000" cy="3713480"/>
-            <wp:effectExtent l="0" t="0" r="0" b="1270"/>
-            <wp:docPr id="25" name="Picture 25"/>
+          <wp:inline distT="0" distB="0" distL="0" distR="0" wp14:anchorId="324EA327" wp14:editId="0E179C54">
+            <wp:extent cx="3476842" cy="2676525"/>
+            <wp:effectExtent l="0" t="0" r="9525" b="0"/>
+            <wp:docPr id="21" name="Picture 21"/>
             <wp:cNvGraphicFramePr>
               <a:graphicFrameLocks xmlns:a="http://schemas.openxmlformats.org/drawingml/2006/main" noChangeAspect="1"/>
             </wp:cNvGraphicFramePr>
@@ -2692,7 +5161,7 @@
                   <pic:spPr>
                     <a:xfrm>
                       <a:off x="0" y="0"/>
-                      <a:ext cx="6858000" cy="3713480"/>
+                      <a:ext cx="3483981" cy="2682021"/>
                     </a:xfrm>
                     <a:prstGeom prst="rect">
                       <a:avLst/>
@@ -2708,30 +5177,27 @@
     <w:p>
       <w:pPr>
         <w:rPr>
-          <w:b/>
-          <w:bCs/>
-          <w:sz w:val="24"/>
-          <w:szCs w:val="24"/>
-          <w:lang w:val="pt-PT"/>
-        </w:rPr>
-      </w:pPr>
-      <w:r>
-        <w:rPr>
-          <w:b/>
-          <w:bCs/>
-          <w:sz w:val="24"/>
-          <w:szCs w:val="24"/>
-          <w:lang w:val="pt-PT"/>
-        </w:rPr>
-        <w:t xml:space="preserve">Por defeito são marcadas os </w:t>
+          <w:lang w:val="pt-PT"/>
+        </w:rPr>
+      </w:pPr>
+    </w:p>
+    <w:p>
+      <w:pPr>
+        <w:pStyle w:val="Heading2"/>
+        <w:rPr>
+          <w:lang w:val="pt-PT"/>
+        </w:rPr>
+      </w:pPr>
+      <w:bookmarkStart w:id="15" w:name="_Toc231464951"/>
+      <w:r>
+        <w:rPr>
+          <w:lang w:val="pt-PT"/>
+        </w:rPr>
+        <w:t xml:space="preserve">Imprimir </w:t>
       </w:r>
       <w:proofErr w:type="spellStart"/>
       <w:r>
         <w:rPr>
-          <w:b/>
-          <w:bCs/>
-          <w:sz w:val="24"/>
-          <w:szCs w:val="24"/>
           <w:lang w:val="pt-PT"/>
         </w:rPr>
         <w:t>Welfare</w:t>
@@ -2739,113 +5205,41 @@
       <w:proofErr w:type="spellEnd"/>
       <w:r>
         <w:rPr>
-          <w:b/>
-          <w:bCs/>
-          <w:sz w:val="24"/>
-          <w:szCs w:val="24"/>
-          <w:lang w:val="pt-PT"/>
-        </w:rPr>
-        <w:t xml:space="preserve"> em </w:t>
-      </w:r>
-      <w:r>
-        <w:rPr>
-          <w:b/>
-          <w:bCs/>
-          <w:sz w:val="24"/>
-          <w:szCs w:val="24"/>
-          <w:highlight w:val="yellow"/>
-          <w:lang w:val="pt-PT"/>
-        </w:rPr>
-        <w:t>concordância</w:t>
-      </w:r>
-      <w:r>
-        <w:rPr>
-          <w:b/>
-          <w:bCs/>
-          <w:sz w:val="24"/>
-          <w:szCs w:val="24"/>
-          <w:lang w:val="pt-PT"/>
-        </w:rPr>
-        <w:t xml:space="preserve"> com o que foi programado no </w:t>
-      </w:r>
-      <w:proofErr w:type="spellStart"/>
-      <w:r>
-        <w:rPr>
-          <w:b/>
-          <w:bCs/>
-          <w:sz w:val="24"/>
-          <w:szCs w:val="24"/>
-          <w:highlight w:val="yellow"/>
-          <w:lang w:val="pt-PT"/>
-        </w:rPr>
-        <w:t>Welfare</w:t>
-      </w:r>
-      <w:proofErr w:type="spellEnd"/>
-      <w:r>
-        <w:rPr>
-          <w:b/>
-          <w:bCs/>
-          <w:sz w:val="24"/>
-          <w:szCs w:val="24"/>
-          <w:highlight w:val="yellow"/>
           <w:lang w:val="pt-PT"/>
         </w:rPr>
         <w:t xml:space="preserve"> Mensal</w:t>
       </w:r>
-      <w:r>
-        <w:rPr>
-          <w:b/>
-          <w:bCs/>
-          <w:sz w:val="24"/>
-          <w:szCs w:val="24"/>
-          <w:lang w:val="pt-PT"/>
-        </w:rPr>
-        <w:t>, para todos os elementos do contingente.</w:t>
-      </w:r>
-    </w:p>
-    <w:p>
-      <w:pPr>
-        <w:rPr>
-          <w:lang w:val="pt-PT"/>
-        </w:rPr>
-      </w:pPr>
-    </w:p>
-    <w:p>
-      <w:pPr>
-        <w:rPr>
-          <w:lang w:val="pt-PT"/>
-        </w:rPr>
-      </w:pPr>
-      <w:r>
-        <w:rPr>
-          <w:lang w:val="pt-PT"/>
-        </w:rPr>
-        <w:t xml:space="preserve">Para marcar ou desmarcar </w:t>
-      </w:r>
-      <w:proofErr w:type="spellStart"/>
-      <w:r>
-        <w:rPr>
-          <w:lang w:val="pt-PT"/>
-        </w:rPr>
-        <w:t>Welfare</w:t>
-      </w:r>
-      <w:proofErr w:type="spellEnd"/>
-      <w:r>
-        <w:rPr>
-          <w:lang w:val="pt-PT"/>
-        </w:rPr>
-        <w:t xml:space="preserve">, deve clicar na refeição pretendida e a mesma fica da cor temporária Verde </w:t>
-      </w:r>
+      <w:bookmarkEnd w:id="15"/>
+    </w:p>
+    <w:p>
+      <w:pPr>
+        <w:rPr>
+          <w:lang w:val="pt-PT"/>
+        </w:rPr>
+      </w:pPr>
+      <w:r>
+        <w:rPr>
+          <w:lang w:val="pt-PT"/>
+        </w:rPr>
+        <w:t>Para Imprimir, tem o botão:</w:t>
+      </w:r>
+    </w:p>
+    <w:p>
+      <w:pPr>
+        <w:rPr>
+          <w:lang w:val="pt-PT"/>
+        </w:rPr>
+      </w:pPr>
       <w:r>
         <w:rPr>
           <w:noProof/>
           <w:lang w:val="pt-PT"/>
         </w:rPr>
         <w:drawing>
-          <wp:inline distT="0" distB="0" distL="0" distR="0" wp14:anchorId="5773CED0" wp14:editId="10D1D33D">
-            <wp:extent cx="133369" cy="161948"/>
-            <wp:effectExtent l="0" t="0" r="0" b="9525"/>
-            <wp:docPr id="27" name="Picture 27"/>
+          <wp:inline distT="0" distB="0" distL="0" distR="0" wp14:anchorId="69DC4B58" wp14:editId="43435180">
+            <wp:extent cx="1476581" cy="409632"/>
+            <wp:effectExtent l="0" t="0" r="9525" b="9525"/>
+            <wp:docPr id="22" name="Picture 22"/>
             <wp:cNvGraphicFramePr>
               <a:graphicFrameLocks xmlns:a="http://schemas.openxmlformats.org/drawingml/2006/main" noChangeAspect="1"/>
             </wp:cNvGraphicFramePr>
@@ -2865,7 +5259,7 @@
                   <pic:spPr>
                     <a:xfrm>
                       <a:off x="0" y="0"/>
-                      <a:ext cx="133369" cy="161948"/>
+                      <a:ext cx="1476581" cy="409632"/>
                     </a:xfrm>
                     <a:prstGeom prst="rect">
                       <a:avLst/>
@@ -2877,12 +5271,6 @@
           </wp:inline>
         </w:drawing>
       </w:r>
-      <w:r>
-        <w:rPr>
-          <w:lang w:val="pt-PT"/>
-        </w:rPr>
-        <w:t>.</w:t>
-      </w:r>
     </w:p>
     <w:p>
       <w:pPr>
@@ -2896,10 +5284,10 @@
           <w:lang w:val="pt-PT"/>
         </w:rPr>
         <w:drawing>
-          <wp:inline distT="0" distB="0" distL="0" distR="0" wp14:anchorId="49A5B6D3" wp14:editId="1FDD7290">
-            <wp:extent cx="3019425" cy="1618254"/>
-            <wp:effectExtent l="0" t="0" r="0" b="1270"/>
-            <wp:docPr id="26" name="Picture 26"/>
+          <wp:inline distT="0" distB="0" distL="0" distR="0" wp14:anchorId="0F4BDD87" wp14:editId="5B4EDB05">
+            <wp:extent cx="3571875" cy="2104276"/>
+            <wp:effectExtent l="0" t="0" r="0" b="0"/>
+            <wp:docPr id="23" name="Picture 23"/>
             <wp:cNvGraphicFramePr>
               <a:graphicFrameLocks xmlns:a="http://schemas.openxmlformats.org/drawingml/2006/main" noChangeAspect="1"/>
             </wp:cNvGraphicFramePr>
@@ -2919,7 +5307,7 @@
                   <pic:spPr>
                     <a:xfrm>
                       <a:off x="0" y="0"/>
-                      <a:ext cx="3034114" cy="1626126"/>
+                      <a:ext cx="3577183" cy="2107403"/>
                     </a:xfrm>
                     <a:prstGeom prst="rect">
                       <a:avLst/>
@@ -2945,18 +5333,85 @@
           <w:lang w:val="pt-PT"/>
         </w:rPr>
       </w:pPr>
-      <w:r>
-        <w:rPr>
-          <w:lang w:val="pt-PT"/>
-        </w:rPr>
-        <w:t>Para Validar ou anular, clica no botão</w:t>
-      </w:r>
-      <w:r>
-        <w:rPr>
-          <w:lang w:val="pt-PT"/>
-        </w:rPr>
-        <w:t>:</w:t>
-      </w:r>
+    </w:p>
+    <w:p>
+      <w:pPr>
+        <w:pStyle w:val="Heading1"/>
+        <w:pBdr>
+          <w:bottom w:val="single" w:sz="4" w:space="1" w:color="4472C4" w:themeColor="accent1"/>
+        </w:pBdr>
+        <w:rPr>
+          <w:lang w:val="pt-PT"/>
+        </w:rPr>
+      </w:pPr>
+      <w:bookmarkStart w:id="16" w:name="_Toc231464952"/>
+      <w:proofErr w:type="spellStart"/>
+      <w:r>
+        <w:rPr>
+          <w:lang w:val="pt-PT"/>
+        </w:rPr>
+        <w:lastRenderedPageBreak/>
+        <w:t>Welfare</w:t>
+      </w:r>
+      <w:proofErr w:type="spellEnd"/>
+      <w:r>
+        <w:rPr>
+          <w:lang w:val="pt-PT"/>
+        </w:rPr>
+        <w:t xml:space="preserve"> Individual</w:t>
+      </w:r>
+      <w:bookmarkEnd w:id="16"/>
+    </w:p>
+    <w:p>
+      <w:pPr>
+        <w:rPr>
+          <w:b/>
+          <w:bCs/>
+          <w:lang w:val="pt-PT"/>
+        </w:rPr>
+      </w:pPr>
+      <w:r>
+        <w:rPr>
+          <w:lang w:val="pt-PT"/>
+        </w:rPr>
+        <w:t xml:space="preserve">Tipo de acesso: </w:t>
+      </w:r>
+      <w:r>
+        <w:rPr>
+          <w:b/>
+          <w:bCs/>
+          <w:highlight w:val="green"/>
+          <w:lang w:val="pt-PT"/>
+        </w:rPr>
+        <w:t xml:space="preserve">Gestão </w:t>
+      </w:r>
+      <w:proofErr w:type="spellStart"/>
+      <w:r>
+        <w:rPr>
+          <w:b/>
+          <w:bCs/>
+          <w:highlight w:val="green"/>
+          <w:lang w:val="pt-PT"/>
+        </w:rPr>
+        <w:t>Welfare</w:t>
+      </w:r>
+      <w:proofErr w:type="spellEnd"/>
+      <w:r>
+        <w:rPr>
+          <w:b/>
+          <w:bCs/>
+          <w:highlight w:val="green"/>
+          <w:lang w:val="pt-PT"/>
+        </w:rPr>
+        <w:t xml:space="preserve"> Individual</w:t>
+      </w:r>
+    </w:p>
+    <w:p>
+      <w:pPr>
+        <w:rPr>
+          <w:lang w:val="pt-PT"/>
+        </w:rPr>
+      </w:pPr>
     </w:p>
     <w:p>
       <w:pPr>
@@ -2970,10 +5425,10 @@
           <w:lang w:val="pt-PT"/>
         </w:rPr>
         <w:drawing>
-          <wp:inline distT="0" distB="0" distL="0" distR="0" wp14:anchorId="66CE7819" wp14:editId="19E247B4">
-            <wp:extent cx="1362265" cy="390580"/>
+          <wp:inline distT="0" distB="0" distL="0" distR="0" wp14:anchorId="7B57CEBB" wp14:editId="72A2E5B9">
+            <wp:extent cx="1648055" cy="428685"/>
             <wp:effectExtent l="0" t="0" r="0" b="9525"/>
-            <wp:docPr id="28" name="Picture 28"/>
+            <wp:docPr id="24" name="Picture 24"/>
             <wp:cNvGraphicFramePr>
               <a:graphicFrameLocks xmlns:a="http://schemas.openxmlformats.org/drawingml/2006/main" noChangeAspect="1"/>
             </wp:cNvGraphicFramePr>
@@ -2993,7 +5448,7 @@
                   <pic:spPr>
                     <a:xfrm>
                       <a:off x="0" y="0"/>
-                      <a:ext cx="1362265" cy="390580"/>
+                      <a:ext cx="1648055" cy="428685"/>
                     </a:xfrm>
                     <a:prstGeom prst="rect">
                       <a:avLst/>
@@ -3012,19 +5467,39 @@
           <w:lang w:val="pt-PT"/>
         </w:rPr>
       </w:pPr>
-    </w:p>
-    <w:p>
-      <w:pPr>
-        <w:rPr>
-          <w:lang w:val="pt-PT"/>
-        </w:rPr>
-      </w:pPr>
-      <w:r>
-        <w:rPr>
-          <w:lang w:val="pt-PT"/>
-        </w:rPr>
-        <w:lastRenderedPageBreak/>
-        <w:t>Depois em Sim se quiser gravar ou em Anular para cancelar estas marcações.</w:t>
+      <w:r>
+        <w:rPr>
+          <w:lang w:val="pt-PT"/>
+        </w:rPr>
+        <w:t xml:space="preserve">Aqui é feita a gestão dos </w:t>
+      </w:r>
+      <w:proofErr w:type="spellStart"/>
+      <w:r>
+        <w:rPr>
+          <w:lang w:val="pt-PT"/>
+        </w:rPr>
+        <w:t>Welfares</w:t>
+      </w:r>
+      <w:proofErr w:type="spellEnd"/>
+      <w:r>
+        <w:rPr>
+          <w:lang w:val="pt-PT"/>
+        </w:rPr>
+        <w:t xml:space="preserve"> Individuais do pessoal do </w:t>
+      </w:r>
+      <w:proofErr w:type="spellStart"/>
+      <w:r>
+        <w:rPr>
+          <w:lang w:val="pt-PT"/>
+        </w:rPr>
+        <w:t>contigente</w:t>
+      </w:r>
+      <w:proofErr w:type="spellEnd"/>
+      <w:r>
+        <w:rPr>
+          <w:lang w:val="pt-PT"/>
+        </w:rPr>
+        <w:t>.</w:t>
       </w:r>
     </w:p>
     <w:p>
@@ -3039,10 +5514,10 @@
           <w:lang w:val="pt-PT"/>
         </w:rPr>
         <w:drawing>
-          <wp:inline distT="0" distB="0" distL="0" distR="0" wp14:anchorId="0B29804E" wp14:editId="2801DCC0">
-            <wp:extent cx="3286125" cy="1536072"/>
-            <wp:effectExtent l="0" t="0" r="0" b="6985"/>
-            <wp:docPr id="29" name="Picture 29"/>
+          <wp:inline distT="0" distB="0" distL="0" distR="0" wp14:anchorId="759066F2" wp14:editId="48F6349F">
+            <wp:extent cx="7411720" cy="3978275"/>
+            <wp:effectExtent l="0" t="0" r="0" b="3175"/>
+            <wp:docPr id="452843837" name="Imagem 1"/>
             <wp:cNvGraphicFramePr>
               <a:graphicFrameLocks xmlns:a="http://schemas.openxmlformats.org/drawingml/2006/main" noChangeAspect="1"/>
             </wp:cNvGraphicFramePr>
@@ -3050,7 +5525,7 @@
               <a:graphicData uri="http://schemas.openxmlformats.org/drawingml/2006/picture">
                 <pic:pic xmlns:pic="http://schemas.openxmlformats.org/drawingml/2006/picture">
                   <pic:nvPicPr>
-                    <pic:cNvPr id="1" name=""/>
+                    <pic:cNvPr id="452843837" name=""/>
                     <pic:cNvPicPr/>
                   </pic:nvPicPr>
                   <pic:blipFill>
@@ -3062,7 +5537,7 @@
                   <pic:spPr>
                     <a:xfrm>
                       <a:off x="0" y="0"/>
-                      <a:ext cx="3293533" cy="1539535"/>
+                      <a:ext cx="7411720" cy="3978275"/>
                     </a:xfrm>
                     <a:prstGeom prst="rect">
                       <a:avLst/>
@@ -3078,39 +5553,174 @@
     <w:p>
       <w:pPr>
         <w:rPr>
-          <w:lang w:val="pt-PT"/>
-        </w:rPr>
-      </w:pPr>
-    </w:p>
-    <w:p>
-      <w:pPr>
-        <w:rPr>
-          <w:lang w:val="pt-PT"/>
-        </w:rPr>
-      </w:pPr>
-      <w:r>
-        <w:rPr>
-          <w:lang w:val="pt-PT"/>
-        </w:rPr>
-        <w:t>Para visualizar o Pequeno Almoço, clica no botão:</w:t>
-      </w:r>
-    </w:p>
-    <w:p>
-      <w:pPr>
-        <w:rPr>
-          <w:lang w:val="pt-PT"/>
-        </w:rPr>
-      </w:pPr>
+          <w:b/>
+          <w:bCs/>
+          <w:sz w:val="24"/>
+          <w:szCs w:val="24"/>
+          <w:lang w:val="pt-PT"/>
+        </w:rPr>
+      </w:pPr>
+      <w:r>
+        <w:rPr>
+          <w:b/>
+          <w:bCs/>
+          <w:sz w:val="24"/>
+          <w:szCs w:val="24"/>
+          <w:lang w:val="pt-PT"/>
+        </w:rPr>
+        <w:t xml:space="preserve">Por defeito são marcadas os </w:t>
+      </w:r>
+      <w:proofErr w:type="spellStart"/>
+      <w:r>
+        <w:rPr>
+          <w:b/>
+          <w:bCs/>
+          <w:sz w:val="24"/>
+          <w:szCs w:val="24"/>
+          <w:lang w:val="pt-PT"/>
+        </w:rPr>
+        <w:t>Welfare</w:t>
+      </w:r>
+      <w:proofErr w:type="spellEnd"/>
+      <w:r>
+        <w:rPr>
+          <w:b/>
+          <w:bCs/>
+          <w:sz w:val="24"/>
+          <w:szCs w:val="24"/>
+          <w:lang w:val="pt-PT"/>
+        </w:rPr>
+        <w:t xml:space="preserve"> em </w:t>
+      </w:r>
+      <w:r>
+        <w:rPr>
+          <w:b/>
+          <w:bCs/>
+          <w:sz w:val="24"/>
+          <w:szCs w:val="24"/>
+          <w:highlight w:val="yellow"/>
+          <w:lang w:val="pt-PT"/>
+        </w:rPr>
+        <w:t>concordância</w:t>
+      </w:r>
+      <w:r>
+        <w:rPr>
+          <w:b/>
+          <w:bCs/>
+          <w:sz w:val="24"/>
+          <w:szCs w:val="24"/>
+          <w:lang w:val="pt-PT"/>
+        </w:rPr>
+        <w:t xml:space="preserve"> com o que foi programado no </w:t>
+      </w:r>
+      <w:proofErr w:type="spellStart"/>
+      <w:r>
+        <w:rPr>
+          <w:b/>
+          <w:bCs/>
+          <w:sz w:val="24"/>
+          <w:szCs w:val="24"/>
+          <w:highlight w:val="yellow"/>
+          <w:lang w:val="pt-PT"/>
+        </w:rPr>
+        <w:t>Welfare</w:t>
+      </w:r>
+      <w:proofErr w:type="spellEnd"/>
+      <w:r>
+        <w:rPr>
+          <w:b/>
+          <w:bCs/>
+          <w:sz w:val="24"/>
+          <w:szCs w:val="24"/>
+          <w:highlight w:val="yellow"/>
+          <w:lang w:val="pt-PT"/>
+        </w:rPr>
+        <w:t xml:space="preserve"> Mensal</w:t>
+      </w:r>
+      <w:r>
+        <w:rPr>
+          <w:b/>
+          <w:bCs/>
+          <w:sz w:val="24"/>
+          <w:szCs w:val="24"/>
+          <w:lang w:val="pt-PT"/>
+        </w:rPr>
+        <w:t>, para todos os elementos do contingente.</w:t>
+      </w:r>
+    </w:p>
+    <w:p>
+      <w:pPr>
+        <w:rPr>
+          <w:lang w:val="pt-PT"/>
+        </w:rPr>
+      </w:pPr>
+    </w:p>
+    <w:p>
+      <w:pPr>
+        <w:pStyle w:val="Heading2"/>
+        <w:rPr>
+          <w:lang w:val="pt-PT"/>
+        </w:rPr>
+      </w:pPr>
+      <w:bookmarkStart w:id="17" w:name="_Toc231464953"/>
+      <w:r>
+        <w:rPr>
+          <w:lang w:val="pt-PT"/>
+        </w:rPr>
+        <w:t xml:space="preserve">Marcar/Desmarcar </w:t>
+      </w:r>
+      <w:proofErr w:type="spellStart"/>
+      <w:r>
+        <w:rPr>
+          <w:lang w:val="pt-PT"/>
+        </w:rPr>
+        <w:t>Welfare</w:t>
+      </w:r>
+      <w:proofErr w:type="spellEnd"/>
+      <w:r>
+        <w:rPr>
+          <w:lang w:val="pt-PT"/>
+        </w:rPr>
+        <w:t xml:space="preserve"> Individual</w:t>
+      </w:r>
+      <w:bookmarkEnd w:id="17"/>
+    </w:p>
+    <w:p>
+      <w:pPr>
+        <w:rPr>
+          <w:lang w:val="pt-PT"/>
+        </w:rPr>
+      </w:pPr>
+      <w:r>
+        <w:rPr>
+          <w:lang w:val="pt-PT"/>
+        </w:rPr>
+        <w:t xml:space="preserve">Para marcar ou desmarcar </w:t>
+      </w:r>
+      <w:proofErr w:type="spellStart"/>
+      <w:r>
+        <w:rPr>
+          <w:lang w:val="pt-PT"/>
+        </w:rPr>
+        <w:t>Welfare</w:t>
+      </w:r>
+      <w:proofErr w:type="spellEnd"/>
+      <w:r>
+        <w:rPr>
+          <w:lang w:val="pt-PT"/>
+        </w:rPr>
+        <w:t xml:space="preserve">, deve clicar na refeição pretendida e a mesma fica da cor temporária Verde </w:t>
+      </w:r>
       <w:r>
         <w:rPr>
           <w:noProof/>
           <w:lang w:val="pt-PT"/>
         </w:rPr>
         <w:drawing>
-          <wp:inline distT="0" distB="0" distL="0" distR="0" wp14:anchorId="2E87E299" wp14:editId="2E0CD2F6">
-            <wp:extent cx="1705213" cy="438211"/>
-            <wp:effectExtent l="0" t="0" r="9525" b="0"/>
-            <wp:docPr id="30" name="Picture 30"/>
+          <wp:inline distT="0" distB="0" distL="0" distR="0" wp14:anchorId="5773CED0" wp14:editId="10D1D33D">
+            <wp:extent cx="133369" cy="161948"/>
+            <wp:effectExtent l="0" t="0" r="0" b="9525"/>
+            <wp:docPr id="27" name="Picture 27"/>
             <wp:cNvGraphicFramePr>
               <a:graphicFrameLocks xmlns:a="http://schemas.openxmlformats.org/drawingml/2006/main" noChangeAspect="1"/>
             </wp:cNvGraphicFramePr>
@@ -3130,7 +5740,7 @@
                   <pic:spPr>
                     <a:xfrm>
                       <a:off x="0" y="0"/>
-                      <a:ext cx="1705213" cy="438211"/>
+                      <a:ext cx="133369" cy="161948"/>
                     </a:xfrm>
                     <a:prstGeom prst="rect">
                       <a:avLst/>
@@ -3142,6 +5752,12 @@
           </wp:inline>
         </w:drawing>
       </w:r>
+      <w:r>
+        <w:rPr>
+          <w:lang w:val="pt-PT"/>
+        </w:rPr>
+        <w:t>.</w:t>
+      </w:r>
     </w:p>
     <w:p>
       <w:pPr>
@@ -3155,10 +5771,10 @@
           <w:lang w:val="pt-PT"/>
         </w:rPr>
         <w:drawing>
-          <wp:inline distT="0" distB="0" distL="0" distR="0" wp14:anchorId="52A8FB60" wp14:editId="007CEC52">
-            <wp:extent cx="6858000" cy="3704590"/>
+          <wp:inline distT="0" distB="0" distL="0" distR="0" wp14:anchorId="49A5B6D3" wp14:editId="04B31222">
+            <wp:extent cx="2495550" cy="1337484"/>
             <wp:effectExtent l="0" t="0" r="0" b="0"/>
-            <wp:docPr id="31" name="Picture 31"/>
+            <wp:docPr id="26" name="Picture 26"/>
             <wp:cNvGraphicFramePr>
               <a:graphicFrameLocks xmlns:a="http://schemas.openxmlformats.org/drawingml/2006/main" noChangeAspect="1"/>
             </wp:cNvGraphicFramePr>
@@ -3178,7 +5794,7 @@
                   <pic:spPr>
                     <a:xfrm>
                       <a:off x="0" y="0"/>
-                      <a:ext cx="6858000" cy="3704590"/>
+                      <a:ext cx="2511632" cy="1346103"/>
                     </a:xfrm>
                     <a:prstGeom prst="rect">
                       <a:avLst/>
@@ -3208,72 +5824,31 @@
         <w:rPr>
           <w:lang w:val="pt-PT"/>
         </w:rPr>
-        <w:t xml:space="preserve">Para marcar ou desmarcar o pequeno almoço, deve clicar na refeição pretendida e a mesma fica da cor temporária Verde </w:t>
-      </w:r>
+        <w:t>Para Validar ou anular, clica no botão</w:t>
+      </w:r>
+      <w:r>
+        <w:rPr>
+          <w:lang w:val="pt-PT"/>
+        </w:rPr>
+        <w:t>:</w:t>
+      </w:r>
+    </w:p>
+    <w:p>
+      <w:pPr>
+        <w:rPr>
+          <w:lang w:val="pt-PT"/>
+        </w:rPr>
+      </w:pPr>
       <w:r>
         <w:rPr>
           <w:noProof/>
           <w:lang w:val="pt-PT"/>
         </w:rPr>
         <w:drawing>
-          <wp:inline distT="0" distB="0" distL="0" distR="0" wp14:anchorId="1D72D1DA" wp14:editId="58E967B1">
-            <wp:extent cx="133369" cy="161948"/>
+          <wp:inline distT="0" distB="0" distL="0" distR="0" wp14:anchorId="66CE7819" wp14:editId="19E247B4">
+            <wp:extent cx="1362265" cy="390580"/>
             <wp:effectExtent l="0" t="0" r="0" b="9525"/>
-            <wp:docPr id="32" name="Picture 32"/>
-            <wp:cNvGraphicFramePr>
-              <a:graphicFrameLocks xmlns:a="http://schemas.openxmlformats.org/drawingml/2006/main" noChangeAspect="1"/>
-            </wp:cNvGraphicFramePr>
-            <a:graphic xmlns:a="http://schemas.openxmlformats.org/drawingml/2006/main">
-              <a:graphicData uri="http://schemas.openxmlformats.org/drawingml/2006/picture">
-                <pic:pic xmlns:pic="http://schemas.openxmlformats.org/drawingml/2006/picture">
-                  <pic:nvPicPr>
-                    <pic:cNvPr id="1" name=""/>
-                    <pic:cNvPicPr/>
-                  </pic:nvPicPr>
-                  <pic:blipFill>
-                    <a:blip r:embed="rId38"/>
-                    <a:stretch>
-                      <a:fillRect/>
-                    </a:stretch>
-                  </pic:blipFill>
-                  <pic:spPr>
-                    <a:xfrm>
-                      <a:off x="0" y="0"/>
-                      <a:ext cx="133369" cy="161948"/>
-                    </a:xfrm>
-                    <a:prstGeom prst="rect">
-                      <a:avLst/>
-                    </a:prstGeom>
-                  </pic:spPr>
-                </pic:pic>
-              </a:graphicData>
-            </a:graphic>
-          </wp:inline>
-        </w:drawing>
-      </w:r>
-      <w:r>
-        <w:rPr>
-          <w:lang w:val="pt-PT"/>
-        </w:rPr>
-        <w:t>.</w:t>
-      </w:r>
-    </w:p>
-    <w:p>
-      <w:pPr>
-        <w:rPr>
-          <w:lang w:val="pt-PT"/>
-        </w:rPr>
-      </w:pPr>
-      <w:r>
-        <w:rPr>
-          <w:noProof/>
-          <w:lang w:val="pt-PT"/>
-        </w:rPr>
-        <w:drawing>
-          <wp:inline distT="0" distB="0" distL="0" distR="0" wp14:anchorId="1B1373E2" wp14:editId="4307BC67">
-            <wp:extent cx="2587781" cy="1066800"/>
-            <wp:effectExtent l="0" t="0" r="3175" b="0"/>
-            <wp:docPr id="33" name="Picture 33"/>
+            <wp:docPr id="28" name="Picture 28"/>
             <wp:cNvGraphicFramePr>
               <a:graphicFrameLocks xmlns:a="http://schemas.openxmlformats.org/drawingml/2006/main" noChangeAspect="1"/>
             </wp:cNvGraphicFramePr>
@@ -3293,75 +5868,6 @@
                   <pic:spPr>
                     <a:xfrm>
                       <a:off x="0" y="0"/>
-                      <a:ext cx="2590787" cy="1068039"/>
-                    </a:xfrm>
-                    <a:prstGeom prst="rect">
-                      <a:avLst/>
-                    </a:prstGeom>
-                  </pic:spPr>
-                </pic:pic>
-              </a:graphicData>
-            </a:graphic>
-          </wp:inline>
-        </w:drawing>
-      </w:r>
-    </w:p>
-    <w:p>
-      <w:pPr>
-        <w:rPr>
-          <w:lang w:val="pt-PT"/>
-        </w:rPr>
-      </w:pPr>
-    </w:p>
-    <w:p>
-      <w:pPr>
-        <w:rPr>
-          <w:lang w:val="pt-PT"/>
-        </w:rPr>
-      </w:pPr>
-      <w:r>
-        <w:rPr>
-          <w:lang w:val="pt-PT"/>
-        </w:rPr>
-        <w:lastRenderedPageBreak/>
-        <w:t>Para Validar ou anular, clica no botão:</w:t>
-      </w:r>
-    </w:p>
-    <w:p>
-      <w:pPr>
-        <w:rPr>
-          <w:lang w:val="pt-PT"/>
-        </w:rPr>
-      </w:pPr>
-      <w:r>
-        <w:rPr>
-          <w:noProof/>
-          <w:lang w:val="pt-PT"/>
-        </w:rPr>
-        <w:drawing>
-          <wp:inline distT="0" distB="0" distL="0" distR="0" wp14:anchorId="5A2325B0" wp14:editId="1169B4E5">
-            <wp:extent cx="1362265" cy="390580"/>
-            <wp:effectExtent l="0" t="0" r="0" b="9525"/>
-            <wp:docPr id="34" name="Picture 34"/>
-            <wp:cNvGraphicFramePr>
-              <a:graphicFrameLocks xmlns:a="http://schemas.openxmlformats.org/drawingml/2006/main" noChangeAspect="1"/>
-            </wp:cNvGraphicFramePr>
-            <a:graphic xmlns:a="http://schemas.openxmlformats.org/drawingml/2006/main">
-              <a:graphicData uri="http://schemas.openxmlformats.org/drawingml/2006/picture">
-                <pic:pic xmlns:pic="http://schemas.openxmlformats.org/drawingml/2006/picture">
-                  <pic:nvPicPr>
-                    <pic:cNvPr id="1" name=""/>
-                    <pic:cNvPicPr/>
-                  </pic:nvPicPr>
-                  <pic:blipFill>
-                    <a:blip r:embed="rId40"/>
-                    <a:stretch>
-                      <a:fillRect/>
-                    </a:stretch>
-                  </pic:blipFill>
-                  <pic:spPr>
-                    <a:xfrm>
-                      <a:off x="0" y="0"/>
                       <a:ext cx="1362265" cy="390580"/>
                     </a:xfrm>
                     <a:prstGeom prst="rect">
@@ -3407,10 +5913,10 @@
           <w:lang w:val="pt-PT"/>
         </w:rPr>
         <w:drawing>
-          <wp:inline distT="0" distB="0" distL="0" distR="0" wp14:anchorId="337458C3" wp14:editId="0F3A0ED1">
-            <wp:extent cx="2495550" cy="1169608"/>
+          <wp:inline distT="0" distB="0" distL="0" distR="0" wp14:anchorId="0B29804E" wp14:editId="3C6EECFE">
+            <wp:extent cx="2038350" cy="952810"/>
             <wp:effectExtent l="0" t="0" r="0" b="0"/>
-            <wp:docPr id="36" name="Picture 36"/>
+            <wp:docPr id="29" name="Picture 29"/>
             <wp:cNvGraphicFramePr>
               <a:graphicFrameLocks xmlns:a="http://schemas.openxmlformats.org/drawingml/2006/main" noChangeAspect="1"/>
             </wp:cNvGraphicFramePr>
@@ -3430,7 +5936,7 @@
                   <pic:spPr>
                     <a:xfrm>
                       <a:off x="0" y="0"/>
-                      <a:ext cx="2501916" cy="1172591"/>
+                      <a:ext cx="2051550" cy="958980"/>
                     </a:xfrm>
                     <a:prstGeom prst="rect">
                       <a:avLst/>
@@ -3452,70 +5958,31 @@
     </w:p>
     <w:p>
       <w:pPr>
-        <w:rPr>
-          <w:lang w:val="pt-PT"/>
-        </w:rPr>
-      </w:pPr>
-      <w:r>
-        <w:rPr>
-          <w:lang w:val="pt-PT"/>
-        </w:rPr>
-        <w:t xml:space="preserve">Caso seja necessário, podemos repor a marcação de todos os </w:t>
-      </w:r>
-      <w:proofErr w:type="spellStart"/>
-      <w:r>
-        <w:rPr>
-          <w:lang w:val="pt-PT"/>
-        </w:rPr>
-        <w:t>Welfare</w:t>
-      </w:r>
-      <w:proofErr w:type="spellEnd"/>
-      <w:r>
-        <w:rPr>
-          <w:lang w:val="pt-PT"/>
-        </w:rPr>
-        <w:t xml:space="preserve"> </w:t>
-      </w:r>
-      <w:proofErr w:type="spellStart"/>
-      <w:r>
-        <w:rPr>
-          <w:lang w:val="pt-PT"/>
-        </w:rPr>
-        <w:t>Individuasi</w:t>
-      </w:r>
-      <w:proofErr w:type="spellEnd"/>
-      <w:r>
-        <w:rPr>
-          <w:lang w:val="pt-PT"/>
-        </w:rPr>
-        <w:t xml:space="preserve">, marcados como o planeamento dos </w:t>
-      </w:r>
-      <w:proofErr w:type="spellStart"/>
-      <w:r>
-        <w:rPr>
-          <w:lang w:val="pt-PT"/>
-        </w:rPr>
-        <w:t>Welfare</w:t>
-      </w:r>
-      <w:proofErr w:type="spellEnd"/>
-      <w:r>
-        <w:rPr>
-          <w:lang w:val="pt-PT"/>
-        </w:rPr>
-        <w:t xml:space="preserve"> Mensal.</w:t>
-      </w:r>
-    </w:p>
-    <w:p>
-      <w:pPr>
-        <w:rPr>
-          <w:lang w:val="pt-PT"/>
-        </w:rPr>
-      </w:pPr>
-      <w:r>
-        <w:rPr>
-          <w:lang w:val="pt-PT"/>
-        </w:rPr>
-        <w:t>Para isso usamos o botão Repor:</w:t>
+        <w:pStyle w:val="Heading2"/>
+        <w:rPr>
+          <w:lang w:val="pt-PT"/>
+        </w:rPr>
+      </w:pPr>
+      <w:bookmarkStart w:id="18" w:name="_Toc231464954"/>
+      <w:r>
+        <w:rPr>
+          <w:lang w:val="pt-PT"/>
+        </w:rPr>
+        <w:t>Pequeno Almoço</w:t>
+      </w:r>
+      <w:bookmarkEnd w:id="18"/>
+    </w:p>
+    <w:p>
+      <w:pPr>
+        <w:rPr>
+          <w:lang w:val="pt-PT"/>
+        </w:rPr>
+      </w:pPr>
+      <w:r>
+        <w:rPr>
+          <w:lang w:val="pt-PT"/>
+        </w:rPr>
+        <w:t>Para visualizar o Pequeno Almoço, clica no botão:</w:t>
       </w:r>
     </w:p>
     <w:p>
@@ -3530,10 +5997,10 @@
           <w:lang w:val="pt-PT"/>
         </w:rPr>
         <w:drawing>
-          <wp:inline distT="0" distB="0" distL="0" distR="0" wp14:anchorId="4AA4DCAB" wp14:editId="31B25900">
-            <wp:extent cx="1343212" cy="371527"/>
-            <wp:effectExtent l="0" t="0" r="0" b="9525"/>
-            <wp:docPr id="38" name="Picture 38"/>
+          <wp:inline distT="0" distB="0" distL="0" distR="0" wp14:anchorId="2E87E299" wp14:editId="2E0CD2F6">
+            <wp:extent cx="1705213" cy="438211"/>
+            <wp:effectExtent l="0" t="0" r="9525" b="0"/>
+            <wp:docPr id="30" name="Picture 30"/>
             <wp:cNvGraphicFramePr>
               <a:graphicFrameLocks xmlns:a="http://schemas.openxmlformats.org/drawingml/2006/main" noChangeAspect="1"/>
             </wp:cNvGraphicFramePr>
@@ -3553,7 +6020,7 @@
                   <pic:spPr>
                     <a:xfrm>
                       <a:off x="0" y="0"/>
-                      <a:ext cx="1343212" cy="371527"/>
+                      <a:ext cx="1705213" cy="438211"/>
                     </a:xfrm>
                     <a:prstGeom prst="rect">
                       <a:avLst/>
@@ -3572,50 +6039,112 @@
           <w:lang w:val="pt-PT"/>
         </w:rPr>
       </w:pPr>
-    </w:p>
-    <w:p>
-      <w:pPr>
-        <w:rPr>
-          <w:lang w:val="pt-PT"/>
-        </w:rPr>
-      </w:pPr>
-      <w:r>
-        <w:rPr>
-          <w:lang w:val="pt-PT"/>
-        </w:rPr>
-        <w:t xml:space="preserve">Para imprimir a listagem das marcações do </w:t>
-      </w:r>
-      <w:proofErr w:type="spellStart"/>
-      <w:r>
-        <w:rPr>
-          <w:lang w:val="pt-PT"/>
-        </w:rPr>
-        <w:t>Welfare</w:t>
-      </w:r>
-      <w:proofErr w:type="spellEnd"/>
-      <w:r>
-        <w:rPr>
-          <w:lang w:val="pt-PT"/>
-        </w:rPr>
-        <w:t>, clica em</w:t>
-      </w:r>
-    </w:p>
-    <w:p>
-      <w:pPr>
-        <w:rPr>
-          <w:lang w:val="pt-PT"/>
-        </w:rPr>
-      </w:pPr>
       <w:r>
         <w:rPr>
           <w:noProof/>
           <w:lang w:val="pt-PT"/>
         </w:rPr>
         <w:drawing>
-          <wp:inline distT="0" distB="0" distL="0" distR="0" wp14:anchorId="7783B0DC" wp14:editId="1224D29F">
-            <wp:extent cx="1362265" cy="362001"/>
+          <wp:inline distT="0" distB="0" distL="0" distR="0" wp14:anchorId="15BBAEAA" wp14:editId="3C3D9455">
+            <wp:extent cx="7411720" cy="3989705"/>
             <wp:effectExtent l="0" t="0" r="0" b="0"/>
-            <wp:docPr id="37" name="Picture 37"/>
+            <wp:docPr id="848930906" name="Imagem 1"/>
+            <wp:cNvGraphicFramePr>
+              <a:graphicFrameLocks xmlns:a="http://schemas.openxmlformats.org/drawingml/2006/main" noChangeAspect="1"/>
+            </wp:cNvGraphicFramePr>
+            <a:graphic xmlns:a="http://schemas.openxmlformats.org/drawingml/2006/main">
+              <a:graphicData uri="http://schemas.openxmlformats.org/drawingml/2006/picture">
+                <pic:pic xmlns:pic="http://schemas.openxmlformats.org/drawingml/2006/picture">
+                  <pic:nvPicPr>
+                    <pic:cNvPr id="848930906" name=""/>
+                    <pic:cNvPicPr/>
+                  </pic:nvPicPr>
+                  <pic:blipFill>
+                    <a:blip r:embed="rId47"/>
+                    <a:stretch>
+                      <a:fillRect/>
+                    </a:stretch>
+                  </pic:blipFill>
+                  <pic:spPr>
+                    <a:xfrm>
+                      <a:off x="0" y="0"/>
+                      <a:ext cx="7411720" cy="3989705"/>
+                    </a:xfrm>
+                    <a:prstGeom prst="rect">
+                      <a:avLst/>
+                    </a:prstGeom>
+                  </pic:spPr>
+                </pic:pic>
+              </a:graphicData>
+            </a:graphic>
+          </wp:inline>
+        </w:drawing>
+      </w:r>
+    </w:p>
+    <w:p>
+      <w:pPr>
+        <w:rPr>
+          <w:lang w:val="pt-PT"/>
+        </w:rPr>
+      </w:pPr>
+    </w:p>
+    <w:p>
+      <w:pPr>
+        <w:rPr>
+          <w:lang w:val="pt-PT"/>
+        </w:rPr>
+      </w:pPr>
+    </w:p>
+    <w:p>
+      <w:pPr>
+        <w:pStyle w:val="Heading2"/>
+        <w:rPr>
+          <w:lang w:val="pt-PT"/>
+        </w:rPr>
+      </w:pPr>
+      <w:bookmarkStart w:id="19" w:name="_Toc231464955"/>
+      <w:r>
+        <w:rPr>
+          <w:lang w:val="pt-PT"/>
+        </w:rPr>
+        <w:t>Marcar/Desmarcar Pequeno-Almoço</w:t>
+      </w:r>
+      <w:bookmarkEnd w:id="19"/>
+    </w:p>
+    <w:p>
+      <w:pPr>
+        <w:rPr>
+          <w:lang w:val="pt-PT"/>
+        </w:rPr>
+      </w:pPr>
+      <w:r>
+        <w:rPr>
+          <w:lang w:val="pt-PT"/>
+        </w:rPr>
+        <w:t xml:space="preserve">Para marcar ou desmarcar o </w:t>
+      </w:r>
+      <w:r>
+        <w:rPr>
+          <w:lang w:val="pt-PT"/>
+        </w:rPr>
+        <w:t>pequeno-almoço</w:t>
+      </w:r>
+      <w:r>
+        <w:rPr>
+          <w:lang w:val="pt-PT"/>
+        </w:rPr>
+        <w:t xml:space="preserve">, deve clicar na refeição pretendida e a mesma fica da cor temporária Verde </w:t>
+      </w:r>
+      <w:r>
+        <w:rPr>
+          <w:noProof/>
+          <w:lang w:val="pt-PT"/>
+        </w:rPr>
+        <w:drawing>
+          <wp:inline distT="0" distB="0" distL="0" distR="0" wp14:anchorId="1D72D1DA" wp14:editId="58E967B1">
+            <wp:extent cx="133369" cy="161948"/>
+            <wp:effectExtent l="0" t="0" r="0" b="9525"/>
+            <wp:docPr id="32" name="Picture 32"/>
             <wp:cNvGraphicFramePr>
               <a:graphicFrameLocks xmlns:a="http://schemas.openxmlformats.org/drawingml/2006/main" noChangeAspect="1"/>
             </wp:cNvGraphicFramePr>
@@ -3627,7 +6156,7 @@
                     <pic:cNvPicPr/>
                   </pic:nvPicPr>
                   <pic:blipFill>
-                    <a:blip r:embed="rId47"/>
+                    <a:blip r:embed="rId42"/>
                     <a:stretch>
                       <a:fillRect/>
                     </a:stretch>
@@ -3635,7 +6164,7 @@
                   <pic:spPr>
                     <a:xfrm>
                       <a:off x="0" y="0"/>
-                      <a:ext cx="1362265" cy="362001"/>
+                      <a:ext cx="133369" cy="161948"/>
                     </a:xfrm>
                     <a:prstGeom prst="rect">
                       <a:avLst/>
@@ -3647,45 +6176,29 @@
           </wp:inline>
         </w:drawing>
       </w:r>
-    </w:p>
-    <w:p>
-      <w:pPr>
-        <w:rPr>
-          <w:lang w:val="pt-PT"/>
-        </w:rPr>
-      </w:pPr>
-    </w:p>
-    <w:p>
-      <w:pPr>
+      <w:r>
+        <w:rPr>
+          <w:lang w:val="pt-PT"/>
+        </w:rPr>
+        <w:t>.</w:t>
+      </w:r>
+    </w:p>
+    <w:p>
+      <w:pPr>
+        <w:rPr>
+          <w:lang w:val="pt-PT"/>
+        </w:rPr>
+      </w:pPr>
+      <w:r>
         <w:rPr>
           <w:noProof/>
           <w:lang w:val="pt-PT"/>
         </w:rPr>
-      </w:pPr>
-      <w:r>
-        <w:rPr>
-          <w:noProof/>
-          <w:lang w:val="pt-PT"/>
-        </w:rPr>
-        <w:t>Pode escolher em imprimir numa folah ou em 2. Em duas imprime 15 dias numa folha e os restantes na outra folha.</w:t>
-      </w:r>
-    </w:p>
-    <w:p>
-      <w:pPr>
-        <w:rPr>
-          <w:lang w:val="pt-PT"/>
-        </w:rPr>
-      </w:pPr>
-      <w:r>
-        <w:rPr>
-          <w:noProof/>
-          <w:lang w:val="pt-PT"/>
-        </w:rPr>
         <w:drawing>
-          <wp:inline distT="0" distB="0" distL="0" distR="0" wp14:anchorId="1DA0125D" wp14:editId="5E259C94">
-            <wp:extent cx="1924050" cy="1034630"/>
-            <wp:effectExtent l="0" t="0" r="0" b="0"/>
-            <wp:docPr id="64" name="Picture 64"/>
+          <wp:inline distT="0" distB="0" distL="0" distR="0" wp14:anchorId="1B1373E2" wp14:editId="4307BC67">
+            <wp:extent cx="2587781" cy="1066800"/>
+            <wp:effectExtent l="0" t="0" r="3175" b="0"/>
+            <wp:docPr id="33" name="Picture 33"/>
             <wp:cNvGraphicFramePr>
               <a:graphicFrameLocks xmlns:a="http://schemas.openxmlformats.org/drawingml/2006/main" noChangeAspect="1"/>
             </wp:cNvGraphicFramePr>
@@ -3705,7 +6218,7 @@
                   <pic:spPr>
                     <a:xfrm>
                       <a:off x="0" y="0"/>
-                      <a:ext cx="1938878" cy="1042604"/>
+                      <a:ext cx="2590787" cy="1068039"/>
                     </a:xfrm>
                     <a:prstGeom prst="rect">
                       <a:avLst/>
@@ -3724,16 +6237,111 @@
           <w:lang w:val="pt-PT"/>
         </w:rPr>
       </w:pPr>
+    </w:p>
+    <w:p>
+      <w:pPr>
+        <w:rPr>
+          <w:lang w:val="pt-PT"/>
+        </w:rPr>
+      </w:pPr>
+    </w:p>
+    <w:p>
+      <w:pPr>
+        <w:rPr>
+          <w:lang w:val="pt-PT"/>
+        </w:rPr>
+      </w:pPr>
+      <w:r>
+        <w:rPr>
+          <w:lang w:val="pt-PT"/>
+        </w:rPr>
+        <w:t>Para Validar ou anular, clica no botão:</w:t>
+      </w:r>
+    </w:p>
+    <w:p>
+      <w:pPr>
+        <w:rPr>
+          <w:lang w:val="pt-PT"/>
+        </w:rPr>
+      </w:pPr>
       <w:r>
         <w:rPr>
           <w:noProof/>
           <w:lang w:val="pt-PT"/>
         </w:rPr>
         <w:drawing>
-          <wp:inline distT="0" distB="0" distL="0" distR="0" wp14:anchorId="4F6A555D" wp14:editId="4314B87C">
-            <wp:extent cx="6858000" cy="1938655"/>
-            <wp:effectExtent l="0" t="0" r="0" b="4445"/>
-            <wp:docPr id="40" name="Picture 40"/>
+          <wp:inline distT="0" distB="0" distL="0" distR="0" wp14:anchorId="5A2325B0" wp14:editId="1169B4E5">
+            <wp:extent cx="1362265" cy="390580"/>
+            <wp:effectExtent l="0" t="0" r="0" b="9525"/>
+            <wp:docPr id="34" name="Picture 34"/>
+            <wp:cNvGraphicFramePr>
+              <a:graphicFrameLocks xmlns:a="http://schemas.openxmlformats.org/drawingml/2006/main" noChangeAspect="1"/>
+            </wp:cNvGraphicFramePr>
+            <a:graphic xmlns:a="http://schemas.openxmlformats.org/drawingml/2006/main">
+              <a:graphicData uri="http://schemas.openxmlformats.org/drawingml/2006/picture">
+                <pic:pic xmlns:pic="http://schemas.openxmlformats.org/drawingml/2006/picture">
+                  <pic:nvPicPr>
+                    <pic:cNvPr id="1" name=""/>
+                    <pic:cNvPicPr/>
+                  </pic:nvPicPr>
+                  <pic:blipFill>
+                    <a:blip r:embed="rId44"/>
+                    <a:stretch>
+                      <a:fillRect/>
+                    </a:stretch>
+                  </pic:blipFill>
+                  <pic:spPr>
+                    <a:xfrm>
+                      <a:off x="0" y="0"/>
+                      <a:ext cx="1362265" cy="390580"/>
+                    </a:xfrm>
+                    <a:prstGeom prst="rect">
+                      <a:avLst/>
+                    </a:prstGeom>
+                  </pic:spPr>
+                </pic:pic>
+              </a:graphicData>
+            </a:graphic>
+          </wp:inline>
+        </w:drawing>
+      </w:r>
+    </w:p>
+    <w:p>
+      <w:pPr>
+        <w:rPr>
+          <w:lang w:val="pt-PT"/>
+        </w:rPr>
+      </w:pPr>
+    </w:p>
+    <w:p>
+      <w:pPr>
+        <w:rPr>
+          <w:lang w:val="pt-PT"/>
+        </w:rPr>
+      </w:pPr>
+      <w:r>
+        <w:rPr>
+          <w:lang w:val="pt-PT"/>
+        </w:rPr>
+        <w:t>Depois em Sim se quiser gravar ou em Anular para cancelar estas marcações.</w:t>
+      </w:r>
+    </w:p>
+    <w:p>
+      <w:pPr>
+        <w:rPr>
+          <w:lang w:val="pt-PT"/>
+        </w:rPr>
+      </w:pPr>
+      <w:r>
+        <w:rPr>
+          <w:noProof/>
+          <w:lang w:val="pt-PT"/>
+        </w:rPr>
+        <w:drawing>
+          <wp:inline distT="0" distB="0" distL="0" distR="0" wp14:anchorId="337458C3" wp14:editId="0F3A0ED1">
+            <wp:extent cx="2495550" cy="1169608"/>
+            <wp:effectExtent l="0" t="0" r="0" b="0"/>
+            <wp:docPr id="36" name="Picture 36"/>
             <wp:cNvGraphicFramePr>
               <a:graphicFrameLocks xmlns:a="http://schemas.openxmlformats.org/drawingml/2006/main" noChangeAspect="1"/>
             </wp:cNvGraphicFramePr>
@@ -3753,7 +6361,7 @@
                   <pic:spPr>
                     <a:xfrm>
                       <a:off x="0" y="0"/>
-                      <a:ext cx="6858000" cy="1938655"/>
+                      <a:ext cx="2501916" cy="1172591"/>
                     </a:xfrm>
                     <a:prstGeom prst="rect">
                       <a:avLst/>
@@ -3772,12 +6380,115 @@
           <w:lang w:val="pt-PT"/>
         </w:rPr>
       </w:pPr>
-      <w:r>
-        <w:rPr>
-          <w:lang w:val="pt-PT"/>
-        </w:rPr>
-        <w:lastRenderedPageBreak/>
-        <w:t>Exportação de Documentos:</w:t>
+    </w:p>
+    <w:p>
+      <w:pPr>
+        <w:rPr>
+          <w:sz w:val="24"/>
+          <w:szCs w:val="24"/>
+          <w:lang w:val="pt-PT"/>
+        </w:rPr>
+      </w:pPr>
+      <w:r>
+        <w:rPr>
+          <w:sz w:val="24"/>
+          <w:szCs w:val="24"/>
+          <w:highlight w:val="yellow"/>
+          <w:lang w:val="pt-PT"/>
+        </w:rPr>
+        <w:t xml:space="preserve">Caso seja necessário, podemos </w:t>
+      </w:r>
+      <w:r>
+        <w:rPr>
+          <w:b/>
+          <w:bCs/>
+          <w:sz w:val="24"/>
+          <w:szCs w:val="24"/>
+          <w:highlight w:val="yellow"/>
+          <w:u w:val="single"/>
+          <w:lang w:val="pt-PT"/>
+        </w:rPr>
+        <w:t>repor a marcação</w:t>
+      </w:r>
+      <w:r>
+        <w:rPr>
+          <w:sz w:val="24"/>
+          <w:szCs w:val="24"/>
+          <w:highlight w:val="yellow"/>
+          <w:lang w:val="pt-PT"/>
+        </w:rPr>
+        <w:t xml:space="preserve"> de todos os </w:t>
+      </w:r>
+      <w:proofErr w:type="spellStart"/>
+      <w:r>
+        <w:rPr>
+          <w:sz w:val="24"/>
+          <w:szCs w:val="24"/>
+          <w:highlight w:val="yellow"/>
+          <w:lang w:val="pt-PT"/>
+        </w:rPr>
+        <w:t>Welfare</w:t>
+      </w:r>
+      <w:proofErr w:type="spellEnd"/>
+      <w:r>
+        <w:rPr>
+          <w:sz w:val="24"/>
+          <w:szCs w:val="24"/>
+          <w:highlight w:val="yellow"/>
+          <w:lang w:val="pt-PT"/>
+        </w:rPr>
+        <w:t xml:space="preserve"> </w:t>
+      </w:r>
+      <w:r>
+        <w:rPr>
+          <w:sz w:val="24"/>
+          <w:szCs w:val="24"/>
+          <w:highlight w:val="yellow"/>
+          <w:lang w:val="pt-PT"/>
+        </w:rPr>
+        <w:t>Individuais</w:t>
+      </w:r>
+      <w:r>
+        <w:rPr>
+          <w:sz w:val="24"/>
+          <w:szCs w:val="24"/>
+          <w:highlight w:val="yellow"/>
+          <w:lang w:val="pt-PT"/>
+        </w:rPr>
+        <w:t xml:space="preserve">, marcados como o planeamento dos </w:t>
+      </w:r>
+      <w:proofErr w:type="spellStart"/>
+      <w:r>
+        <w:rPr>
+          <w:sz w:val="24"/>
+          <w:szCs w:val="24"/>
+          <w:highlight w:val="yellow"/>
+          <w:lang w:val="pt-PT"/>
+        </w:rPr>
+        <w:t>Welfare</w:t>
+      </w:r>
+      <w:proofErr w:type="spellEnd"/>
+      <w:r>
+        <w:rPr>
+          <w:sz w:val="24"/>
+          <w:szCs w:val="24"/>
+          <w:highlight w:val="yellow"/>
+          <w:lang w:val="pt-PT"/>
+        </w:rPr>
+        <w:t xml:space="preserve"> Mensal.</w:t>
+      </w:r>
+    </w:p>
+    <w:p>
+      <w:pPr>
+        <w:rPr>
+          <w:lang w:val="pt-PT"/>
+        </w:rPr>
+      </w:pPr>
+      <w:r>
+        <w:rPr>
+          <w:lang w:val="pt-PT"/>
+        </w:rPr>
+        <w:t>Para isso usamos o botão Repor:</w:t>
       </w:r>
     </w:p>
     <w:p>
@@ -3792,10 +6503,10 @@
           <w:lang w:val="pt-PT"/>
         </w:rPr>
         <w:drawing>
-          <wp:inline distT="0" distB="0" distL="0" distR="0" wp14:anchorId="6393EDCF" wp14:editId="3D1717BC">
-            <wp:extent cx="1305107" cy="381053"/>
-            <wp:effectExtent l="0" t="0" r="9525" b="0"/>
-            <wp:docPr id="42" name="Picture 42"/>
+          <wp:inline distT="0" distB="0" distL="0" distR="0" wp14:anchorId="4AA4DCAB" wp14:editId="31B25900">
+            <wp:extent cx="1343212" cy="371527"/>
+            <wp:effectExtent l="0" t="0" r="0" b="9525"/>
+            <wp:docPr id="38" name="Picture 38"/>
             <wp:cNvGraphicFramePr>
               <a:graphicFrameLocks xmlns:a="http://schemas.openxmlformats.org/drawingml/2006/main" noChangeAspect="1"/>
             </wp:cNvGraphicFramePr>
@@ -3815,7 +6526,7 @@
                   <pic:spPr>
                     <a:xfrm>
                       <a:off x="0" y="0"/>
-                      <a:ext cx="1305107" cy="381053"/>
+                      <a:ext cx="1343212" cy="371527"/>
                     </a:xfrm>
                     <a:prstGeom prst="rect">
                       <a:avLst/>
@@ -3834,16 +6545,50 @@
           <w:lang w:val="pt-PT"/>
         </w:rPr>
       </w:pPr>
+    </w:p>
+    <w:p>
+      <w:pPr>
+        <w:rPr>
+          <w:lang w:val="pt-PT"/>
+        </w:rPr>
+      </w:pPr>
+      <w:r>
+        <w:rPr>
+          <w:lang w:val="pt-PT"/>
+        </w:rPr>
+        <w:t xml:space="preserve">Para imprimir a listagem das marcações do </w:t>
+      </w:r>
+      <w:proofErr w:type="spellStart"/>
+      <w:r>
+        <w:rPr>
+          <w:lang w:val="pt-PT"/>
+        </w:rPr>
+        <w:t>Welfare</w:t>
+      </w:r>
+      <w:proofErr w:type="spellEnd"/>
+      <w:r>
+        <w:rPr>
+          <w:lang w:val="pt-PT"/>
+        </w:rPr>
+        <w:t>, clica em</w:t>
+      </w:r>
+    </w:p>
+    <w:p>
+      <w:pPr>
+        <w:rPr>
+          <w:lang w:val="pt-PT"/>
+        </w:rPr>
+      </w:pPr>
       <w:r>
         <w:rPr>
           <w:noProof/>
           <w:lang w:val="pt-PT"/>
         </w:rPr>
         <w:drawing>
-          <wp:inline distT="0" distB="0" distL="0" distR="0" wp14:anchorId="3B399C67" wp14:editId="05CB44DB">
-            <wp:extent cx="4210018" cy="3810000"/>
-            <wp:effectExtent l="0" t="0" r="635" b="0"/>
-            <wp:docPr id="51" name="Picture 51"/>
+          <wp:inline distT="0" distB="0" distL="0" distR="0" wp14:anchorId="7783B0DC" wp14:editId="1224D29F">
+            <wp:extent cx="1362265" cy="362001"/>
+            <wp:effectExtent l="0" t="0" r="0" b="0"/>
+            <wp:docPr id="37" name="Picture 37"/>
             <wp:cNvGraphicFramePr>
               <a:graphicFrameLocks xmlns:a="http://schemas.openxmlformats.org/drawingml/2006/main" noChangeAspect="1"/>
             </wp:cNvGraphicFramePr>
@@ -3863,7 +6608,7 @@
                   <pic:spPr>
                     <a:xfrm>
                       <a:off x="0" y="0"/>
-                      <a:ext cx="4215980" cy="3815395"/>
+                      <a:ext cx="1362265" cy="362001"/>
                     </a:xfrm>
                     <a:prstGeom prst="rect">
                       <a:avLst/>
@@ -3886,19 +6631,34 @@
     <w:p>
       <w:pPr>
         <w:rPr>
-          <w:lang w:val="pt-PT"/>
-        </w:rPr>
-      </w:pPr>
-      <w:r>
-        <w:rPr>
           <w:noProof/>
           <w:lang w:val="pt-PT"/>
         </w:rPr>
+      </w:pPr>
+      <w:r>
+        <w:rPr>
+          <w:noProof/>
+          <w:lang w:val="pt-PT"/>
+        </w:rPr>
+        <w:t>Pode escolher em imprimir numa folah ou em 2. Em duas imprime 15 dias numa folha e os restantes na outra folha.</w:t>
+      </w:r>
+    </w:p>
+    <w:p>
+      <w:pPr>
+        <w:rPr>
+          <w:lang w:val="pt-PT"/>
+        </w:rPr>
+      </w:pPr>
+      <w:r>
+        <w:rPr>
+          <w:noProof/>
+          <w:lang w:val="pt-PT"/>
+        </w:rPr>
         <w:drawing>
-          <wp:inline distT="0" distB="0" distL="0" distR="0" wp14:anchorId="53EBF18C" wp14:editId="1D9E7675">
-            <wp:extent cx="1095528" cy="323895"/>
-            <wp:effectExtent l="0" t="0" r="9525" b="0"/>
-            <wp:docPr id="43" name="Picture 43"/>
+          <wp:inline distT="0" distB="0" distL="0" distR="0" wp14:anchorId="1DA0125D" wp14:editId="5E259C94">
+            <wp:extent cx="1924050" cy="1034630"/>
+            <wp:effectExtent l="0" t="0" r="0" b="0"/>
+            <wp:docPr id="64" name="Picture 64"/>
             <wp:cNvGraphicFramePr>
               <a:graphicFrameLocks xmlns:a="http://schemas.openxmlformats.org/drawingml/2006/main" noChangeAspect="1"/>
             </wp:cNvGraphicFramePr>
@@ -3918,7 +6678,7 @@
                   <pic:spPr>
                     <a:xfrm>
                       <a:off x="0" y="0"/>
-                      <a:ext cx="1095528" cy="323895"/>
+                      <a:ext cx="1938878" cy="1042604"/>
                     </a:xfrm>
                     <a:prstGeom prst="rect">
                       <a:avLst/>
@@ -3943,10 +6703,10 @@
           <w:lang w:val="pt-PT"/>
         </w:rPr>
         <w:drawing>
-          <wp:inline distT="0" distB="0" distL="0" distR="0" wp14:anchorId="619EEF67" wp14:editId="415684A0">
-            <wp:extent cx="4220532" cy="2752725"/>
-            <wp:effectExtent l="0" t="0" r="8890" b="0"/>
-            <wp:docPr id="50" name="Picture 50"/>
+          <wp:inline distT="0" distB="0" distL="0" distR="0" wp14:anchorId="4F6A555D" wp14:editId="4314B87C">
+            <wp:extent cx="6858000" cy="1938655"/>
+            <wp:effectExtent l="0" t="0" r="0" b="4445"/>
+            <wp:docPr id="40" name="Picture 40"/>
             <wp:cNvGraphicFramePr>
               <a:graphicFrameLocks xmlns:a="http://schemas.openxmlformats.org/drawingml/2006/main" noChangeAspect="1"/>
             </wp:cNvGraphicFramePr>
@@ -3966,7 +6726,7 @@
                   <pic:spPr>
                     <a:xfrm>
                       <a:off x="0" y="0"/>
-                      <a:ext cx="4228266" cy="2757769"/>
+                      <a:ext cx="6858000" cy="1938655"/>
                     </a:xfrm>
                     <a:prstGeom prst="rect">
                       <a:avLst/>
@@ -3995,6 +6755,22 @@
     </w:p>
     <w:p>
       <w:pPr>
+        <w:pStyle w:val="Heading2"/>
+        <w:rPr>
+          <w:lang w:val="pt-PT"/>
+        </w:rPr>
+      </w:pPr>
+      <w:bookmarkStart w:id="20" w:name="_Toc231464956"/>
+      <w:r>
+        <w:rPr>
+          <w:lang w:val="pt-PT"/>
+        </w:rPr>
+        <w:t>Exportação de Documentos</w:t>
+      </w:r>
+      <w:bookmarkEnd w:id="20"/>
+    </w:p>
+    <w:p>
+      <w:pPr>
         <w:rPr>
           <w:lang w:val="pt-PT"/>
         </w:rPr>
@@ -4004,12 +6780,11 @@
           <w:noProof/>
           <w:lang w:val="pt-PT"/>
         </w:rPr>
-        <w:lastRenderedPageBreak/>
         <w:drawing>
-          <wp:inline distT="0" distB="0" distL="0" distR="0" wp14:anchorId="4F3B90C4" wp14:editId="3B2D94F5">
-            <wp:extent cx="1000265" cy="400106"/>
+          <wp:inline distT="0" distB="0" distL="0" distR="0" wp14:anchorId="6393EDCF" wp14:editId="3D1717BC">
+            <wp:extent cx="1305107" cy="381053"/>
             <wp:effectExtent l="0" t="0" r="9525" b="0"/>
-            <wp:docPr id="44" name="Picture 44"/>
+            <wp:docPr id="42" name="Picture 42"/>
             <wp:cNvGraphicFramePr>
               <a:graphicFrameLocks xmlns:a="http://schemas.openxmlformats.org/drawingml/2006/main" noChangeAspect="1"/>
             </wp:cNvGraphicFramePr>
@@ -4029,7 +6804,7 @@
                   <pic:spPr>
                     <a:xfrm>
                       <a:off x="0" y="0"/>
-                      <a:ext cx="1000265" cy="400106"/>
+                      <a:ext cx="1305107" cy="381053"/>
                     </a:xfrm>
                     <a:prstGeom prst="rect">
                       <a:avLst/>
@@ -4054,10 +6829,10 @@
           <w:lang w:val="pt-PT"/>
         </w:rPr>
         <w:drawing>
-          <wp:inline distT="0" distB="0" distL="0" distR="0" wp14:anchorId="26925CAC" wp14:editId="57FA07FA">
-            <wp:extent cx="4234683" cy="2705100"/>
-            <wp:effectExtent l="0" t="0" r="0" b="0"/>
-            <wp:docPr id="49" name="Picture 49"/>
+          <wp:inline distT="0" distB="0" distL="0" distR="0" wp14:anchorId="3B399C67" wp14:editId="05CB44DB">
+            <wp:extent cx="4210018" cy="3810000"/>
+            <wp:effectExtent l="0" t="0" r="635" b="0"/>
+            <wp:docPr id="51" name="Picture 51"/>
             <wp:cNvGraphicFramePr>
               <a:graphicFrameLocks xmlns:a="http://schemas.openxmlformats.org/drawingml/2006/main" noChangeAspect="1"/>
             </wp:cNvGraphicFramePr>
@@ -4077,7 +6852,7 @@
                   <pic:spPr>
                     <a:xfrm>
                       <a:off x="0" y="0"/>
-                      <a:ext cx="4238884" cy="2707784"/>
+                      <a:ext cx="4215980" cy="3815395"/>
                     </a:xfrm>
                     <a:prstGeom prst="rect">
                       <a:avLst/>
@@ -4105,41 +6880,14 @@
       </w:pPr>
       <w:r>
         <w:rPr>
-          <w:lang w:val="pt-PT"/>
-        </w:rPr>
-        <w:t xml:space="preserve">Caso exista necessidade, por exemplo, na partida de militares durante o mês, usamos os botões HOTO que funcionam com a seleção dos </w:t>
-      </w:r>
-      <w:proofErr w:type="spellStart"/>
-      <w:r>
-        <w:rPr>
-          <w:lang w:val="pt-PT"/>
-        </w:rPr>
-        <w:t>militars</w:t>
-      </w:r>
-      <w:proofErr w:type="spellEnd"/>
-      <w:r>
-        <w:rPr>
-          <w:lang w:val="pt-PT"/>
-        </w:rPr>
-        <w:t xml:space="preserve"> que queremos para estes documentos:</w:t>
-      </w:r>
-    </w:p>
-    <w:p>
-      <w:pPr>
-        <w:rPr>
-          <w:lang w:val="pt-PT"/>
-        </w:rPr>
-      </w:pPr>
-      <w:r>
-        <w:rPr>
           <w:noProof/>
           <w:lang w:val="pt-PT"/>
         </w:rPr>
         <w:drawing>
-          <wp:inline distT="0" distB="0" distL="0" distR="0" wp14:anchorId="23AAC6B5" wp14:editId="6995C44D">
-            <wp:extent cx="1952898" cy="1714739"/>
+          <wp:inline distT="0" distB="0" distL="0" distR="0" wp14:anchorId="53EBF18C" wp14:editId="1D9E7675">
+            <wp:extent cx="1095528" cy="323895"/>
             <wp:effectExtent l="0" t="0" r="9525" b="0"/>
-            <wp:docPr id="47" name="Picture 47"/>
+            <wp:docPr id="43" name="Picture 43"/>
             <wp:cNvGraphicFramePr>
               <a:graphicFrameLocks xmlns:a="http://schemas.openxmlformats.org/drawingml/2006/main" noChangeAspect="1"/>
             </wp:cNvGraphicFramePr>
@@ -4159,7 +6907,7 @@
                   <pic:spPr>
                     <a:xfrm>
                       <a:off x="0" y="0"/>
-                      <a:ext cx="1952898" cy="1714739"/>
+                      <a:ext cx="1095528" cy="323895"/>
                     </a:xfrm>
                     <a:prstGeom prst="rect">
                       <a:avLst/>
@@ -4178,23 +6926,16 @@
           <w:lang w:val="pt-PT"/>
         </w:rPr>
       </w:pPr>
-    </w:p>
-    <w:p>
-      <w:pPr>
-        <w:rPr>
-          <w:lang w:val="pt-PT"/>
-        </w:rPr>
-      </w:pPr>
       <w:r>
         <w:rPr>
           <w:noProof/>
           <w:lang w:val="pt-PT"/>
         </w:rPr>
         <w:drawing>
-          <wp:inline distT="0" distB="0" distL="0" distR="0" wp14:anchorId="33E9BA56" wp14:editId="289E52AE">
-            <wp:extent cx="1705213" cy="323895"/>
-            <wp:effectExtent l="0" t="0" r="9525" b="0"/>
-            <wp:docPr id="45" name="Picture 45"/>
+          <wp:inline distT="0" distB="0" distL="0" distR="0" wp14:anchorId="619EEF67" wp14:editId="415684A0">
+            <wp:extent cx="4220532" cy="2752725"/>
+            <wp:effectExtent l="0" t="0" r="8890" b="0"/>
+            <wp:docPr id="50" name="Picture 50"/>
             <wp:cNvGraphicFramePr>
               <a:graphicFrameLocks xmlns:a="http://schemas.openxmlformats.org/drawingml/2006/main" noChangeAspect="1"/>
             </wp:cNvGraphicFramePr>
@@ -4214,7 +6955,7 @@
                   <pic:spPr>
                     <a:xfrm>
                       <a:off x="0" y="0"/>
-                      <a:ext cx="1705213" cy="323895"/>
+                      <a:ext cx="4228266" cy="2757769"/>
                     </a:xfrm>
                     <a:prstGeom prst="rect">
                       <a:avLst/>
@@ -4240,16 +6981,38 @@
           <w:lang w:val="pt-PT"/>
         </w:rPr>
       </w:pPr>
+    </w:p>
+    <w:p>
+      <w:pPr>
+        <w:rPr>
+          <w:lang w:val="pt-PT"/>
+        </w:rPr>
+      </w:pPr>
+    </w:p>
+    <w:p>
+      <w:pPr>
+        <w:rPr>
+          <w:lang w:val="pt-PT"/>
+        </w:rPr>
+      </w:pPr>
+    </w:p>
+    <w:p>
+      <w:pPr>
+        <w:rPr>
+          <w:lang w:val="pt-PT"/>
+        </w:rPr>
+      </w:pPr>
       <w:r>
         <w:rPr>
           <w:noProof/>
           <w:lang w:val="pt-PT"/>
         </w:rPr>
+        <w:lastRenderedPageBreak/>
         <w:drawing>
-          <wp:inline distT="0" distB="0" distL="0" distR="0" wp14:anchorId="1FB8A1D0" wp14:editId="09245B11">
-            <wp:extent cx="1162212" cy="342948"/>
-            <wp:effectExtent l="0" t="0" r="0" b="0"/>
-            <wp:docPr id="46" name="Picture 46"/>
+          <wp:inline distT="0" distB="0" distL="0" distR="0" wp14:anchorId="4F3B90C4" wp14:editId="3B2D94F5">
+            <wp:extent cx="1000265" cy="400106"/>
+            <wp:effectExtent l="0" t="0" r="9525" b="0"/>
+            <wp:docPr id="44" name="Picture 44"/>
             <wp:cNvGraphicFramePr>
               <a:graphicFrameLocks xmlns:a="http://schemas.openxmlformats.org/drawingml/2006/main" noChangeAspect="1"/>
             </wp:cNvGraphicFramePr>
@@ -4269,7 +7032,7 @@
                   <pic:spPr>
                     <a:xfrm>
                       <a:off x="0" y="0"/>
-                      <a:ext cx="1162212" cy="342948"/>
+                      <a:ext cx="1000265" cy="400106"/>
                     </a:xfrm>
                     <a:prstGeom prst="rect">
                       <a:avLst/>
@@ -4288,36 +7051,16 @@
           <w:lang w:val="pt-PT"/>
         </w:rPr>
       </w:pPr>
-    </w:p>
-    <w:p>
-      <w:pPr>
-        <w:rPr>
-          <w:lang w:val="pt-PT"/>
-        </w:rPr>
-      </w:pPr>
-      <w:r>
-        <w:rPr>
-          <w:lang w:val="pt-PT"/>
-        </w:rPr>
-        <w:t>Para enviar a relação semanal de refeições para o ESG, clicar na semana pretendida e é gerada a relação:</w:t>
-      </w:r>
-    </w:p>
-    <w:p>
-      <w:pPr>
-        <w:rPr>
-          <w:lang w:val="pt-PT"/>
-        </w:rPr>
-      </w:pPr>
       <w:r>
         <w:rPr>
           <w:noProof/>
           <w:lang w:val="pt-PT"/>
         </w:rPr>
         <w:drawing>
-          <wp:inline distT="0" distB="0" distL="0" distR="0" wp14:anchorId="79DA492E" wp14:editId="1794A249">
-            <wp:extent cx="4762500" cy="705248"/>
+          <wp:inline distT="0" distB="0" distL="0" distR="0" wp14:anchorId="26925CAC" wp14:editId="57FA07FA">
+            <wp:extent cx="4234683" cy="2705100"/>
             <wp:effectExtent l="0" t="0" r="0" b="0"/>
-            <wp:docPr id="55" name="Picture 55"/>
+            <wp:docPr id="49" name="Picture 49"/>
             <wp:cNvGraphicFramePr>
               <a:graphicFrameLocks xmlns:a="http://schemas.openxmlformats.org/drawingml/2006/main" noChangeAspect="1"/>
             </wp:cNvGraphicFramePr>
@@ -4337,7 +7080,7 @@
                   <pic:spPr>
                     <a:xfrm>
                       <a:off x="0" y="0"/>
-                      <a:ext cx="4771176" cy="706533"/>
+                      <a:ext cx="4238884" cy="2707784"/>
                     </a:xfrm>
                     <a:prstGeom prst="rect">
                       <a:avLst/>
@@ -4356,17 +7099,74 @@
           <w:lang w:val="pt-PT"/>
         </w:rPr>
       </w:pPr>
+    </w:p>
+    <w:p>
+      <w:pPr>
+        <w:pStyle w:val="Heading2"/>
+        <w:rPr>
+          <w:lang w:val="pt-PT"/>
+        </w:rPr>
+      </w:pPr>
+      <w:bookmarkStart w:id="21" w:name="_Toc231464957"/>
+      <w:proofErr w:type="spellStart"/>
+      <w:r>
+        <w:rPr>
+          <w:lang w:val="pt-PT"/>
+        </w:rPr>
+        <w:t>Welfares</w:t>
+      </w:r>
+      <w:proofErr w:type="spellEnd"/>
+      <w:r>
+        <w:rPr>
+          <w:lang w:val="pt-PT"/>
+        </w:rPr>
+        <w:t xml:space="preserve"> Individuais - HOTO</w:t>
+      </w:r>
+      <w:bookmarkEnd w:id="21"/>
+    </w:p>
+    <w:p>
+      <w:pPr>
+        <w:rPr>
+          <w:lang w:val="pt-PT"/>
+        </w:rPr>
+      </w:pPr>
+      <w:r>
+        <w:rPr>
+          <w:lang w:val="pt-PT"/>
+        </w:rPr>
+        <w:t xml:space="preserve">Caso exista necessidade, por exemplo, na partida de militares durante o mês, usamos os botões HOTO que funcionam com a seleção dos </w:t>
+      </w:r>
+      <w:proofErr w:type="spellStart"/>
+      <w:r>
+        <w:rPr>
+          <w:lang w:val="pt-PT"/>
+        </w:rPr>
+        <w:t>militars</w:t>
+      </w:r>
+      <w:proofErr w:type="spellEnd"/>
+      <w:r>
+        <w:rPr>
+          <w:lang w:val="pt-PT"/>
+        </w:rPr>
+        <w:t xml:space="preserve"> que queremos para estes documentos:</w:t>
+      </w:r>
+    </w:p>
+    <w:p>
+      <w:pPr>
+        <w:rPr>
+          <w:lang w:val="pt-PT"/>
+        </w:rPr>
+      </w:pPr>
       <w:r>
         <w:rPr>
           <w:noProof/>
           <w:lang w:val="pt-PT"/>
         </w:rPr>
-        <w:lastRenderedPageBreak/>
         <w:drawing>
-          <wp:inline distT="0" distB="0" distL="0" distR="0" wp14:anchorId="55E5D3E7" wp14:editId="4FD28330">
-            <wp:extent cx="5086231" cy="2495550"/>
-            <wp:effectExtent l="0" t="0" r="635" b="0"/>
-            <wp:docPr id="56" name="Picture 56"/>
+          <wp:inline distT="0" distB="0" distL="0" distR="0" wp14:anchorId="23AAC6B5" wp14:editId="044BA7B6">
+            <wp:extent cx="1337911" cy="1174750"/>
+            <wp:effectExtent l="0" t="0" r="0" b="6350"/>
+            <wp:docPr id="47" name="Picture 47"/>
             <wp:cNvGraphicFramePr>
               <a:graphicFrameLocks xmlns:a="http://schemas.openxmlformats.org/drawingml/2006/main" noChangeAspect="1"/>
             </wp:cNvGraphicFramePr>
@@ -4386,7 +7186,7 @@
                   <pic:spPr>
                     <a:xfrm>
                       <a:off x="0" y="0"/>
-                      <a:ext cx="5090533" cy="2497661"/>
+                      <a:ext cx="1340261" cy="1176813"/>
                     </a:xfrm>
                     <a:prstGeom prst="rect">
                       <a:avLst/>
@@ -4414,41 +7214,14 @@
       </w:pPr>
       <w:r>
         <w:rPr>
-          <w:lang w:val="pt-PT"/>
-        </w:rPr>
-        <w:t xml:space="preserve">Caso seja necessário, para ajudar no reembolso, podemos usar a Distribuição XFA que calcula, baseado no </w:t>
-      </w:r>
-      <w:proofErr w:type="gramStart"/>
-      <w:r>
-        <w:rPr>
-          <w:lang w:val="pt-PT"/>
-        </w:rPr>
-        <w:t>numero</w:t>
-      </w:r>
-      <w:proofErr w:type="gramEnd"/>
-      <w:r>
-        <w:rPr>
-          <w:lang w:val="pt-PT"/>
-        </w:rPr>
-        <w:t xml:space="preserve"> de notas que temos, o total de cada nota a dar aos militares.</w:t>
-      </w:r>
-    </w:p>
-    <w:p>
-      <w:pPr>
-        <w:rPr>
-          <w:lang w:val="pt-PT"/>
-        </w:rPr>
-      </w:pPr>
-      <w:r>
-        <w:rPr>
           <w:noProof/>
           <w:lang w:val="pt-PT"/>
         </w:rPr>
         <w:drawing>
-          <wp:inline distT="0" distB="0" distL="0" distR="0" wp14:anchorId="313062B7" wp14:editId="2847E006">
-            <wp:extent cx="1286054" cy="438211"/>
+          <wp:inline distT="0" distB="0" distL="0" distR="0" wp14:anchorId="33E9BA56" wp14:editId="289E52AE">
+            <wp:extent cx="1705213" cy="323895"/>
             <wp:effectExtent l="0" t="0" r="9525" b="0"/>
-            <wp:docPr id="52" name="Picture 52"/>
+            <wp:docPr id="45" name="Picture 45"/>
             <wp:cNvGraphicFramePr>
               <a:graphicFrameLocks xmlns:a="http://schemas.openxmlformats.org/drawingml/2006/main" noChangeAspect="1"/>
             </wp:cNvGraphicFramePr>
@@ -4468,7 +7241,7 @@
                   <pic:spPr>
                     <a:xfrm>
                       <a:off x="0" y="0"/>
-                      <a:ext cx="1286054" cy="438211"/>
+                      <a:ext cx="1705213" cy="323895"/>
                     </a:xfrm>
                     <a:prstGeom prst="rect">
                       <a:avLst/>
@@ -4487,16 +7260,23 @@
           <w:lang w:val="pt-PT"/>
         </w:rPr>
       </w:pPr>
+    </w:p>
+    <w:p>
+      <w:pPr>
+        <w:rPr>
+          <w:lang w:val="pt-PT"/>
+        </w:rPr>
+      </w:pPr>
       <w:r>
         <w:rPr>
           <w:noProof/>
           <w:lang w:val="pt-PT"/>
         </w:rPr>
         <w:drawing>
-          <wp:inline distT="0" distB="0" distL="0" distR="0" wp14:anchorId="7035B65D" wp14:editId="48D01E4E">
-            <wp:extent cx="5883539" cy="3657600"/>
-            <wp:effectExtent l="0" t="0" r="3175" b="0"/>
-            <wp:docPr id="54" name="Picture 54"/>
+          <wp:inline distT="0" distB="0" distL="0" distR="0" wp14:anchorId="1FB8A1D0" wp14:editId="09245B11">
+            <wp:extent cx="1162212" cy="342948"/>
+            <wp:effectExtent l="0" t="0" r="0" b="0"/>
+            <wp:docPr id="46" name="Picture 46"/>
             <wp:cNvGraphicFramePr>
               <a:graphicFrameLocks xmlns:a="http://schemas.openxmlformats.org/drawingml/2006/main" noChangeAspect="1"/>
             </wp:cNvGraphicFramePr>
@@ -4516,7 +7296,7 @@
                   <pic:spPr>
                     <a:xfrm>
                       <a:off x="0" y="0"/>
-                      <a:ext cx="5884977" cy="3658494"/>
+                      <a:ext cx="1162212" cy="342948"/>
                     </a:xfrm>
                     <a:prstGeom prst="rect">
                       <a:avLst/>
@@ -4538,14 +7318,883 @@
     </w:p>
     <w:p>
       <w:pPr>
-        <w:rPr>
-          <w:lang w:val="pt-PT"/>
-        </w:rPr>
-      </w:pPr>
+        <w:pStyle w:val="Heading2"/>
+        <w:rPr>
+          <w:lang w:val="pt-PT"/>
+        </w:rPr>
+      </w:pPr>
+      <w:bookmarkStart w:id="22" w:name="_Toc231464958"/>
+      <w:r>
+        <w:rPr>
+          <w:lang w:val="pt-PT"/>
+        </w:rPr>
+        <w:t>Relação semanal de refeições - ESG</w:t>
+      </w:r>
+      <w:bookmarkEnd w:id="22"/>
+    </w:p>
+    <w:p>
+      <w:pPr>
+        <w:rPr>
+          <w:lang w:val="pt-PT"/>
+        </w:rPr>
+      </w:pPr>
+      <w:r>
+        <w:rPr>
+          <w:lang w:val="pt-PT"/>
+        </w:rPr>
+        <w:t>Para enviar a relação semanal de refeições para o ESG, clicar na semana pretendida e é gerada a relação:</w:t>
+      </w:r>
+    </w:p>
+    <w:p>
+      <w:pPr>
+        <w:rPr>
+          <w:lang w:val="pt-PT"/>
+        </w:rPr>
+      </w:pPr>
+      <w:r>
+        <w:rPr>
+          <w:noProof/>
+          <w:lang w:val="pt-PT"/>
+        </w:rPr>
+        <w:drawing>
+          <wp:inline distT="0" distB="0" distL="0" distR="0" wp14:anchorId="79DA492E" wp14:editId="1794A249">
+            <wp:extent cx="4762500" cy="705248"/>
+            <wp:effectExtent l="0" t="0" r="0" b="0"/>
+            <wp:docPr id="55" name="Picture 55"/>
+            <wp:cNvGraphicFramePr>
+              <a:graphicFrameLocks xmlns:a="http://schemas.openxmlformats.org/drawingml/2006/main" noChangeAspect="1"/>
+            </wp:cNvGraphicFramePr>
+            <a:graphic xmlns:a="http://schemas.openxmlformats.org/drawingml/2006/main">
+              <a:graphicData uri="http://schemas.openxmlformats.org/drawingml/2006/picture">
+                <pic:pic xmlns:pic="http://schemas.openxmlformats.org/drawingml/2006/picture">
+                  <pic:nvPicPr>
+                    <pic:cNvPr id="1" name=""/>
+                    <pic:cNvPicPr/>
+                  </pic:nvPicPr>
+                  <pic:blipFill>
+                    <a:blip r:embed="rId63"/>
+                    <a:stretch>
+                      <a:fillRect/>
+                    </a:stretch>
+                  </pic:blipFill>
+                  <pic:spPr>
+                    <a:xfrm>
+                      <a:off x="0" y="0"/>
+                      <a:ext cx="4771176" cy="706533"/>
+                    </a:xfrm>
+                    <a:prstGeom prst="rect">
+                      <a:avLst/>
+                    </a:prstGeom>
+                  </pic:spPr>
+                </pic:pic>
+              </a:graphicData>
+            </a:graphic>
+          </wp:inline>
+        </w:drawing>
+      </w:r>
+    </w:p>
+    <w:p>
+      <w:pPr>
+        <w:rPr>
+          <w:lang w:val="pt-PT"/>
+        </w:rPr>
+      </w:pPr>
+      <w:r>
+        <w:rPr>
+          <w:noProof/>
+          <w:lang w:val="pt-PT"/>
+        </w:rPr>
+        <w:lastRenderedPageBreak/>
+        <w:drawing>
+          <wp:inline distT="0" distB="0" distL="0" distR="0" wp14:anchorId="55E5D3E7" wp14:editId="4FD28330">
+            <wp:extent cx="5086231" cy="2495550"/>
+            <wp:effectExtent l="0" t="0" r="635" b="0"/>
+            <wp:docPr id="56" name="Picture 56"/>
+            <wp:cNvGraphicFramePr>
+              <a:graphicFrameLocks xmlns:a="http://schemas.openxmlformats.org/drawingml/2006/main" noChangeAspect="1"/>
+            </wp:cNvGraphicFramePr>
+            <a:graphic xmlns:a="http://schemas.openxmlformats.org/drawingml/2006/main">
+              <a:graphicData uri="http://schemas.openxmlformats.org/drawingml/2006/picture">
+                <pic:pic xmlns:pic="http://schemas.openxmlformats.org/drawingml/2006/picture">
+                  <pic:nvPicPr>
+                    <pic:cNvPr id="1" name=""/>
+                    <pic:cNvPicPr/>
+                  </pic:nvPicPr>
+                  <pic:blipFill>
+                    <a:blip r:embed="rId64"/>
+                    <a:stretch>
+                      <a:fillRect/>
+                    </a:stretch>
+                  </pic:blipFill>
+                  <pic:spPr>
+                    <a:xfrm>
+                      <a:off x="0" y="0"/>
+                      <a:ext cx="5090533" cy="2497661"/>
+                    </a:xfrm>
+                    <a:prstGeom prst="rect">
+                      <a:avLst/>
+                    </a:prstGeom>
+                  </pic:spPr>
+                </pic:pic>
+              </a:graphicData>
+            </a:graphic>
+          </wp:inline>
+        </w:drawing>
+      </w:r>
+    </w:p>
+    <w:p>
+      <w:pPr>
+        <w:rPr>
+          <w:lang w:val="pt-PT"/>
+        </w:rPr>
+      </w:pPr>
+    </w:p>
+    <w:p>
+      <w:pPr>
+        <w:pStyle w:val="Heading1"/>
+        <w:pBdr>
+          <w:bottom w:val="single" w:sz="4" w:space="1" w:color="4472C4" w:themeColor="accent1"/>
+        </w:pBdr>
+        <w:rPr>
+          <w:lang w:val="pt-PT"/>
+        </w:rPr>
+      </w:pPr>
+      <w:bookmarkStart w:id="23" w:name="_Toc231464959"/>
+      <w:r>
+        <w:rPr>
+          <w:lang w:val="pt-PT"/>
+        </w:rPr>
+        <w:t>Distribuição do Reembolso XFA</w:t>
+      </w:r>
+      <w:bookmarkEnd w:id="23"/>
+    </w:p>
+    <w:p>
+      <w:pPr>
+        <w:rPr>
+          <w:lang w:val="pt-PT"/>
+        </w:rPr>
+      </w:pPr>
+      <w:r>
+        <w:rPr>
+          <w:lang w:val="pt-PT"/>
+        </w:rPr>
+        <w:t>Caso seja necessário, para ajudar no reembolso, podemos usar a Distribuição XFA que calcula, baseado no numero de notas que temos, o total de cada nota a dar aos militares.</w:t>
+      </w:r>
+    </w:p>
+    <w:p>
+      <w:pPr>
+        <w:rPr>
+          <w:lang w:val="pt-PT"/>
+        </w:rPr>
+      </w:pPr>
+      <w:r>
+        <w:rPr>
+          <w:noProof/>
+          <w:lang w:val="pt-PT"/>
+        </w:rPr>
+        <w:drawing>
+          <wp:inline distT="0" distB="0" distL="0" distR="0" wp14:anchorId="313062B7" wp14:editId="2847E006">
+            <wp:extent cx="1286054" cy="438211"/>
+            <wp:effectExtent l="0" t="0" r="9525" b="0"/>
+            <wp:docPr id="52" name="Picture 52"/>
+            <wp:cNvGraphicFramePr>
+              <a:graphicFrameLocks xmlns:a="http://schemas.openxmlformats.org/drawingml/2006/main" noChangeAspect="1"/>
+            </wp:cNvGraphicFramePr>
+            <a:graphic xmlns:a="http://schemas.openxmlformats.org/drawingml/2006/main">
+              <a:graphicData uri="http://schemas.openxmlformats.org/drawingml/2006/picture">
+                <pic:pic xmlns:pic="http://schemas.openxmlformats.org/drawingml/2006/picture">
+                  <pic:nvPicPr>
+                    <pic:cNvPr id="1" name=""/>
+                    <pic:cNvPicPr/>
+                  </pic:nvPicPr>
+                  <pic:blipFill>
+                    <a:blip r:embed="rId65"/>
+                    <a:stretch>
+                      <a:fillRect/>
+                    </a:stretch>
+                  </pic:blipFill>
+                  <pic:spPr>
+                    <a:xfrm>
+                      <a:off x="0" y="0"/>
+                      <a:ext cx="1286054" cy="438211"/>
+                    </a:xfrm>
+                    <a:prstGeom prst="rect">
+                      <a:avLst/>
+                    </a:prstGeom>
+                  </pic:spPr>
+                </pic:pic>
+              </a:graphicData>
+            </a:graphic>
+          </wp:inline>
+        </w:drawing>
+      </w:r>
+    </w:p>
+    <w:p>
+      <w:pPr>
+        <w:rPr>
+          <w:lang w:val="pt-PT"/>
+        </w:rPr>
+      </w:pPr>
+      <w:r>
+        <w:rPr>
+          <w:noProof/>
+          <w:lang w:val="pt-PT"/>
+        </w:rPr>
+        <w:drawing>
+          <wp:inline distT="0" distB="0" distL="0" distR="0" wp14:anchorId="7035B65D" wp14:editId="29135775">
+            <wp:extent cx="3352800" cy="2084325"/>
+            <wp:effectExtent l="0" t="0" r="0" b="0"/>
+            <wp:docPr id="54" name="Picture 54"/>
+            <wp:cNvGraphicFramePr>
+              <a:graphicFrameLocks xmlns:a="http://schemas.openxmlformats.org/drawingml/2006/main" noChangeAspect="1"/>
+            </wp:cNvGraphicFramePr>
+            <a:graphic xmlns:a="http://schemas.openxmlformats.org/drawingml/2006/main">
+              <a:graphicData uri="http://schemas.openxmlformats.org/drawingml/2006/picture">
+                <pic:pic xmlns:pic="http://schemas.openxmlformats.org/drawingml/2006/picture">
+                  <pic:nvPicPr>
+                    <pic:cNvPr id="1" name=""/>
+                    <pic:cNvPicPr/>
+                  </pic:nvPicPr>
+                  <pic:blipFill>
+                    <a:blip r:embed="rId66"/>
+                    <a:stretch>
+                      <a:fillRect/>
+                    </a:stretch>
+                  </pic:blipFill>
+                  <pic:spPr>
+                    <a:xfrm>
+                      <a:off x="0" y="0"/>
+                      <a:ext cx="3366827" cy="2093045"/>
+                    </a:xfrm>
+                    <a:prstGeom prst="rect">
+                      <a:avLst/>
+                    </a:prstGeom>
+                  </pic:spPr>
+                </pic:pic>
+              </a:graphicData>
+            </a:graphic>
+          </wp:inline>
+        </w:drawing>
+      </w:r>
+    </w:p>
+    <w:p>
+      <w:pPr>
+        <w:rPr>
+          <w:lang w:val="pt-PT"/>
+        </w:rPr>
+      </w:pPr>
+    </w:p>
+    <w:p>
+      <w:pPr>
+        <w:pStyle w:val="Heading1"/>
+        <w:pBdr>
+          <w:bottom w:val="single" w:sz="4" w:space="1" w:color="2F5496" w:themeColor="accent1" w:themeShade="BF"/>
+        </w:pBdr>
+        <w:rPr>
+          <w:lang w:val="pt-PT"/>
+        </w:rPr>
+      </w:pPr>
+      <w:bookmarkStart w:id="24" w:name="_Toc231464960"/>
+      <w:r>
+        <w:rPr>
+          <w:lang w:val="pt-PT"/>
+        </w:rPr>
+        <w:t>Backup e Reposição da Base de dados</w:t>
+      </w:r>
+      <w:bookmarkEnd w:id="24"/>
+    </w:p>
+    <w:p>
+      <w:pPr>
+        <w:rPr>
+          <w:lang w:val="pt-PT"/>
+        </w:rPr>
+      </w:pPr>
+    </w:p>
+    <w:p>
+      <w:pPr>
+        <w:pStyle w:val="Heading2"/>
+        <w:rPr>
+          <w:lang w:val="pt-PT"/>
+        </w:rPr>
+      </w:pPr>
+      <w:bookmarkStart w:id="25" w:name="_Toc231464961"/>
+      <w:r>
+        <w:rPr>
+          <w:lang w:val="pt-PT"/>
+        </w:rPr>
+        <w:t>Backup</w:t>
+      </w:r>
+      <w:bookmarkEnd w:id="25"/>
+    </w:p>
+    <w:p>
+      <w:pPr>
+        <w:rPr>
+          <w:lang w:val="pt-PT"/>
+        </w:rPr>
+      </w:pPr>
+      <w:r>
+        <w:rPr>
+          <w:lang w:val="pt-PT"/>
+        </w:rPr>
+        <w:t xml:space="preserve">O Backup é feito </w:t>
+      </w:r>
+      <w:r>
+        <w:rPr>
+          <w:b/>
+          <w:bCs/>
+          <w:highlight w:val="yellow"/>
+          <w:lang w:val="pt-PT"/>
+        </w:rPr>
+        <w:t>automaticamente</w:t>
+      </w:r>
+      <w:r>
+        <w:rPr>
+          <w:lang w:val="pt-PT"/>
+        </w:rPr>
+        <w:t xml:space="preserve"> sempre que um </w:t>
+      </w:r>
+      <w:r>
+        <w:rPr>
+          <w:b/>
+          <w:bCs/>
+          <w:highlight w:val="yellow"/>
+          <w:lang w:val="pt-PT"/>
+        </w:rPr>
+        <w:t>utilizador entra na aplicação</w:t>
+      </w:r>
+      <w:r>
+        <w:rPr>
+          <w:lang w:val="pt-PT"/>
+        </w:rPr>
+        <w:t xml:space="preserve">. </w:t>
+      </w:r>
+    </w:p>
+    <w:p>
+      <w:pPr>
+        <w:rPr>
+          <w:lang w:val="pt-PT"/>
+        </w:rPr>
+      </w:pPr>
+      <w:r>
+        <w:rPr>
+          <w:lang w:val="pt-PT"/>
+        </w:rPr>
+        <w:t>É criada uma pasta com o nome que é a data/hora do login.</w:t>
+      </w:r>
+    </w:p>
+    <w:p>
+      <w:pPr>
+        <w:rPr>
+          <w:lang w:val="pt-PT"/>
+        </w:rPr>
+      </w:pPr>
+      <w:r>
+        <w:rPr>
+          <w:lang w:val="pt-PT"/>
+        </w:rPr>
+        <w:t xml:space="preserve">Essas pastas estão dentro duma pasta </w:t>
+      </w:r>
+      <w:proofErr w:type="spellStart"/>
+      <w:r>
+        <w:rPr>
+          <w:b/>
+          <w:bCs/>
+          <w:highlight w:val="yellow"/>
+          <w:lang w:val="pt-PT"/>
+        </w:rPr>
+        <w:t>db_backup</w:t>
+      </w:r>
+      <w:proofErr w:type="spellEnd"/>
+      <w:r>
+        <w:rPr>
+          <w:lang w:val="pt-PT"/>
+        </w:rPr>
+        <w:t xml:space="preserve"> que está sempre ao lado da base de dados em uso.</w:t>
+      </w:r>
+    </w:p>
+    <w:p>
+      <w:pPr>
+        <w:rPr>
+          <w:lang w:val="pt-PT"/>
+        </w:rPr>
+      </w:pPr>
+    </w:p>
+    <w:p>
+      <w:pPr>
+        <w:rPr>
+          <w:lang w:val="pt-PT"/>
+        </w:rPr>
+      </w:pPr>
+    </w:p>
+    <w:p>
+      <w:pPr>
+        <w:rPr>
+          <w:lang w:val="pt-PT"/>
+        </w:rPr>
+      </w:pPr>
+    </w:p>
+    <w:p>
+      <w:pPr>
+        <w:rPr>
+          <w:lang w:val="pt-PT"/>
+        </w:rPr>
+      </w:pPr>
+    </w:p>
+    <w:p>
+      <w:pPr>
+        <w:rPr>
+          <w:lang w:val="pt-PT"/>
+        </w:rPr>
+      </w:pPr>
+    </w:p>
+    <w:p>
+      <w:pPr>
+        <w:pStyle w:val="Heading2"/>
+        <w:rPr>
+          <w:lang w:val="pt-PT"/>
+        </w:rPr>
+      </w:pPr>
+      <w:bookmarkStart w:id="26" w:name="_Toc231464962"/>
+      <w:r>
+        <w:rPr>
+          <w:lang w:val="pt-PT"/>
+        </w:rPr>
+        <w:t>Base de dados em uso</w:t>
+      </w:r>
+      <w:bookmarkEnd w:id="26"/>
+    </w:p>
+    <w:p>
+      <w:pPr>
+        <w:rPr>
+          <w:lang w:val="pt-PT"/>
+        </w:rPr>
+      </w:pPr>
+    </w:p>
+    <w:p>
+      <w:pPr>
+        <w:rPr>
+          <w:lang w:val="pt-PT"/>
+        </w:rPr>
+      </w:pPr>
+      <w:r>
+        <w:rPr>
+          <w:noProof/>
+          <w:lang w:val="pt-PT"/>
+        </w:rPr>
+        <w:drawing>
+          <wp:inline distT="0" distB="0" distL="0" distR="0" wp14:anchorId="68790458" wp14:editId="05A8A107">
+            <wp:extent cx="7030431" cy="1543265"/>
+            <wp:effectExtent l="0" t="0" r="0" b="0"/>
+            <wp:docPr id="18" name="Picture 18"/>
+            <wp:cNvGraphicFramePr>
+              <a:graphicFrameLocks xmlns:a="http://schemas.openxmlformats.org/drawingml/2006/main" noChangeAspect="1"/>
+            </wp:cNvGraphicFramePr>
+            <a:graphic xmlns:a="http://schemas.openxmlformats.org/drawingml/2006/main">
+              <a:graphicData uri="http://schemas.openxmlformats.org/drawingml/2006/picture">
+                <pic:pic xmlns:pic="http://schemas.openxmlformats.org/drawingml/2006/picture">
+                  <pic:nvPicPr>
+                    <pic:cNvPr id="1" name=""/>
+                    <pic:cNvPicPr/>
+                  </pic:nvPicPr>
+                  <pic:blipFill>
+                    <a:blip r:embed="rId67"/>
+                    <a:stretch>
+                      <a:fillRect/>
+                    </a:stretch>
+                  </pic:blipFill>
+                  <pic:spPr>
+                    <a:xfrm>
+                      <a:off x="0" y="0"/>
+                      <a:ext cx="7030431" cy="1543265"/>
+                    </a:xfrm>
+                    <a:prstGeom prst="rect">
+                      <a:avLst/>
+                    </a:prstGeom>
+                  </pic:spPr>
+                </pic:pic>
+              </a:graphicData>
+            </a:graphic>
+          </wp:inline>
+        </w:drawing>
+      </w:r>
+    </w:p>
+    <w:p>
+      <w:pPr>
+        <w:rPr>
+          <w:lang w:val="pt-PT"/>
+        </w:rPr>
+      </w:pPr>
+    </w:p>
+    <w:p>
+      <w:pPr>
+        <w:pStyle w:val="Heading2"/>
+        <w:rPr>
+          <w:lang w:val="pt-PT"/>
+        </w:rPr>
+      </w:pPr>
+      <w:bookmarkStart w:id="27" w:name="_Toc231464963"/>
+      <w:r>
+        <w:rPr>
+          <w:lang w:val="pt-PT"/>
+        </w:rPr>
+        <w:t>Pasta de backup</w:t>
+      </w:r>
+      <w:bookmarkEnd w:id="27"/>
+    </w:p>
+    <w:p>
+      <w:pPr>
+        <w:rPr>
+          <w:lang w:val="pt-PT"/>
+        </w:rPr>
+      </w:pPr>
+    </w:p>
+    <w:p>
+      <w:pPr>
+        <w:rPr>
+          <w:lang w:val="pt-PT"/>
+        </w:rPr>
+      </w:pPr>
+      <w:r>
+        <w:rPr>
+          <w:noProof/>
+          <w:lang w:val="pt-PT"/>
+        </w:rPr>
+        <w:drawing>
+          <wp:inline distT="0" distB="0" distL="0" distR="0" wp14:anchorId="7E686928" wp14:editId="069730ED">
+            <wp:extent cx="6668431" cy="1476581"/>
+            <wp:effectExtent l="0" t="0" r="0" b="9525"/>
+            <wp:docPr id="25" name="Picture 25"/>
+            <wp:cNvGraphicFramePr>
+              <a:graphicFrameLocks xmlns:a="http://schemas.openxmlformats.org/drawingml/2006/main" noChangeAspect="1"/>
+            </wp:cNvGraphicFramePr>
+            <a:graphic xmlns:a="http://schemas.openxmlformats.org/drawingml/2006/main">
+              <a:graphicData uri="http://schemas.openxmlformats.org/drawingml/2006/picture">
+                <pic:pic xmlns:pic="http://schemas.openxmlformats.org/drawingml/2006/picture">
+                  <pic:nvPicPr>
+                    <pic:cNvPr id="1" name=""/>
+                    <pic:cNvPicPr/>
+                  </pic:nvPicPr>
+                  <pic:blipFill>
+                    <a:blip r:embed="rId68"/>
+                    <a:stretch>
+                      <a:fillRect/>
+                    </a:stretch>
+                  </pic:blipFill>
+                  <pic:spPr>
+                    <a:xfrm>
+                      <a:off x="0" y="0"/>
+                      <a:ext cx="6668431" cy="1476581"/>
+                    </a:xfrm>
+                    <a:prstGeom prst="rect">
+                      <a:avLst/>
+                    </a:prstGeom>
+                  </pic:spPr>
+                </pic:pic>
+              </a:graphicData>
+            </a:graphic>
+          </wp:inline>
+        </w:drawing>
+      </w:r>
+    </w:p>
+    <w:p>
+      <w:pPr>
+        <w:rPr>
+          <w:lang w:val="pt-PT"/>
+        </w:rPr>
+      </w:pPr>
+    </w:p>
+    <w:p>
+      <w:pPr>
+        <w:pStyle w:val="Heading2"/>
+        <w:rPr>
+          <w:lang w:val="pt-PT"/>
+        </w:rPr>
+      </w:pPr>
+      <w:bookmarkStart w:id="28" w:name="_Toc231464964"/>
+      <w:r>
+        <w:rPr>
+          <w:lang w:val="pt-PT"/>
+        </w:rPr>
+        <w:t>Pastas individuais de backup</w:t>
+      </w:r>
+      <w:bookmarkEnd w:id="28"/>
+    </w:p>
+    <w:p>
+      <w:pPr>
+        <w:rPr>
+          <w:lang w:val="pt-PT"/>
+        </w:rPr>
+      </w:pPr>
+    </w:p>
+    <w:p>
+      <w:pPr>
+        <w:rPr>
+          <w:lang w:val="pt-PT"/>
+        </w:rPr>
+      </w:pPr>
+      <w:r>
+        <w:rPr>
+          <w:noProof/>
+          <w:lang w:val="pt-PT"/>
+        </w:rPr>
+        <w:drawing>
+          <wp:inline distT="0" distB="0" distL="0" distR="0" wp14:anchorId="7F51F001" wp14:editId="0571524C">
+            <wp:extent cx="7335274" cy="1238423"/>
+            <wp:effectExtent l="0" t="0" r="0" b="0"/>
+            <wp:docPr id="31" name="Picture 31"/>
+            <wp:cNvGraphicFramePr>
+              <a:graphicFrameLocks xmlns:a="http://schemas.openxmlformats.org/drawingml/2006/main" noChangeAspect="1"/>
+            </wp:cNvGraphicFramePr>
+            <a:graphic xmlns:a="http://schemas.openxmlformats.org/drawingml/2006/main">
+              <a:graphicData uri="http://schemas.openxmlformats.org/drawingml/2006/picture">
+                <pic:pic xmlns:pic="http://schemas.openxmlformats.org/drawingml/2006/picture">
+                  <pic:nvPicPr>
+                    <pic:cNvPr id="1" name=""/>
+                    <pic:cNvPicPr/>
+                  </pic:nvPicPr>
+                  <pic:blipFill>
+                    <a:blip r:embed="rId69"/>
+                    <a:stretch>
+                      <a:fillRect/>
+                    </a:stretch>
+                  </pic:blipFill>
+                  <pic:spPr>
+                    <a:xfrm>
+                      <a:off x="0" y="0"/>
+                      <a:ext cx="7335274" cy="1238423"/>
+                    </a:xfrm>
+                    <a:prstGeom prst="rect">
+                      <a:avLst/>
+                    </a:prstGeom>
+                  </pic:spPr>
+                </pic:pic>
+              </a:graphicData>
+            </a:graphic>
+          </wp:inline>
+        </w:drawing>
+      </w:r>
+    </w:p>
+    <w:p>
+      <w:pPr>
+        <w:rPr>
+          <w:lang w:val="pt-PT"/>
+        </w:rPr>
+      </w:pPr>
+    </w:p>
+    <w:p>
+      <w:pPr>
+        <w:rPr>
+          <w:lang w:val="pt-PT"/>
+        </w:rPr>
+      </w:pPr>
+    </w:p>
+    <w:p>
+      <w:pPr>
+        <w:pStyle w:val="Heading2"/>
+        <w:rPr>
+          <w:lang w:val="pt-PT"/>
+        </w:rPr>
+      </w:pPr>
+      <w:bookmarkStart w:id="29" w:name="_Toc231464965"/>
+      <w:r>
+        <w:rPr>
+          <w:lang w:val="pt-PT"/>
+        </w:rPr>
+        <w:t>Reposição do Backup</w:t>
+      </w:r>
+      <w:bookmarkEnd w:id="29"/>
+    </w:p>
+    <w:p>
+      <w:pPr>
+        <w:rPr>
+          <w:lang w:val="pt-PT"/>
+        </w:rPr>
+      </w:pPr>
+    </w:p>
+    <w:p>
+      <w:pPr>
+        <w:rPr>
+          <w:lang w:val="pt-PT"/>
+        </w:rPr>
+      </w:pPr>
+      <w:r>
+        <w:rPr>
+          <w:highlight w:val="yellow"/>
+          <w:lang w:val="pt-PT"/>
+        </w:rPr>
+        <w:t>Para repor deve ir à última pasta de backup criada (ver nome da pasta)</w:t>
+      </w:r>
+    </w:p>
+    <w:p>
+      <w:pPr>
+        <w:rPr>
+          <w:lang w:val="pt-PT"/>
+        </w:rPr>
+      </w:pPr>
+      <w:r>
+        <w:rPr>
+          <w:noProof/>
+          <w:lang w:val="pt-PT"/>
+        </w:rPr>
+        <w:drawing>
+          <wp:inline distT="0" distB="0" distL="0" distR="0" wp14:anchorId="282AFBEA" wp14:editId="780BFCB5">
+            <wp:extent cx="7411720" cy="890905"/>
+            <wp:effectExtent l="0" t="0" r="0" b="4445"/>
+            <wp:docPr id="35" name="Picture 35"/>
+            <wp:cNvGraphicFramePr>
+              <a:graphicFrameLocks xmlns:a="http://schemas.openxmlformats.org/drawingml/2006/main" noChangeAspect="1"/>
+            </wp:cNvGraphicFramePr>
+            <a:graphic xmlns:a="http://schemas.openxmlformats.org/drawingml/2006/main">
+              <a:graphicData uri="http://schemas.openxmlformats.org/drawingml/2006/picture">
+                <pic:pic xmlns:pic="http://schemas.openxmlformats.org/drawingml/2006/picture">
+                  <pic:nvPicPr>
+                    <pic:cNvPr id="1" name=""/>
+                    <pic:cNvPicPr/>
+                  </pic:nvPicPr>
+                  <pic:blipFill>
+                    <a:blip r:embed="rId70"/>
+                    <a:stretch>
+                      <a:fillRect/>
+                    </a:stretch>
+                  </pic:blipFill>
+                  <pic:spPr>
+                    <a:xfrm>
+                      <a:off x="0" y="0"/>
+                      <a:ext cx="7411720" cy="890905"/>
+                    </a:xfrm>
+                    <a:prstGeom prst="rect">
+                      <a:avLst/>
+                    </a:prstGeom>
+                  </pic:spPr>
+                </pic:pic>
+              </a:graphicData>
+            </a:graphic>
+          </wp:inline>
+        </w:drawing>
+      </w:r>
+    </w:p>
+    <w:p>
+      <w:pPr>
+        <w:rPr>
+          <w:lang w:val="pt-PT"/>
+        </w:rPr>
+      </w:pPr>
+    </w:p>
+    <w:p>
+      <w:pPr>
+        <w:rPr>
+          <w:lang w:val="pt-PT"/>
+        </w:rPr>
+      </w:pPr>
+    </w:p>
+    <w:p>
+      <w:pPr>
+        <w:rPr>
+          <w:lang w:val="pt-PT"/>
+        </w:rPr>
+      </w:pPr>
+      <w:r>
+        <w:rPr>
+          <w:lang w:val="pt-PT"/>
+        </w:rPr>
+        <w:t xml:space="preserve">Copiar o ficheiro </w:t>
+      </w:r>
+      <w:r>
+        <w:rPr>
+          <w:highlight w:val="yellow"/>
+          <w:lang w:val="pt-PT"/>
+        </w:rPr>
+        <w:t>database.sqlite3</w:t>
+      </w:r>
+      <w:r>
+        <w:rPr>
+          <w:lang w:val="pt-PT"/>
+        </w:rPr>
+        <w:t xml:space="preserve"> que esta lá dentro e substituir o que está em uso, ou seja aqui:</w:t>
+      </w:r>
+    </w:p>
+    <w:p>
+      <w:pPr>
+        <w:rPr>
+          <w:lang w:val="pt-PT"/>
+        </w:rPr>
+      </w:pPr>
+    </w:p>
+    <w:p>
+      <w:pPr>
+        <w:rPr>
+          <w:lang w:val="pt-PT"/>
+        </w:rPr>
+      </w:pPr>
+      <w:r>
+        <w:rPr>
+          <w:noProof/>
+          <w:lang w:val="pt-PT"/>
+        </w:rPr>
+        <w:drawing>
+          <wp:inline distT="0" distB="0" distL="0" distR="0" wp14:anchorId="3DD5AF70" wp14:editId="49B8232B">
+            <wp:extent cx="7030431" cy="1543265"/>
+            <wp:effectExtent l="0" t="0" r="0" b="0"/>
+            <wp:docPr id="39" name="Picture 39"/>
+            <wp:cNvGraphicFramePr>
+              <a:graphicFrameLocks xmlns:a="http://schemas.openxmlformats.org/drawingml/2006/main" noChangeAspect="1"/>
+            </wp:cNvGraphicFramePr>
+            <a:graphic xmlns:a="http://schemas.openxmlformats.org/drawingml/2006/main">
+              <a:graphicData uri="http://schemas.openxmlformats.org/drawingml/2006/picture">
+                <pic:pic xmlns:pic="http://schemas.openxmlformats.org/drawingml/2006/picture">
+                  <pic:nvPicPr>
+                    <pic:cNvPr id="1" name=""/>
+                    <pic:cNvPicPr/>
+                  </pic:nvPicPr>
+                  <pic:blipFill>
+                    <a:blip r:embed="rId67"/>
+                    <a:stretch>
+                      <a:fillRect/>
+                    </a:stretch>
+                  </pic:blipFill>
+                  <pic:spPr>
+                    <a:xfrm>
+                      <a:off x="0" y="0"/>
+                      <a:ext cx="7030431" cy="1543265"/>
+                    </a:xfrm>
+                    <a:prstGeom prst="rect">
+                      <a:avLst/>
+                    </a:prstGeom>
+                  </pic:spPr>
+                </pic:pic>
+              </a:graphicData>
+            </a:graphic>
+          </wp:inline>
+        </w:drawing>
+      </w:r>
+    </w:p>
+    <w:p>
+      <w:pPr>
+        <w:rPr>
+          <w:lang w:val="pt-PT"/>
+        </w:rPr>
+      </w:pPr>
+    </w:p>
+    <w:p>
+      <w:pPr>
+        <w:rPr>
+          <w:b/>
+          <w:bCs/>
+          <w:lang w:val="pt-PT"/>
+        </w:rPr>
+      </w:pPr>
+      <w:r>
+        <w:rPr>
+          <w:b/>
+          <w:bCs/>
+          <w:lang w:val="pt-PT"/>
+        </w:rPr>
+        <w:t>Está feita a reposição da base de dados.</w:t>
+      </w:r>
     </w:p>
     <w:sectPr>
       <w:pgSz w:w="12240" w:h="15840"/>
-      <w:pgMar w:top="720" w:right="720" w:bottom="720" w:left="720" w:header="720" w:footer="720" w:gutter="0"/>
+      <w:pgMar w:top="284" w:right="284" w:bottom="284" w:left="284" w:header="720" w:footer="720" w:gutter="0"/>
       <w:cols w:space="720"/>
       <w:docGrid w:linePitch="360"/>
     </w:sectPr>
@@ -4973,6 +8622,28 @@
       <w:szCs w:val="32"/>
     </w:rPr>
   </w:style>
+  <w:style w:type="paragraph" w:styleId="Heading2">
+    <w:name w:val="heading 2"/>
+    <w:basedOn w:val="Normal"/>
+    <w:next w:val="Normal"/>
+    <w:link w:val="Heading2Char"/>
+    <w:uiPriority w:val="9"/>
+    <w:unhideWhenUsed/>
+    <w:qFormat/>
+    <w:rsid w:val="00945962"/>
+    <w:pPr>
+      <w:keepNext/>
+      <w:keepLines/>
+      <w:spacing w:before="40" w:after="0"/>
+      <w:outlineLvl w:val="1"/>
+    </w:pPr>
+    <w:rPr>
+      <w:rFonts w:asciiTheme="majorHAnsi" w:eastAsiaTheme="majorEastAsia" w:hAnsiTheme="majorHAnsi" w:cstheme="majorBidi"/>
+      <w:color w:val="2F5496" w:themeColor="accent1" w:themeShade="BF"/>
+      <w:sz w:val="26"/>
+      <w:szCs w:val="26"/>
+    </w:rPr>
+  </w:style>
   <w:style w:type="character" w:default="1" w:styleId="DefaultParagraphFont">
     <w:name w:val="Default Paragraph Font"/>
     <w:uiPriority w:val="1"/>
@@ -5031,6 +8702,79 @@
         <w:insideV w:val="single" w:sz="4" w:space="0" w:color="auto"/>
       </w:tblBorders>
     </w:tblPr>
+  </w:style>
+  <w:style w:type="character" w:customStyle="1" w:styleId="Heading2Char">
+    <w:name w:val="Heading 2 Char"/>
+    <w:basedOn w:val="DefaultParagraphFont"/>
+    <w:link w:val="Heading2"/>
+    <w:uiPriority w:val="9"/>
+    <w:rsid w:val="00945962"/>
+    <w:rPr>
+      <w:rFonts w:asciiTheme="majorHAnsi" w:eastAsiaTheme="majorEastAsia" w:hAnsiTheme="majorHAnsi" w:cstheme="majorBidi"/>
+      <w:color w:val="2F5496" w:themeColor="accent1" w:themeShade="BF"/>
+      <w:sz w:val="26"/>
+      <w:szCs w:val="26"/>
+    </w:rPr>
+  </w:style>
+  <w:style w:type="paragraph" w:styleId="TOCHeading">
+    <w:name w:val="TOC Heading"/>
+    <w:basedOn w:val="Heading1"/>
+    <w:next w:val="Normal"/>
+    <w:uiPriority w:val="39"/>
+    <w:unhideWhenUsed/>
+    <w:qFormat/>
+    <w:rsid w:val="007B0EFB"/>
+    <w:pPr>
+      <w:outlineLvl w:val="9"/>
+    </w:pPr>
+    <w:rPr>
+      <w:lang w:val="pt-PT" w:eastAsia="pt-PT"/>
+    </w:rPr>
+  </w:style>
+  <w:style w:type="paragraph" w:styleId="TOC1">
+    <w:name w:val="toc 1"/>
+    <w:basedOn w:val="Normal"/>
+    <w:next w:val="Normal"/>
+    <w:autoRedefine/>
+    <w:uiPriority w:val="39"/>
+    <w:unhideWhenUsed/>
+    <w:rsid w:val="00EC770B"/>
+    <w:pPr>
+      <w:tabs>
+        <w:tab w:val="right" w:leader="dot" w:pos="11662"/>
+      </w:tabs>
+      <w:spacing w:after="100"/>
+    </w:pPr>
+    <w:rPr>
+      <w:b/>
+      <w:bCs/>
+      <w:noProof/>
+      <w:lang w:val="pt-PT"/>
+    </w:rPr>
+  </w:style>
+  <w:style w:type="paragraph" w:styleId="TOC2">
+    <w:name w:val="toc 2"/>
+    <w:basedOn w:val="Normal"/>
+    <w:next w:val="Normal"/>
+    <w:autoRedefine/>
+    <w:uiPriority w:val="39"/>
+    <w:unhideWhenUsed/>
+    <w:rsid w:val="007B0EFB"/>
+    <w:pPr>
+      <w:spacing w:after="100"/>
+      <w:ind w:left="220"/>
+    </w:pPr>
+  </w:style>
+  <w:style w:type="character" w:styleId="Hyperlink">
+    <w:name w:val="Hyperlink"/>
+    <w:basedOn w:val="DefaultParagraphFont"/>
+    <w:uiPriority w:val="99"/>
+    <w:unhideWhenUsed/>
+    <w:rsid w:val="007B0EFB"/>
+    <w:rPr>
+      <w:color w:val="0563C1" w:themeColor="hyperlink"/>
+      <w:u w:val="single"/>
+    </w:rPr>
   </w:style>
 </w:styles>
 </file>
